--- a/Instagram_MCP_Setup_Guide.docx
+++ b/Instagram_MCP_Setup_Guide.docx
@@ -38,7 +38,45 @@
         <w:spacing w:after="140"/>
       </w:pPr>
       <w:r>
-        <w:t xml:space="preserve">The steps: download the project, create the settings file, set up Instagram and Facebook, set up followers and messages, optionally set up TikTok, and connect it to Claude. Section 8 lists everything Claude can do once it is connected. Commands in grey boxes go into the </w:t>
+        <w:t xml:space="preserve">The steps: download the project, create the settings file, set up Instagram and Facebook, set up followers and messages, optionally set up TikTok, and connect it to Claude. Section 8 lists everything Claude can do once it is connected.</w:t>
+      </w:r>
+    </w:p>
+    <w:p>
+      <w:pPr>
+        <w:spacing w:after="140"/>
+      </w:pPr>
+      <w:r>
+        <w:t xml:space="preserve">Every command in this guide works the same on </w:t>
+      </w:r>
+      <w:r>
+        <w:rPr>
+          <w:b/>
+          <w:bCs/>
+        </w:rPr>
+        <w:t xml:space="preserve">Mac, Windows and Linux</w:t>
+      </w:r>
+      <w:r>
+        <w:t xml:space="preserve">. Type commands into a terminal: the </w:t>
+      </w:r>
+      <w:r>
+        <w:rPr>
+          <w:b/>
+          <w:bCs/>
+        </w:rPr>
+        <w:t xml:space="preserve">Terminal</w:t>
+      </w:r>
+      <w:r>
+        <w:t xml:space="preserve"> app on a Mac, </w:t>
+      </w:r>
+      <w:r>
+        <w:rPr>
+          <w:b/>
+          <w:bCs/>
+        </w:rPr>
+        <w:t xml:space="preserve">PowerShell</w:t>
+      </w:r>
+      <w:r>
+        <w:t xml:space="preserve"> on Windows. Paste one line at a time and press Enter. Commands in grey boxes go into the </w:t>
       </w:r>
       <w:r>
         <w:rPr>
@@ -135,7 +173,71 @@
         <w:t xml:space="preserve">uv</w:t>
       </w:r>
       <w:r>
-        <w:t xml:space="preserve"> helper (once per computer), then close and reopen the Terminal:</w:t>
+        <w:t xml:space="preserve"> helper (once per computer). This is the only step that differs between systems, so use the line for yours, then close and reopen the terminal:</w:t>
+      </w:r>
+    </w:p>
+    <w:p>
+      <w:pPr>
+        <w:pStyle w:val="ListParagraph"/>
+        <w:numPr>
+          <w:ilvl w:val="0"/>
+          <w:numId w:val="2"/>
+        </w:numPr>
+        <w:spacing w:after="70"/>
+      </w:pPr>
+      <w:r>
+        <w:rPr>
+          <w:b/>
+          <w:bCs/>
+        </w:rPr>
+        <w:t xml:space="preserve">Mac or Linux:</w:t>
+      </w:r>
+      <w:r>
+        <w:t xml:space="preserve"> </w:t>
+      </w:r>
+      <w:r>
+        <w:rPr>
+          <w:rFonts w:ascii="Menlo" w:cs="Menlo" w:eastAsia="Menlo" w:hAnsi="Menlo"/>
+          <w:sz w:val="19"/>
+          <w:szCs w:val="19"/>
+        </w:rPr>
+        <w:t xml:space="preserve">curl -LsSf https://astral.sh/uv/install.sh | sh</w:t>
+      </w:r>
+    </w:p>
+    <w:p>
+      <w:pPr>
+        <w:pStyle w:val="ListParagraph"/>
+        <w:numPr>
+          <w:ilvl w:val="0"/>
+          <w:numId w:val="2"/>
+        </w:numPr>
+        <w:spacing w:after="70"/>
+      </w:pPr>
+      <w:r>
+        <w:rPr>
+          <w:b/>
+          <w:bCs/>
+        </w:rPr>
+        <w:t xml:space="preserve">Windows (PowerShell):</w:t>
+      </w:r>
+      <w:r>
+        <w:t xml:space="preserve"> </w:t>
+      </w:r>
+      <w:r>
+        <w:rPr>
+          <w:rFonts w:ascii="Menlo" w:cs="Menlo" w:eastAsia="Menlo" w:hAnsi="Menlo"/>
+          <w:sz w:val="19"/>
+          <w:szCs w:val="19"/>
+        </w:rPr>
+        <w:t xml:space="preserve">powershell -ExecutionPolicy ByPass -c "irm https://astral.sh/uv/install.ps1 | iex"</w:t>
+      </w:r>
+    </w:p>
+    <w:p>
+      <w:pPr>
+        <w:spacing w:after="140"/>
+      </w:pPr>
+      <w:r>
+        <w:t xml:space="preserve">Install the project:</w:t>
       </w:r>
     </w:p>
     <w:p>
@@ -150,15 +252,7 @@
           <w:sz w:val="18"/>
           <w:szCs w:val="18"/>
         </w:rPr>
-        <w:t xml:space="preserve">curl -LsSf https://astral.sh/uv/install.sh | sh</w:t>
-      </w:r>
-    </w:p>
-    <w:p>
-      <w:pPr>
-        <w:spacing w:after="140"/>
-      </w:pPr>
-      <w:r>
-        <w:t xml:space="preserve">Install the project:</w:t>
+        <w:t xml:space="preserve">cd ~/facebook-ig-mcp</w:t>
       </w:r>
     </w:p>
     <w:p>
@@ -173,7 +267,7 @@
           <w:sz w:val="18"/>
           <w:szCs w:val="18"/>
         </w:rPr>
-        <w:t xml:space="preserve">cd ~/facebook-ig-mcp</w:t>
+        <w:t xml:space="preserve">uv venv --python 3.12</w:t>
       </w:r>
     </w:p>
     <w:p>
@@ -188,7 +282,148 @@
           <w:sz w:val="18"/>
           <w:szCs w:val="18"/>
         </w:rPr>
-        <w:t xml:space="preserve">uv venv --python 3.12</w:t>
+        <w:t xml:space="preserve">uv pip install -r requirements.txt</w:t>
+      </w:r>
+    </w:p>
+    <w:p>
+      <w:pPr>
+        <w:spacing w:after="140"/>
+      </w:pPr>
+      <w:r>
+        <w:t xml:space="preserve">If the computer says </w:t>
+      </w:r>
+      <w:r>
+        <w:rPr>
+          <w:rFonts w:ascii="Menlo" w:cs="Menlo" w:eastAsia="Menlo" w:hAnsi="Menlo"/>
+          <w:sz w:val="19"/>
+          <w:szCs w:val="19"/>
+        </w:rPr>
+        <w:t xml:space="preserve">git</w:t>
+      </w:r>
+      <w:r>
+        <w:t xml:space="preserve"> is not found, install it from https://git-scm.com/downloads or use the ZIP download below.</w:t>
+      </w:r>
+    </w:p>
+    <w:p>
+      <w:pPr>
+        <w:spacing w:after="140"/>
+      </w:pPr>
+      <w:r>
+        <w:t xml:space="preserve">Links if you cannot find it:</w:t>
+      </w:r>
+    </w:p>
+    <w:p>
+      <w:pPr>
+        <w:pStyle w:val="ListParagraph"/>
+        <w:numPr>
+          <w:ilvl w:val="0"/>
+          <w:numId w:val="2"/>
+        </w:numPr>
+        <w:spacing w:after="70"/>
+      </w:pPr>
+      <w:r>
+        <w:t xml:space="preserve">The project on GitHub: https://github.com/Urnesto/facebook-ig-mcp</w:t>
+      </w:r>
+    </w:p>
+    <w:p>
+      <w:pPr>
+        <w:pStyle w:val="ListParagraph"/>
+        <w:numPr>
+          <w:ilvl w:val="0"/>
+          <w:numId w:val="2"/>
+        </w:numPr>
+        <w:spacing w:after="70"/>
+      </w:pPr>
+      <w:r>
+        <w:t xml:space="preserve">Download it as a ZIP file instead of using </w:t>
+      </w:r>
+      <w:r>
+        <w:rPr>
+          <w:rFonts w:ascii="Menlo" w:cs="Menlo" w:eastAsia="Menlo" w:hAnsi="Menlo"/>
+          <w:sz w:val="19"/>
+          <w:szCs w:val="19"/>
+        </w:rPr>
+        <w:t xml:space="preserve">git</w:t>
+      </w:r>
+      <w:r>
+        <w:t xml:space="preserve">: https://github.com/Urnesto/facebook-ig-mcp/archive/refs/heads/main.zip</w:t>
+      </w:r>
+    </w:p>
+    <w:p>
+      <w:pPr>
+        <w:pStyle w:val="ListParagraph"/>
+        <w:numPr>
+          <w:ilvl w:val="0"/>
+          <w:numId w:val="2"/>
+        </w:numPr>
+        <w:spacing w:after="70"/>
+      </w:pPr>
+      <w:r>
+        <w:t xml:space="preserve">The </w:t>
+      </w:r>
+      <w:r>
+        <w:rPr>
+          <w:rFonts w:ascii="Menlo" w:cs="Menlo" w:eastAsia="Menlo" w:hAnsi="Menlo"/>
+          <w:sz w:val="19"/>
+          <w:szCs w:val="19"/>
+        </w:rPr>
+        <w:t xml:space="preserve">uv</w:t>
+      </w:r>
+      <w:r>
+        <w:t xml:space="preserve"> helper: https://docs.astral.sh/uv/getting-started/installation/</w:t>
+      </w:r>
+    </w:p>
+    <w:p>
+      <w:pPr>
+        <w:pStyle w:val="ListParagraph"/>
+        <w:numPr>
+          <w:ilvl w:val="0"/>
+          <w:numId w:val="2"/>
+        </w:numPr>
+        <w:spacing w:after="70"/>
+      </w:pPr>
+      <w:r>
+        <w:t xml:space="preserve">Git: https://git-scm.com/downloads</w:t>
+      </w:r>
+    </w:p>
+    <w:p>
+      <w:pPr>
+        <w:pStyle w:val="ListParagraph"/>
+        <w:numPr>
+          <w:ilvl w:val="0"/>
+          <w:numId w:val="2"/>
+        </w:numPr>
+        <w:spacing w:after="70"/>
+      </w:pPr>
+      <w:r>
+        <w:t xml:space="preserve">Claude Code: https://claude.com/claude-code</w:t>
+      </w:r>
+    </w:p>
+    <w:p>
+      <w:pPr>
+        <w:pStyle w:val="Heading1"/>
+      </w:pPr>
+      <w:r>
+        <w:t xml:space="preserve">2. Create the settings file</w:t>
+      </w:r>
+    </w:p>
+    <w:p>
+      <w:pPr>
+        <w:spacing w:after="140"/>
+      </w:pPr>
+      <w:r>
+        <w:t xml:space="preserve">All keys and passwords live in one file named </w:t>
+      </w:r>
+      <w:r>
+        <w:rPr>
+          <w:rFonts w:ascii="Menlo" w:cs="Menlo" w:eastAsia="Menlo" w:hAnsi="Menlo"/>
+          <w:sz w:val="19"/>
+          <w:szCs w:val="19"/>
+        </w:rPr>
+        <w:t xml:space="preserve">.env</w:t>
+      </w:r>
+      <w:r>
+        <w:t xml:space="preserve"> in the project folder. The setup wizard creates the file and fills it in for you:</w:t>
       </w:r>
     </w:p>
     <w:p>
@@ -203,7 +438,22 @@
           <w:sz w:val="18"/>
           <w:szCs w:val="18"/>
         </w:rPr>
-        <w:t xml:space="preserve">uv pip install -r requirements.txt</w:t>
+        <w:t xml:space="preserve">cd ~/facebook-ig-mcp</w:t>
+      </w:r>
+    </w:p>
+    <w:p>
+      <w:pPr>
+        <w:shd w:fill="F2F2F2" w:val="clear"/>
+        <w:spacing w:after="160" w:before="60"/>
+        <w:ind w:left="200" w:right="200"/>
+      </w:pPr>
+      <w:r>
+        <w:rPr>
+          <w:rFonts w:ascii="Menlo" w:cs="Menlo" w:eastAsia="Menlo" w:hAnsi="Menlo"/>
+          <w:sz w:val="18"/>
+          <w:szCs w:val="18"/>
+        </w:rPr>
+        <w:t xml:space="preserve">uv run python -m src.setup_wizard</w:t>
       </w:r>
     </w:p>
     <w:p>
@@ -211,33 +461,38 @@
         <w:spacing w:after="140"/>
       </w:pPr>
       <w:r>
-        <w:t xml:space="preserve">Links if you cannot find it:</w:t>
-      </w:r>
-    </w:p>
-    <w:p>
-      <w:pPr>
-        <w:pStyle w:val="ListParagraph"/>
-        <w:numPr>
-          <w:ilvl w:val="0"/>
-          <w:numId w:val="2"/>
-        </w:numPr>
-        <w:spacing w:after="70"/>
-      </w:pPr>
-      <w:r>
-        <w:t xml:space="preserve">The project on GitHub: https://github.com/Urnesto/facebook-ig-mcp</w:t>
-      </w:r>
-    </w:p>
-    <w:p>
-      <w:pPr>
-        <w:pStyle w:val="ListParagraph"/>
-        <w:numPr>
-          <w:ilvl w:val="0"/>
-          <w:numId w:val="2"/>
-        </w:numPr>
-        <w:spacing w:after="70"/>
-      </w:pPr>
-      <w:r>
-        <w:t xml:space="preserve">Download it as a ZIP file instead of using </w:t>
+        <w:t xml:space="preserve">The wizard asks for each value in turn. Secrets are hidden while you type or paste them. Press Enter to skip a value you do not have yet, and run the wizard again whenever you have more. It never shows what is already saved.</w:t>
+      </w:r>
+    </w:p>
+    <w:p>
+      <w:pPr>
+        <w:spacing w:after="140"/>
+      </w:pPr>
+      <w:r>
+        <w:t xml:space="preserve">You get the values in sections 3 to 5. To see what is filled in so far, without showing any value:</w:t>
+      </w:r>
+    </w:p>
+    <w:p>
+      <w:pPr>
+        <w:shd w:fill="F2F2F2" w:val="clear"/>
+        <w:spacing w:after="160" w:before="60"/>
+        <w:ind w:left="200" w:right="200"/>
+      </w:pPr>
+      <w:r>
+        <w:rPr>
+          <w:rFonts w:ascii="Menlo" w:cs="Menlo" w:eastAsia="Menlo" w:hAnsi="Menlo"/>
+          <w:sz w:val="18"/>
+          <w:szCs w:val="18"/>
+        </w:rPr>
+        <w:t xml:space="preserve">uv run python -m src.setup_wizard --status</w:t>
+      </w:r>
+    </w:p>
+    <w:p>
+      <w:pPr>
+        <w:spacing w:after="140"/>
+      </w:pPr>
+      <w:r>
+        <w:t xml:space="preserve">If you prefer to edit the file by hand: make a copy of </w:t>
       </w:r>
       <w:r>
         <w:rPr>
@@ -245,23 +500,10 @@
           <w:sz w:val="19"/>
           <w:szCs w:val="19"/>
         </w:rPr>
-        <w:t xml:space="preserve">git</w:t>
-      </w:r>
-      <w:r>
-        <w:t xml:space="preserve">: https://github.com/Urnesto/facebook-ig-mcp/archive/refs/heads/main.zip</w:t>
-      </w:r>
-    </w:p>
-    <w:p>
-      <w:pPr>
-        <w:pStyle w:val="ListParagraph"/>
-        <w:numPr>
-          <w:ilvl w:val="0"/>
-          <w:numId w:val="2"/>
-        </w:numPr>
-        <w:spacing w:after="70"/>
-      </w:pPr>
-      <w:r>
-        <w:t xml:space="preserve">The </w:t>
+        <w:t xml:space="preserve">env.example</w:t>
+      </w:r>
+      <w:r>
+        <w:t xml:space="preserve">, name the copy </w:t>
       </w:r>
       <w:r>
         <w:rPr>
@@ -269,39 +511,10 @@
           <w:sz w:val="19"/>
           <w:szCs w:val="19"/>
         </w:rPr>
-        <w:t xml:space="preserve">uv</w:t>
-      </w:r>
-      <w:r>
-        <w:t xml:space="preserve"> helper: https://docs.astral.sh/uv/getting-started/installation/</w:t>
-      </w:r>
-    </w:p>
-    <w:p>
-      <w:pPr>
-        <w:pStyle w:val="ListParagraph"/>
-        <w:numPr>
-          <w:ilvl w:val="0"/>
-          <w:numId w:val="2"/>
-        </w:numPr>
-        <w:spacing w:after="70"/>
-      </w:pPr>
-      <w:r>
-        <w:t xml:space="preserve">Claude Code: https://claude.com/claude-code</w:t>
-      </w:r>
-    </w:p>
-    <w:p>
-      <w:pPr>
-        <w:pStyle w:val="Heading1"/>
-      </w:pPr>
-      <w:r>
-        <w:t xml:space="preserve">2. Create the settings file</w:t>
-      </w:r>
-    </w:p>
-    <w:p>
-      <w:pPr>
-        <w:spacing w:after="140"/>
-      </w:pPr>
-      <w:r>
-        <w:t xml:space="preserve">All keys and passwords live in one file named </w:t>
+        <w:t xml:space="preserve">.env</w:t>
+      </w:r>
+      <w:r>
+        <w:t xml:space="preserve">, and open it in a text editor (TextEdit on a Mac, Notepad on Windows). Write each value straight after the </w:t>
       </w:r>
       <w:r>
         <w:rPr>
@@ -309,59 +522,10 @@
           <w:sz w:val="19"/>
           <w:szCs w:val="19"/>
         </w:rPr>
-        <w:t xml:space="preserve">.env</w:t>
-      </w:r>
-      <w:r>
-        <w:t xml:space="preserve">. Create it and open it in TextEdit:</w:t>
-      </w:r>
-    </w:p>
-    <w:p>
-      <w:pPr>
-        <w:shd w:fill="F2F2F2" w:val="clear"/>
-        <w:spacing w:after="160" w:before="60"/>
-        <w:ind w:left="200" w:right="200"/>
-      </w:pPr>
-      <w:r>
-        <w:rPr>
-          <w:rFonts w:ascii="Menlo" w:cs="Menlo" w:eastAsia="Menlo" w:hAnsi="Menlo"/>
-          <w:sz w:val="18"/>
-          <w:szCs w:val="18"/>
-        </w:rPr>
-        <w:t xml:space="preserve">cp env.example .env</w:t>
-      </w:r>
-    </w:p>
-    <w:p>
-      <w:pPr>
-        <w:shd w:fill="F2F2F2" w:val="clear"/>
-        <w:spacing w:after="160" w:before="60"/>
-        <w:ind w:left="200" w:right="200"/>
-      </w:pPr>
-      <w:r>
-        <w:rPr>
-          <w:rFonts w:ascii="Menlo" w:cs="Menlo" w:eastAsia="Menlo" w:hAnsi="Menlo"/>
-          <w:sz w:val="18"/>
-          <w:szCs w:val="18"/>
-        </w:rPr>
-        <w:t xml:space="preserve">open -e .env</w:t>
-      </w:r>
-    </w:p>
-    <w:p>
-      <w:pPr>
-        <w:spacing w:after="140"/>
-      </w:pPr>
-      <w:r>
-        <w:t xml:space="preserve">Keep this file open. In the next sections you paste six values into it (eight if you also use TikTok). Write each value straight after the </w:t>
-      </w:r>
-      <w:r>
-        <w:rPr>
-          <w:rFonts w:ascii="Menlo" w:cs="Menlo" w:eastAsia="Menlo" w:hAnsi="Menlo"/>
-          <w:sz w:val="19"/>
-          <w:szCs w:val="19"/>
-        </w:rPr>
         <w:t xml:space="preserve">=</w:t>
       </w:r>
       <w:r>
-        <w:t xml:space="preserve"> sign, with no spaces and no quotation marks. Leave every other line as it is.</w:t>
+        <w:t xml:space="preserve"> sign, with no spaces and no quotation marks, and leave every other line as it is.</w:t>
       </w:r>
     </w:p>
     <w:tbl>
@@ -535,7 +699,7 @@
           </w:tcPr>
           <w:p>
             <w:r>
-              <w:t xml:space="preserve">3.4</w:t>
+              <w:t xml:space="preserve">3.3</w:t>
             </w:r>
           </w:p>
         </w:tc>
@@ -608,7 +772,7 @@
           </w:tcPr>
           <w:p>
             <w:r>
-              <w:t xml:space="preserve">3.4</w:t>
+              <w:t xml:space="preserve">3.3</w:t>
             </w:r>
           </w:p>
         </w:tc>
@@ -681,7 +845,7 @@
           </w:tcPr>
           <w:p>
             <w:r>
-              <w:t xml:space="preserve">3.5</w:t>
+              <w:t xml:space="preserve">3.4</w:t>
             </w:r>
           </w:p>
         </w:tc>
@@ -754,7 +918,7 @@
           </w:tcPr>
           <w:p>
             <w:r>
-              <w:t xml:space="preserve">3.5</w:t>
+              <w:t xml:space="preserve">3.4</w:t>
             </w:r>
           </w:p>
         </w:tc>
@@ -1101,7 +1265,7 @@
         <w:spacing w:after="140"/>
       </w:pPr>
       <w:r>
-        <w:t xml:space="preserve">This part gives Claude official access to your Instagram account and your Facebook Page. It covers profile information, posts, statistics, publishing to Instagram and publishing to the Facebook Page. You do it once, in a web browser.</w:t>
+        <w:t xml:space="preserve">This part gives Claude official access to your Instagram business account and your Facebook Page. It assumes the Instagram account is already a Business or Creator account. It covers profile information, posts, statistics, publishing to Instagram and publishing to the Facebook Page. You do it once, in a web browser.</w:t>
       </w:r>
     </w:p>
     <w:p>
@@ -1117,7 +1281,7 @@
         <w:pStyle w:val="Heading2"/>
       </w:pPr>
       <w:r>
-        <w:t xml:space="preserve">Step 3.1. Create an Instagram business account</w:t>
+        <w:t xml:space="preserve">Step 3.1. Link the Instagram account to a Facebook Page</w:t>
       </w:r>
     </w:p>
     <w:p>
@@ -1125,7 +1289,7 @@
         <w:spacing w:after="140"/>
       </w:pPr>
       <w:r>
-        <w:t xml:space="preserve">Meta only gives access to professional Instagram accounts (Business or Creator). A personal account does not work. Switching is free and is done in the Instagram app on your phone.</w:t>
+        <w:t xml:space="preserve">The keys are issued through a Facebook Page, so the Instagram account must be linked to one that you manage.</w:t>
       </w:r>
     </w:p>
     <w:p>
@@ -1134,296 +1298,6 @@
         <w:numPr>
           <w:ilvl w:val="0"/>
           <w:numId w:val="3"/>
-        </w:numPr>
-        <w:spacing w:after="90"/>
-      </w:pPr>
-      <w:r>
-        <w:t xml:space="preserve">Open the Instagram app and log in. If you have no account yet, create one first with </w:t>
-      </w:r>
-      <w:r>
-        <w:rPr>
-          <w:b/>
-          <w:bCs/>
-        </w:rPr>
-        <w:t xml:space="preserve">Sign up</w:t>
-      </w:r>
-      <w:r>
-        <w:t xml:space="preserve">.</w:t>
-      </w:r>
-    </w:p>
-    <w:p>
-      <w:pPr>
-        <w:pStyle w:val="ListParagraph"/>
-        <w:numPr>
-          <w:ilvl w:val="0"/>
-          <w:numId w:val="3"/>
-        </w:numPr>
-        <w:spacing w:after="90"/>
-      </w:pPr>
-      <w:r>
-        <w:t xml:space="preserve">Tap your profile picture in the bottom right to open your profile.</w:t>
-      </w:r>
-    </w:p>
-    <w:p>
-      <w:pPr>
-        <w:pStyle w:val="ListParagraph"/>
-        <w:numPr>
-          <w:ilvl w:val="0"/>
-          <w:numId w:val="3"/>
-        </w:numPr>
-        <w:spacing w:after="90"/>
-      </w:pPr>
-      <w:r>
-        <w:t xml:space="preserve">Tap the menu (three lines) in the top right to open </w:t>
-      </w:r>
-      <w:r>
-        <w:rPr>
-          <w:b/>
-          <w:bCs/>
-        </w:rPr>
-        <w:t xml:space="preserve">Settings and activity</w:t>
-      </w:r>
-      <w:r>
-        <w:t xml:space="preserve">.</w:t>
-      </w:r>
-    </w:p>
-    <w:p>
-      <w:pPr>
-        <w:pStyle w:val="ListParagraph"/>
-        <w:numPr>
-          <w:ilvl w:val="0"/>
-          <w:numId w:val="3"/>
-        </w:numPr>
-        <w:spacing w:after="90"/>
-      </w:pPr>
-      <w:r>
-        <w:t xml:space="preserve">Under </w:t>
-      </w:r>
-      <w:r>
-        <w:rPr>
-          <w:b/>
-          <w:bCs/>
-        </w:rPr>
-        <w:t xml:space="preserve">For professionals</w:t>
-      </w:r>
-      <w:r>
-        <w:t xml:space="preserve">, tap </w:t>
-      </w:r>
-      <w:r>
-        <w:rPr>
-          <w:b/>
-          <w:bCs/>
-        </w:rPr>
-        <w:t xml:space="preserve">Account type and tools</w:t>
-      </w:r>
-      <w:r>
-        <w:t xml:space="preserve">.</w:t>
-      </w:r>
-    </w:p>
-    <w:p>
-      <w:pPr>
-        <w:pStyle w:val="ListParagraph"/>
-        <w:numPr>
-          <w:ilvl w:val="0"/>
-          <w:numId w:val="3"/>
-        </w:numPr>
-        <w:spacing w:after="90"/>
-      </w:pPr>
-      <w:r>
-        <w:t xml:space="preserve">Tap </w:t>
-      </w:r>
-      <w:r>
-        <w:rPr>
-          <w:b/>
-          <w:bCs/>
-        </w:rPr>
-        <w:t xml:space="preserve">Switch to professional account</w:t>
-      </w:r>
-      <w:r>
-        <w:t xml:space="preserve">.</w:t>
-      </w:r>
-    </w:p>
-    <w:p>
-      <w:pPr>
-        <w:pStyle w:val="ListParagraph"/>
-        <w:numPr>
-          <w:ilvl w:val="0"/>
-          <w:numId w:val="3"/>
-        </w:numPr>
-        <w:spacing w:after="90"/>
-      </w:pPr>
-      <w:r>
-        <w:t xml:space="preserve">Choose the category that best describes what you do.</w:t>
-      </w:r>
-    </w:p>
-    <w:p>
-      <w:pPr>
-        <w:pStyle w:val="ListParagraph"/>
-        <w:numPr>
-          <w:ilvl w:val="0"/>
-          <w:numId w:val="3"/>
-        </w:numPr>
-        <w:spacing w:after="90"/>
-      </w:pPr>
-      <w:r>
-        <w:t xml:space="preserve">Choose </w:t>
-      </w:r>
-      <w:r>
-        <w:rPr>
-          <w:b/>
-          <w:bCs/>
-        </w:rPr>
-        <w:t xml:space="preserve">Business</w:t>
-      </w:r>
-      <w:r>
-        <w:t xml:space="preserve"> (or </w:t>
-      </w:r>
-      <w:r>
-        <w:rPr>
-          <w:b/>
-          <w:bCs/>
-        </w:rPr>
-        <w:t xml:space="preserve">Creator</w:t>
-      </w:r>
-      <w:r>
-        <w:t xml:space="preserve">) and tap </w:t>
-      </w:r>
-      <w:r>
-        <w:rPr>
-          <w:b/>
-          <w:bCs/>
-        </w:rPr>
-        <w:t xml:space="preserve">Next</w:t>
-      </w:r>
-      <w:r>
-        <w:t xml:space="preserve">.</w:t>
-      </w:r>
-    </w:p>
-    <w:p>
-      <w:pPr>
-        <w:pStyle w:val="ListParagraph"/>
-        <w:numPr>
-          <w:ilvl w:val="0"/>
-          <w:numId w:val="3"/>
-        </w:numPr>
-        <w:spacing w:after="90"/>
-      </w:pPr>
-      <w:r>
-        <w:t xml:space="preserve">Add contact details, or tap </w:t>
-      </w:r>
-      <w:r>
-        <w:rPr>
-          <w:b/>
-          <w:bCs/>
-        </w:rPr>
-        <w:t xml:space="preserve">Don't use my contact info</w:t>
-      </w:r>
-      <w:r>
-        <w:t xml:space="preserve"> to skip.</w:t>
-      </w:r>
-    </w:p>
-    <w:p>
-      <w:pPr>
-        <w:pStyle w:val="ListParagraph"/>
-        <w:numPr>
-          <w:ilvl w:val="0"/>
-          <w:numId w:val="3"/>
-        </w:numPr>
-        <w:spacing w:after="90"/>
-      </w:pPr>
-      <w:r>
-        <w:t xml:space="preserve">If the app offers to connect to Facebook, you can skip it. You do that in the next step.</w:t>
-      </w:r>
-    </w:p>
-    <w:p>
-      <w:pPr>
-        <w:pBdr>
-          <w:left w:val="single" w:color="E0A800" w:sz="18" w:space="8"/>
-        </w:pBdr>
-        <w:shd w:fill="FFF4D6" w:val="clear"/>
-        <w:spacing w:after="200" w:before="120"/>
-        <w:ind w:left="200" w:right="200"/>
-      </w:pPr>
-      <w:r>
-        <w:rPr>
-          <w:b/>
-          <w:bCs/>
-        </w:rPr>
-        <w:t xml:space="preserve">Recommended:</w:t>
-      </w:r>
-      <w:r>
-        <w:t xml:space="preserve"> if the account was private, switching makes it public. You can switch back to a personal account at any time in the same menu.</w:t>
-      </w:r>
-    </w:p>
-    <w:p>
-      <w:pPr>
-        <w:spacing w:after="140"/>
-      </w:pPr>
-      <w:r>
-        <w:t xml:space="preserve">Links if you cannot find it:</w:t>
-      </w:r>
-    </w:p>
-    <w:p>
-      <w:pPr>
-        <w:pStyle w:val="ListParagraph"/>
-        <w:numPr>
-          <w:ilvl w:val="0"/>
-          <w:numId w:val="2"/>
-        </w:numPr>
-        <w:spacing w:after="70"/>
-      </w:pPr>
-      <w:r>
-        <w:t xml:space="preserve">Create an Instagram account: https://www.instagram.com/accounts/emailsignup/</w:t>
-      </w:r>
-    </w:p>
-    <w:p>
-      <w:pPr>
-        <w:pStyle w:val="ListParagraph"/>
-        <w:numPr>
-          <w:ilvl w:val="0"/>
-          <w:numId w:val="2"/>
-        </w:numPr>
-        <w:spacing w:after="70"/>
-      </w:pPr>
-      <w:r>
-        <w:t xml:space="preserve">Instagram's own instructions for a professional account: https://help.instagram.com/502981923235522</w:t>
-      </w:r>
-    </w:p>
-    <w:p>
-      <w:pPr>
-        <w:pStyle w:val="ListParagraph"/>
-        <w:numPr>
-          <w:ilvl w:val="0"/>
-          <w:numId w:val="2"/>
-        </w:numPr>
-        <w:spacing w:after="70"/>
-      </w:pPr>
-      <w:r>
-        <w:t xml:space="preserve">The same switch in a web browser: https://www.instagram.com/accounts/convert_to_professional_account/</w:t>
-      </w:r>
-    </w:p>
-    <w:p>
-      <w:pPr>
-        <w:pStyle w:val="Heading2"/>
-      </w:pPr>
-      <w:r>
-        <w:t xml:space="preserve">Step 3.2. Link the Instagram account to a Facebook Page</w:t>
-      </w:r>
-    </w:p>
-    <w:p>
-      <w:pPr>
-        <w:spacing w:after="140"/>
-      </w:pPr>
-      <w:r>
-        <w:t xml:space="preserve">The keys are issued through a Facebook Page, so the Instagram account must be linked to one that you manage.</w:t>
-      </w:r>
-    </w:p>
-    <w:p>
-      <w:pPr>
-        <w:pStyle w:val="ListParagraph"/>
-        <w:numPr>
-          <w:ilvl w:val="0"/>
-          <w:numId w:val="4"/>
         </w:numPr>
         <w:spacing w:after="90"/>
       </w:pPr>
@@ -1534,7 +1408,7 @@
         <w:pStyle w:val="ListParagraph"/>
         <w:numPr>
           <w:ilvl w:val="0"/>
-          <w:numId w:val="4"/>
+          <w:numId w:val="3"/>
         </w:numPr>
         <w:spacing w:after="90"/>
       </w:pPr>
@@ -1547,7 +1421,7 @@
         <w:pStyle w:val="ListParagraph"/>
         <w:numPr>
           <w:ilvl w:val="0"/>
-          <w:numId w:val="4"/>
+          <w:numId w:val="3"/>
         </w:numPr>
         <w:spacing w:after="90"/>
       </w:pPr>
@@ -1570,7 +1444,7 @@
         <w:pStyle w:val="ListParagraph"/>
         <w:numPr>
           <w:ilvl w:val="0"/>
-          <w:numId w:val="4"/>
+          <w:numId w:val="3"/>
         </w:numPr>
         <w:spacing w:after="90"/>
       </w:pPr>
@@ -1593,7 +1467,7 @@
         <w:pStyle w:val="ListParagraph"/>
         <w:numPr>
           <w:ilvl w:val="0"/>
-          <w:numId w:val="4"/>
+          <w:numId w:val="3"/>
         </w:numPr>
         <w:spacing w:after="90"/>
       </w:pPr>
@@ -1626,7 +1500,7 @@
         <w:pStyle w:val="ListParagraph"/>
         <w:numPr>
           <w:ilvl w:val="0"/>
-          <w:numId w:val="4"/>
+          <w:numId w:val="3"/>
         </w:numPr>
         <w:spacing w:after="90"/>
       </w:pPr>
@@ -1651,106 +1525,7 @@
         <w:t xml:space="preserve">Connect account</w:t>
       </w:r>
       <w:r>
-        <w:t xml:space="preserve">, and log in to the Instagram account from step 3.1.</w:t>
-      </w:r>
-    </w:p>
-    <w:p>
-      <w:pPr>
-        <w:spacing w:after="140"/>
-      </w:pPr>
-      <w:r>
-        <w:t xml:space="preserve">Links if you cannot find it:</w:t>
-      </w:r>
-    </w:p>
-    <w:p>
-      <w:pPr>
-        <w:pStyle w:val="ListParagraph"/>
-        <w:numPr>
-          <w:ilvl w:val="0"/>
-          <w:numId w:val="2"/>
-        </w:numPr>
-        <w:spacing w:after="70"/>
-      </w:pPr>
-      <w:r>
-        <w:t xml:space="preserve">Create a Page: https://www.facebook.com/pages/create</w:t>
-      </w:r>
-    </w:p>
-    <w:p>
-      <w:pPr>
-        <w:pStyle w:val="ListParagraph"/>
-        <w:numPr>
-          <w:ilvl w:val="0"/>
-          <w:numId w:val="2"/>
-        </w:numPr>
-        <w:spacing w:after="70"/>
-      </w:pPr>
-      <w:r>
-        <w:t xml:space="preserve">Your Pages: https://www.facebook.com/pages/?category=your_pages</w:t>
-      </w:r>
-    </w:p>
-    <w:p>
-      <w:pPr>
-        <w:pStyle w:val="ListParagraph"/>
-        <w:numPr>
-          <w:ilvl w:val="0"/>
-          <w:numId w:val="2"/>
-        </w:numPr>
-        <w:spacing w:after="70"/>
-      </w:pPr>
-      <w:r>
-        <w:t xml:space="preserve">Facebook's own instructions for connecting Instagram to a Page: https://www.facebook.com/help/1148909221857370</w:t>
-      </w:r>
-    </w:p>
-    <w:p>
-      <w:pPr>
-        <w:pStyle w:val="Heading2"/>
-      </w:pPr>
-      <w:r>
-        <w:t xml:space="preserve">Step 3.3. Create a Meta app</w:t>
-      </w:r>
-    </w:p>
-    <w:p>
-      <w:pPr>
-        <w:spacing w:after="140"/>
-      </w:pPr>
-      <w:r>
-        <w:t xml:space="preserve">The "app" is only a container for your keys. Nobody else sees it and you do not need to publish it.</w:t>
-      </w:r>
-    </w:p>
-    <w:p>
-      <w:pPr>
-        <w:pStyle w:val="ListParagraph"/>
-        <w:numPr>
-          <w:ilvl w:val="0"/>
-          <w:numId w:val="5"/>
-        </w:numPr>
-        <w:spacing w:after="90"/>
-      </w:pPr>
-      <w:r>
-        <w:t xml:space="preserve">Go to https://developers.facebook.com/apps/ and log in with the Facebook account that manages the Page. If asked, register as a developer. It is free and takes a minute.</w:t>
-      </w:r>
-    </w:p>
-    <w:p>
-      <w:pPr>
-        <w:pStyle w:val="ListParagraph"/>
-        <w:numPr>
-          <w:ilvl w:val="0"/>
-          <w:numId w:val="5"/>
-        </w:numPr>
-        <w:spacing w:after="90"/>
-      </w:pPr>
-      <w:r>
-        <w:t xml:space="preserve">Click the green </w:t>
-      </w:r>
-      <w:r>
-        <w:rPr>
-          <w:b/>
-          <w:bCs/>
-        </w:rPr>
-        <w:t xml:space="preserve">Create App</w:t>
-      </w:r>
-      <w:r>
-        <w:t xml:space="preserve"> button.</w:t>
+        <w:t xml:space="preserve">, and log in to your Instagram business account.</w:t>
       </w:r>
     </w:p>
     <w:p>
@@ -1818,7 +1593,23 @@
           <w:sz w:val="18"/>
           <w:szCs w:val="18"/>
         </w:rPr>
-        <w:t xml:space="preserve">My Apps. Click "Create App" in the top right.</w:t>
+        <w:t xml:space="preserve">The Instagram screen in the Page's settings. Click "Connect account".</w:t>
+      </w:r>
+    </w:p>
+    <w:p>
+      <w:pPr>
+        <w:spacing w:after="140"/>
+      </w:pPr>
+      <w:r>
+        <w:t xml:space="preserve">Shortcut: once you have selected the Page in step 3, this link opens the same screen directly: https://www.facebook.com/settings/?tab=linked_instagram</w:t>
+      </w:r>
+    </w:p>
+    <w:p>
+      <w:pPr>
+        <w:spacing w:after="140"/>
+      </w:pPr>
+      <w:r>
+        <w:t xml:space="preserve">Links if you cannot find it:</w:t>
       </w:r>
     </w:p>
     <w:p>
@@ -1826,29 +1617,90 @@
         <w:pStyle w:val="ListParagraph"/>
         <w:numPr>
           <w:ilvl w:val="0"/>
-          <w:numId w:val="5"/>
+          <w:numId w:val="2"/>
+        </w:numPr>
+        <w:spacing w:after="70"/>
+      </w:pPr>
+      <w:r>
+        <w:t xml:space="preserve">Create a Page: https://www.facebook.com/pages/create</w:t>
+      </w:r>
+    </w:p>
+    <w:p>
+      <w:pPr>
+        <w:pStyle w:val="ListParagraph"/>
+        <w:numPr>
+          <w:ilvl w:val="0"/>
+          <w:numId w:val="2"/>
+        </w:numPr>
+        <w:spacing w:after="70"/>
+      </w:pPr>
+      <w:r>
+        <w:t xml:space="preserve">Your Pages: https://www.facebook.com/pages/?category=your_pages</w:t>
+      </w:r>
+    </w:p>
+    <w:p>
+      <w:pPr>
+        <w:pStyle w:val="ListParagraph"/>
+        <w:numPr>
+          <w:ilvl w:val="0"/>
+          <w:numId w:val="2"/>
+        </w:numPr>
+        <w:spacing w:after="70"/>
+      </w:pPr>
+      <w:r>
+        <w:t xml:space="preserve">Facebook's own instructions for connecting Instagram to a Page: https://www.facebook.com/help/1148909221857370</w:t>
+      </w:r>
+    </w:p>
+    <w:p>
+      <w:pPr>
+        <w:pStyle w:val="Heading2"/>
+      </w:pPr>
+      <w:r>
+        <w:t xml:space="preserve">Step 3.2. Create a Meta app</w:t>
+      </w:r>
+    </w:p>
+    <w:p>
+      <w:pPr>
+        <w:spacing w:after="140"/>
+      </w:pPr>
+      <w:r>
+        <w:t xml:space="preserve">The "app" is only a container for your keys. Nobody else sees it and you do not need to publish it.</w:t>
+      </w:r>
+    </w:p>
+    <w:p>
+      <w:pPr>
+        <w:pStyle w:val="ListParagraph"/>
+        <w:numPr>
+          <w:ilvl w:val="0"/>
+          <w:numId w:val="4"/>
         </w:numPr>
         <w:spacing w:after="90"/>
       </w:pPr>
+      <w:r>
+        <w:t xml:space="preserve">Go to https://developers.facebook.com/apps/ and log in with the Facebook account that manages the Page. If asked, register as a developer. It is free and takes a minute.</w:t>
+      </w:r>
+    </w:p>
+    <w:p>
+      <w:pPr>
+        <w:pStyle w:val="ListParagraph"/>
+        <w:numPr>
+          <w:ilvl w:val="0"/>
+          <w:numId w:val="4"/>
+        </w:numPr>
+        <w:spacing w:after="90"/>
+      </w:pPr>
+      <w:r>
+        <w:t xml:space="preserve">Click the green </w:t>
+      </w:r>
       <w:r>
         <w:rPr>
           <w:b/>
           <w:bCs/>
         </w:rPr>
-        <w:t xml:space="preserve">App details:</w:t>
-      </w:r>
-      <w:r>
-        <w:t xml:space="preserve"> type any app name (for example "My Claude assistant"). Your email is filled in already. Click </w:t>
-      </w:r>
-      <w:r>
-        <w:rPr>
-          <w:b/>
-          <w:bCs/>
-        </w:rPr>
-        <w:t xml:space="preserve">Next</w:t>
-      </w:r>
-      <w:r>
-        <w:t xml:space="preserve">.</w:t>
+        <w:t xml:space="preserve">Create App</w:t>
+      </w:r>
+      <w:r>
+        <w:t xml:space="preserve"> button.</w:t>
       </w:r>
     </w:p>
     <w:p>
@@ -1916,7 +1768,7 @@
           <w:sz w:val="18"/>
           <w:szCs w:val="18"/>
         </w:rPr>
-        <w:t xml:space="preserve">Step 1 of 5: App details. Type a name and click "Next".</w:t>
+        <w:t xml:space="preserve">My Apps. Click "Create App" in the top right.</w:t>
       </w:r>
     </w:p>
     <w:p>
@@ -1924,7 +1776,7 @@
         <w:pStyle w:val="ListParagraph"/>
         <w:numPr>
           <w:ilvl w:val="0"/>
-          <w:numId w:val="5"/>
+          <w:numId w:val="4"/>
         </w:numPr>
         <w:spacing w:after="90"/>
       </w:pPr>
@@ -1933,27 +1785,17 @@
           <w:b/>
           <w:bCs/>
         </w:rPr>
-        <w:t xml:space="preserve">Use cases:</w:t>
-      </w:r>
-      <w:r>
-        <w:t xml:space="preserve"> in the </w:t>
+        <w:t xml:space="preserve">App details:</w:t>
+      </w:r>
+      <w:r>
+        <w:t xml:space="preserve"> type any app name (for example "My Claude assistant"). Your email is filled in already. Click </w:t>
       </w:r>
       <w:r>
         <w:rPr>
           <w:b/>
           <w:bCs/>
         </w:rPr>
-        <w:t xml:space="preserve">Filter by</w:t>
-      </w:r>
-      <w:r>
-        <w:t xml:space="preserve"> list on the left, click </w:t>
-      </w:r>
-      <w:r>
-        <w:rPr>
-          <w:b/>
-          <w:bCs/>
-        </w:rPr>
-        <w:t xml:space="preserve">Content management</w:t>
+        <w:t xml:space="preserve">Next</w:t>
       </w:r>
       <w:r>
         <w:t xml:space="preserve">.</w:t>
@@ -2024,7 +1866,7 @@
           <w:sz w:val="18"/>
           <w:szCs w:val="18"/>
         </w:rPr>
-        <w:t xml:space="preserve">Step 2 of 5: click "Content management" to find the two use cases you need.</w:t>
+        <w:t xml:space="preserve">Step 1 of 5: App details. Type a name and click "Next".</w:t>
       </w:r>
     </w:p>
     <w:p>
@@ -2032,39 +1874,36 @@
         <w:pStyle w:val="ListParagraph"/>
         <w:numPr>
           <w:ilvl w:val="0"/>
-          <w:numId w:val="5"/>
+          <w:numId w:val="4"/>
         </w:numPr>
         <w:spacing w:after="90"/>
       </w:pPr>
-      <w:r>
-        <w:t xml:space="preserve">Tick </w:t>
-      </w:r>
       <w:r>
         <w:rPr>
           <w:b/>
           <w:bCs/>
         </w:rPr>
-        <w:t xml:space="preserve">Manage messaging &amp; content on Instagram</w:t>
-      </w:r>
-      <w:r>
-        <w:t xml:space="preserve"> and </w:t>
+        <w:t xml:space="preserve">Use cases:</w:t>
+      </w:r>
+      <w:r>
+        <w:t xml:space="preserve"> in the </w:t>
       </w:r>
       <w:r>
         <w:rPr>
           <w:b/>
           <w:bCs/>
         </w:rPr>
-        <w:t xml:space="preserve">Manage everything on your Page</w:t>
-      </w:r>
-      <w:r>
-        <w:t xml:space="preserve">. Scroll down and click </w:t>
+        <w:t xml:space="preserve">Filter by</w:t>
+      </w:r>
+      <w:r>
+        <w:t xml:space="preserve"> list on the left, click </w:t>
       </w:r>
       <w:r>
         <w:rPr>
           <w:b/>
           <w:bCs/>
         </w:rPr>
-        <w:t xml:space="preserve">Next</w:t>
+        <w:t xml:space="preserve">Content management</w:t>
       </w:r>
       <w:r>
         <w:t xml:space="preserve">.</w:t>
@@ -2135,7 +1974,7 @@
           <w:sz w:val="18"/>
           <w:szCs w:val="18"/>
         </w:rPr>
-        <w:t xml:space="preserve">Tick the two marked use cases.</w:t>
+        <w:t xml:space="preserve">Step 2 of 5: click "Content management" to find the two use cases you need.</w:t>
       </w:r>
     </w:p>
     <w:p>
@@ -2143,29 +1982,32 @@
         <w:pStyle w:val="ListParagraph"/>
         <w:numPr>
           <w:ilvl w:val="0"/>
-          <w:numId w:val="5"/>
+          <w:numId w:val="4"/>
         </w:numPr>
         <w:spacing w:after="90"/>
       </w:pPr>
+      <w:r>
+        <w:t xml:space="preserve">Tick </w:t>
+      </w:r>
       <w:r>
         <w:rPr>
           <w:b/>
           <w:bCs/>
         </w:rPr>
-        <w:t xml:space="preserve">Business:</w:t>
-      </w:r>
-      <w:r>
-        <w:t xml:space="preserve"> select </w:t>
+        <w:t xml:space="preserve">Manage messaging &amp; content on Instagram</w:t>
+      </w:r>
+      <w:r>
+        <w:t xml:space="preserve"> and </w:t>
       </w:r>
       <w:r>
         <w:rPr>
           <w:b/>
           <w:bCs/>
         </w:rPr>
-        <w:t xml:space="preserve">I don't want to connect a business portfolio yet</w:t>
-      </w:r>
-      <w:r>
-        <w:t xml:space="preserve"> and click </w:t>
+        <w:t xml:space="preserve">Manage everything on your Page</w:t>
+      </w:r>
+      <w:r>
+        <w:t xml:space="preserve">. Scroll down and click </w:t>
       </w:r>
       <w:r>
         <w:rPr>
@@ -2243,7 +2085,7 @@
           <w:sz w:val="18"/>
           <w:szCs w:val="18"/>
         </w:rPr>
-        <w:t xml:space="preserve">Step 3 of 5: choose the last option.</w:t>
+        <w:t xml:space="preserve">Tick the two marked use cases.</w:t>
       </w:r>
     </w:p>
     <w:p>
@@ -2251,7 +2093,7 @@
         <w:pStyle w:val="ListParagraph"/>
         <w:numPr>
           <w:ilvl w:val="0"/>
-          <w:numId w:val="5"/>
+          <w:numId w:val="4"/>
         </w:numPr>
         <w:spacing w:after="90"/>
       </w:pPr>
@@ -2260,10 +2102,20 @@
           <w:b/>
           <w:bCs/>
         </w:rPr>
-        <w:t xml:space="preserve">Requirements:</w:t>
-      </w:r>
-      <w:r>
-        <w:t xml:space="preserve"> there is nothing to do. Click </w:t>
+        <w:t xml:space="preserve">Business:</w:t>
+      </w:r>
+      <w:r>
+        <w:t xml:space="preserve"> select </w:t>
+      </w:r>
+      <w:r>
+        <w:rPr>
+          <w:b/>
+          <w:bCs/>
+        </w:rPr>
+        <w:t xml:space="preserve">I don't want to connect a business portfolio yet</w:t>
+      </w:r>
+      <w:r>
+        <w:t xml:space="preserve"> and click </w:t>
       </w:r>
       <w:r>
         <w:rPr>
@@ -2341,7 +2193,7 @@
           <w:sz w:val="18"/>
           <w:szCs w:val="18"/>
         </w:rPr>
-        <w:t xml:space="preserve">Step 4 of 5: just click "Next".</w:t>
+        <w:t xml:space="preserve">Step 3 of 5: choose the last option.</w:t>
       </w:r>
     </w:p>
     <w:p>
@@ -2349,7 +2201,7 @@
         <w:pStyle w:val="ListParagraph"/>
         <w:numPr>
           <w:ilvl w:val="0"/>
-          <w:numId w:val="5"/>
+          <w:numId w:val="4"/>
         </w:numPr>
         <w:spacing w:after="90"/>
       </w:pPr>
@@ -2358,20 +2210,20 @@
           <w:b/>
           <w:bCs/>
         </w:rPr>
-        <w:t xml:space="preserve">Overview:</w:t>
-      </w:r>
-      <w:r>
-        <w:t xml:space="preserve"> check the summary and click the green </w:t>
+        <w:t xml:space="preserve">Requirements:</w:t>
+      </w:r>
+      <w:r>
+        <w:t xml:space="preserve"> there is nothing to do. Click </w:t>
       </w:r>
       <w:r>
         <w:rPr>
           <w:b/>
           <w:bCs/>
         </w:rPr>
-        <w:t xml:space="preserve">Create app</w:t>
-      </w:r>
-      <w:r>
-        <w:t xml:space="preserve"> button at the bottom. Facebook may ask for your password.</w:t>
+        <w:t xml:space="preserve">Next</w:t>
+      </w:r>
+      <w:r>
+        <w:t xml:space="preserve">.</w:t>
       </w:r>
     </w:p>
     <w:p>
@@ -2439,215 +2291,37 @@
           <w:sz w:val="18"/>
           <w:szCs w:val="18"/>
         </w:rPr>
-        <w:t xml:space="preserve">Step 5 of 5: click "Create app".</w:t>
-      </w:r>
-    </w:p>
-    <w:p>
-      <w:pPr>
-        <w:spacing w:after="140"/>
-      </w:pPr>
-      <w:r>
-        <w:t xml:space="preserve">Leave the app in </w:t>
-      </w:r>
+        <w:t xml:space="preserve">Step 4 of 5: just click "Next".</w:t>
+      </w:r>
+    </w:p>
+    <w:p>
+      <w:pPr>
+        <w:pStyle w:val="ListParagraph"/>
+        <w:numPr>
+          <w:ilvl w:val="0"/>
+          <w:numId w:val="4"/>
+        </w:numPr>
+        <w:spacing w:after="90"/>
+      </w:pPr>
       <w:r>
         <w:rPr>
           <w:b/>
           <w:bCs/>
         </w:rPr>
-        <w:t xml:space="preserve">Development</w:t>
-      </w:r>
-      <w:r>
-        <w:t xml:space="preserve"> mode. That is enough for your own Page and account, and no review by Meta is needed.</w:t>
-      </w:r>
-    </w:p>
-    <w:p>
-      <w:pPr>
-        <w:spacing w:after="140"/>
-      </w:pPr>
-      <w:r>
-        <w:t xml:space="preserve">Links if you cannot find it:</w:t>
-      </w:r>
-    </w:p>
-    <w:p>
-      <w:pPr>
-        <w:pStyle w:val="ListParagraph"/>
-        <w:numPr>
-          <w:ilvl w:val="0"/>
-          <w:numId w:val="2"/>
-        </w:numPr>
-        <w:spacing w:after="70"/>
-      </w:pPr>
-      <w:r>
-        <w:t xml:space="preserve">Start creating an app directly: https://developers.facebook.com/apps/creation/</w:t>
-      </w:r>
-    </w:p>
-    <w:p>
-      <w:pPr>
-        <w:pStyle w:val="ListParagraph"/>
-        <w:numPr>
-          <w:ilvl w:val="0"/>
-          <w:numId w:val="2"/>
-        </w:numPr>
-        <w:spacing w:after="70"/>
-      </w:pPr>
-      <w:r>
-        <w:t xml:space="preserve">Your apps: https://developers.facebook.com/apps/</w:t>
-      </w:r>
-    </w:p>
-    <w:p>
-      <w:pPr>
-        <w:pStyle w:val="ListParagraph"/>
-        <w:numPr>
-          <w:ilvl w:val="0"/>
-          <w:numId w:val="2"/>
-        </w:numPr>
-        <w:spacing w:after="70"/>
-      </w:pPr>
-      <w:r>
-        <w:t xml:space="preserve">Meta's own instructions: https://developers.facebook.com/docs/development/create-an-app</w:t>
-      </w:r>
-    </w:p>
-    <w:p>
-      <w:pPr>
-        <w:pStyle w:val="Heading2"/>
-      </w:pPr>
-      <w:r>
-        <w:t xml:space="preserve">Step 3.4. Facebook keys: App ID and App secret</w:t>
-      </w:r>
-    </w:p>
-    <w:p>
-      <w:pPr>
-        <w:pStyle w:val="ListParagraph"/>
-        <w:numPr>
-          <w:ilvl w:val="0"/>
-          <w:numId w:val="6"/>
-        </w:numPr>
-        <w:spacing w:after="90"/>
-      </w:pPr>
-      <w:r>
-        <w:t xml:space="preserve">Open https://developers.facebook.com/apps/ and click your app.</w:t>
-      </w:r>
-    </w:p>
-    <w:p>
-      <w:pPr>
-        <w:pStyle w:val="ListParagraph"/>
-        <w:numPr>
-          <w:ilvl w:val="0"/>
-          <w:numId w:val="6"/>
-        </w:numPr>
-        <w:spacing w:after="90"/>
-      </w:pPr>
-      <w:r>
-        <w:t xml:space="preserve">In the left menu, click </w:t>
+        <w:t xml:space="preserve">Overview:</w:t>
+      </w:r>
+      <w:r>
+        <w:t xml:space="preserve"> check the summary and click the green </w:t>
       </w:r>
       <w:r>
         <w:rPr>
           <w:b/>
           <w:bCs/>
         </w:rPr>
-        <w:t xml:space="preserve">App settings</w:t>
-      </w:r>
-      <w:r>
-        <w:t xml:space="preserve">, then </w:t>
-      </w:r>
-      <w:r>
-        <w:rPr>
-          <w:b/>
-          <w:bCs/>
-        </w:rPr>
-        <w:t xml:space="preserve">Basic</w:t>
-      </w:r>
-      <w:r>
-        <w:t xml:space="preserve">.</w:t>
-      </w:r>
-    </w:p>
-    <w:p>
-      <w:pPr>
-        <w:pStyle w:val="ListParagraph"/>
-        <w:numPr>
-          <w:ilvl w:val="0"/>
-          <w:numId w:val="6"/>
-        </w:numPr>
-        <w:spacing w:after="90"/>
-      </w:pPr>
-      <w:r>
-        <w:t xml:space="preserve">Copy the </w:t>
-      </w:r>
-      <w:r>
-        <w:rPr>
-          <w:b/>
-          <w:bCs/>
-        </w:rPr>
-        <w:t xml:space="preserve">App ID</w:t>
-      </w:r>
-      <w:r>
-        <w:t xml:space="preserve"> and paste it after </w:t>
-      </w:r>
-      <w:r>
-        <w:rPr>
-          <w:rFonts w:ascii="Menlo" w:cs="Menlo" w:eastAsia="Menlo" w:hAnsi="Menlo"/>
-          <w:sz w:val="19"/>
-          <w:szCs w:val="19"/>
-        </w:rPr>
-        <w:t xml:space="preserve">FACEBOOK_APP_ID=</w:t>
-      </w:r>
-      <w:r>
-        <w:t xml:space="preserve"> in the </w:t>
-      </w:r>
-      <w:r>
-        <w:rPr>
-          <w:rFonts w:ascii="Menlo" w:cs="Menlo" w:eastAsia="Menlo" w:hAnsi="Menlo"/>
-          <w:sz w:val="19"/>
-          <w:szCs w:val="19"/>
-        </w:rPr>
-        <w:t xml:space="preserve">.env</w:t>
-      </w:r>
-      <w:r>
-        <w:t xml:space="preserve"> file.</w:t>
-      </w:r>
-    </w:p>
-    <w:p>
-      <w:pPr>
-        <w:pStyle w:val="ListParagraph"/>
-        <w:numPr>
-          <w:ilvl w:val="0"/>
-          <w:numId w:val="6"/>
-        </w:numPr>
-        <w:spacing w:after="90"/>
-      </w:pPr>
-      <w:r>
-        <w:t xml:space="preserve">Click </w:t>
-      </w:r>
-      <w:r>
-        <w:rPr>
-          <w:b/>
-          <w:bCs/>
-        </w:rPr>
-        <w:t xml:space="preserve">Show</w:t>
-      </w:r>
-      <w:r>
-        <w:t xml:space="preserve"> next to </w:t>
-      </w:r>
-      <w:r>
-        <w:rPr>
-          <w:b/>
-          <w:bCs/>
-        </w:rPr>
-        <w:t xml:space="preserve">App secret</w:t>
-      </w:r>
-      <w:r>
-        <w:t xml:space="preserve">, enter your Facebook password, copy the secret, and paste it after </w:t>
-      </w:r>
-      <w:r>
-        <w:rPr>
-          <w:rFonts w:ascii="Menlo" w:cs="Menlo" w:eastAsia="Menlo" w:hAnsi="Menlo"/>
-          <w:sz w:val="19"/>
-          <w:szCs w:val="19"/>
-        </w:rPr>
-        <w:t xml:space="preserve">FACEBOOK_APP_SECRET=</w:t>
-      </w:r>
-      <w:r>
-        <w:t xml:space="preserve">.</w:t>
+        <w:t xml:space="preserve">Create app</w:t>
+      </w:r>
+      <w:r>
+        <w:t xml:space="preserve"> button at the bottom. Facebook may ask for your password.</w:t>
       </w:r>
     </w:p>
     <w:p>
@@ -2715,15 +2389,7 @@
           <w:sz w:val="18"/>
           <w:szCs w:val="18"/>
         </w:rPr>
-        <w:t xml:space="preserve">App settings → Basic. The App ID is at the top, and "Show" reveals the App secret.</w:t>
-      </w:r>
-    </w:p>
-    <w:p>
-      <w:pPr>
-        <w:pStyle w:val="Heading2"/>
-      </w:pPr>
-      <w:r>
-        <w:t xml:space="preserve">Step 3.5. Instagram keys: access token and account number</w:t>
+        <w:t xml:space="preserve">Step 5 of 5: click "Create app".</w:t>
       </w:r>
     </w:p>
     <w:p>
@@ -2731,63 +2397,207 @@
         <w:spacing w:after="140"/>
       </w:pPr>
       <w:r>
-        <w:t xml:space="preserve">The two Instagram keys are the </w:t>
+        <w:t xml:space="preserve">Leave the app in </w:t>
       </w:r>
       <w:r>
         <w:rPr>
           <w:b/>
           <w:bCs/>
         </w:rPr>
-        <w:t xml:space="preserve">access token</w:t>
-      </w:r>
-      <w:r>
-        <w:t xml:space="preserve"> (the key Claude uses to act for your Instagram account and Page) and the </w:t>
+        <w:t xml:space="preserve">Development</w:t>
+      </w:r>
+      <w:r>
+        <w:t xml:space="preserve"> mode. That is enough for your own Page and account, and no review by Meta is needed.</w:t>
+      </w:r>
+    </w:p>
+    <w:p>
+      <w:pPr>
+        <w:spacing w:after="140"/>
+      </w:pPr>
+      <w:r>
+        <w:t xml:space="preserve">Links if you cannot find it:</w:t>
+      </w:r>
+    </w:p>
+    <w:p>
+      <w:pPr>
+        <w:pStyle w:val="ListParagraph"/>
+        <w:numPr>
+          <w:ilvl w:val="0"/>
+          <w:numId w:val="2"/>
+        </w:numPr>
+        <w:spacing w:after="70"/>
+      </w:pPr>
+      <w:r>
+        <w:t xml:space="preserve">Start creating an app directly: https://developers.facebook.com/apps/creation/</w:t>
+      </w:r>
+    </w:p>
+    <w:p>
+      <w:pPr>
+        <w:pStyle w:val="ListParagraph"/>
+        <w:numPr>
+          <w:ilvl w:val="0"/>
+          <w:numId w:val="2"/>
+        </w:numPr>
+        <w:spacing w:after="70"/>
+      </w:pPr>
+      <w:r>
+        <w:t xml:space="preserve">Your apps: https://developers.facebook.com/apps/</w:t>
+      </w:r>
+    </w:p>
+    <w:p>
+      <w:pPr>
+        <w:pStyle w:val="ListParagraph"/>
+        <w:numPr>
+          <w:ilvl w:val="0"/>
+          <w:numId w:val="2"/>
+        </w:numPr>
+        <w:spacing w:after="70"/>
+      </w:pPr>
+      <w:r>
+        <w:t xml:space="preserve">Meta's own instructions: https://developers.facebook.com/docs/development/create-an-app</w:t>
+      </w:r>
+    </w:p>
+    <w:p>
+      <w:pPr>
+        <w:pStyle w:val="Heading2"/>
+      </w:pPr>
+      <w:r>
+        <w:t xml:space="preserve">Step 3.3. Facebook keys: App ID and App secret</w:t>
+      </w:r>
+    </w:p>
+    <w:p>
+      <w:pPr>
+        <w:pStyle w:val="ListParagraph"/>
+        <w:numPr>
+          <w:ilvl w:val="0"/>
+          <w:numId w:val="5"/>
+        </w:numPr>
+        <w:spacing w:after="90"/>
+      </w:pPr>
+      <w:r>
+        <w:t xml:space="preserve">Open https://developers.facebook.com/apps/ and click your app.</w:t>
+      </w:r>
+    </w:p>
+    <w:p>
+      <w:pPr>
+        <w:pStyle w:val="ListParagraph"/>
+        <w:numPr>
+          <w:ilvl w:val="0"/>
+          <w:numId w:val="5"/>
+        </w:numPr>
+        <w:spacing w:after="90"/>
+      </w:pPr>
+      <w:r>
+        <w:t xml:space="preserve">In the left menu, click </w:t>
       </w:r>
       <w:r>
         <w:rPr>
           <w:b/>
           <w:bCs/>
         </w:rPr>
-        <w:t xml:space="preserve">Instagram account number</w:t>
-      </w:r>
-      <w:r>
-        <w:t xml:space="preserve"> (which account to act on). You get both from one tool, the Graph API Explorer. You make a short token first, extend it, and then swap it for the Page token.</w:t>
-      </w:r>
-    </w:p>
-    <w:p>
-      <w:pPr>
-        <w:pStyle w:val="ListParagraph"/>
-        <w:numPr>
-          <w:ilvl w:val="0"/>
-          <w:numId w:val="7"/>
-        </w:numPr>
-        <w:spacing w:after="90"/>
-      </w:pPr>
-      <w:r>
-        <w:t xml:space="preserve">Open the Graph API Explorer: https://developers.facebook.com/tools/explorer/</w:t>
-      </w:r>
-    </w:p>
-    <w:p>
-      <w:pPr>
-        <w:pStyle w:val="ListParagraph"/>
-        <w:numPr>
-          <w:ilvl w:val="0"/>
-          <w:numId w:val="7"/>
-        </w:numPr>
-        <w:spacing w:after="90"/>
-      </w:pPr>
-      <w:r>
-        <w:t xml:space="preserve">On the right, under </w:t>
+        <w:t xml:space="preserve">App settings</w:t>
+      </w:r>
+      <w:r>
+        <w:t xml:space="preserve">, then </w:t>
       </w:r>
       <w:r>
         <w:rPr>
           <w:b/>
           <w:bCs/>
         </w:rPr>
-        <w:t xml:space="preserve">Meta App</w:t>
-      </w:r>
-      <w:r>
-        <w:t xml:space="preserve">, pick the app you created.</w:t>
+        <w:t xml:space="preserve">Basic</w:t>
+      </w:r>
+      <w:r>
+        <w:t xml:space="preserve">.</w:t>
+      </w:r>
+    </w:p>
+    <w:p>
+      <w:pPr>
+        <w:pStyle w:val="ListParagraph"/>
+        <w:numPr>
+          <w:ilvl w:val="0"/>
+          <w:numId w:val="5"/>
+        </w:numPr>
+        <w:spacing w:after="90"/>
+      </w:pPr>
+      <w:r>
+        <w:t xml:space="preserve">Copy the </w:t>
+      </w:r>
+      <w:r>
+        <w:rPr>
+          <w:b/>
+          <w:bCs/>
+        </w:rPr>
+        <w:t xml:space="preserve">App ID</w:t>
+      </w:r>
+      <w:r>
+        <w:t xml:space="preserve"> and paste it after </w:t>
+      </w:r>
+      <w:r>
+        <w:rPr>
+          <w:rFonts w:ascii="Menlo" w:cs="Menlo" w:eastAsia="Menlo" w:hAnsi="Menlo"/>
+          <w:sz w:val="19"/>
+          <w:szCs w:val="19"/>
+        </w:rPr>
+        <w:t xml:space="preserve">FACEBOOK_APP_ID=</w:t>
+      </w:r>
+      <w:r>
+        <w:t xml:space="preserve"> in the </w:t>
+      </w:r>
+      <w:r>
+        <w:rPr>
+          <w:rFonts w:ascii="Menlo" w:cs="Menlo" w:eastAsia="Menlo" w:hAnsi="Menlo"/>
+          <w:sz w:val="19"/>
+          <w:szCs w:val="19"/>
+        </w:rPr>
+        <w:t xml:space="preserve">.env</w:t>
+      </w:r>
+      <w:r>
+        <w:t xml:space="preserve"> file.</w:t>
+      </w:r>
+    </w:p>
+    <w:p>
+      <w:pPr>
+        <w:pStyle w:val="ListParagraph"/>
+        <w:numPr>
+          <w:ilvl w:val="0"/>
+          <w:numId w:val="5"/>
+        </w:numPr>
+        <w:spacing w:after="90"/>
+      </w:pPr>
+      <w:r>
+        <w:t xml:space="preserve">Click </w:t>
+      </w:r>
+      <w:r>
+        <w:rPr>
+          <w:b/>
+          <w:bCs/>
+        </w:rPr>
+        <w:t xml:space="preserve">Show</w:t>
+      </w:r>
+      <w:r>
+        <w:t xml:space="preserve"> next to </w:t>
+      </w:r>
+      <w:r>
+        <w:rPr>
+          <w:b/>
+          <w:bCs/>
+        </w:rPr>
+        <w:t xml:space="preserve">App secret</w:t>
+      </w:r>
+      <w:r>
+        <w:t xml:space="preserve">, enter your Facebook password, copy the secret, and paste it after </w:t>
+      </w:r>
+      <w:r>
+        <w:rPr>
+          <w:rFonts w:ascii="Menlo" w:cs="Menlo" w:eastAsia="Menlo" w:hAnsi="Menlo"/>
+          <w:sz w:val="19"/>
+          <w:szCs w:val="19"/>
+        </w:rPr>
+        <w:t xml:space="preserve">FACEBOOK_APP_SECRET=</w:t>
+      </w:r>
+      <w:r>
+        <w:t xml:space="preserve">.</w:t>
       </w:r>
     </w:p>
     <w:p>
@@ -2855,40 +2665,79 @@
           <w:sz w:val="18"/>
           <w:szCs w:val="18"/>
         </w:rPr>
-        <w:t xml:space="preserve">The two dropdowns you need are on the right: "Meta App" and "User or Page".</w:t>
-      </w:r>
-    </w:p>
-    <w:p>
-      <w:pPr>
-        <w:pStyle w:val="ListParagraph"/>
-        <w:numPr>
-          <w:ilvl w:val="0"/>
-          <w:numId w:val="7"/>
-        </w:numPr>
-        <w:spacing w:after="90"/>
-      </w:pPr>
-      <w:r>
-        <w:t xml:space="preserve">Click the </w:t>
+        <w:t xml:space="preserve">App settings → Basic. The App ID is at the top, and "Show" reveals the App secret.</w:t>
+      </w:r>
+    </w:p>
+    <w:p>
+      <w:pPr>
+        <w:pStyle w:val="Heading2"/>
+      </w:pPr>
+      <w:r>
+        <w:t xml:space="preserve">Step 3.4. Instagram keys: access token and account number</w:t>
+      </w:r>
+    </w:p>
+    <w:p>
+      <w:pPr>
+        <w:spacing w:after="140"/>
+      </w:pPr>
+      <w:r>
+        <w:t xml:space="preserve">The two Instagram keys are the </w:t>
       </w:r>
       <w:r>
         <w:rPr>
           <w:b/>
           <w:bCs/>
         </w:rPr>
-        <w:t xml:space="preserve">User or Page</w:t>
-      </w:r>
-      <w:r>
-        <w:t xml:space="preserve"> dropdown and choose </w:t>
+        <w:t xml:space="preserve">access token</w:t>
+      </w:r>
+      <w:r>
+        <w:t xml:space="preserve"> (the key Claude uses to act for your Instagram account and Page) and the </w:t>
       </w:r>
       <w:r>
         <w:rPr>
           <w:b/>
           <w:bCs/>
         </w:rPr>
-        <w:t xml:space="preserve">Get User Access Token</w:t>
-      </w:r>
-      <w:r>
-        <w:t xml:space="preserve">.</w:t>
+        <w:t xml:space="preserve">Instagram account number</w:t>
+      </w:r>
+      <w:r>
+        <w:t xml:space="preserve"> (which account to act on). You get both from one tool, the Graph API Explorer. You make a short token first, extend it, and then swap it for the Page token.</w:t>
+      </w:r>
+    </w:p>
+    <w:p>
+      <w:pPr>
+        <w:pStyle w:val="ListParagraph"/>
+        <w:numPr>
+          <w:ilvl w:val="0"/>
+          <w:numId w:val="6"/>
+        </w:numPr>
+        <w:spacing w:after="90"/>
+      </w:pPr>
+      <w:r>
+        <w:t xml:space="preserve">Open the Graph API Explorer: https://developers.facebook.com/tools/explorer/</w:t>
+      </w:r>
+    </w:p>
+    <w:p>
+      <w:pPr>
+        <w:pStyle w:val="ListParagraph"/>
+        <w:numPr>
+          <w:ilvl w:val="0"/>
+          <w:numId w:val="6"/>
+        </w:numPr>
+        <w:spacing w:after="90"/>
+      </w:pPr>
+      <w:r>
+        <w:t xml:space="preserve">On the right, under </w:t>
+      </w:r>
+      <w:r>
+        <w:rPr>
+          <w:b/>
+          <w:bCs/>
+        </w:rPr>
+        <w:t xml:space="preserve">Meta App</w:t>
+      </w:r>
+      <w:r>
+        <w:t xml:space="preserve">, pick the app you created.</w:t>
       </w:r>
     </w:p>
     <w:p>
@@ -2956,7 +2805,7 @@
           <w:sz w:val="18"/>
           <w:szCs w:val="18"/>
         </w:rPr>
-        <w:t xml:space="preserve">Choose "Get User Access Token".</w:t>
+        <w:t xml:space="preserve">The two dropdowns you need are on the right: "Meta App" and "User or Page".</w:t>
       </w:r>
     </w:p>
     <w:p>
@@ -2964,284 +2813,32 @@
         <w:pStyle w:val="ListParagraph"/>
         <w:numPr>
           <w:ilvl w:val="0"/>
-          <w:numId w:val="7"/>
+          <w:numId w:val="6"/>
         </w:numPr>
         <w:spacing w:after="90"/>
       </w:pPr>
       <w:r>
-        <w:t xml:space="preserve">Under </w:t>
+        <w:t xml:space="preserve">Click the </w:t>
       </w:r>
       <w:r>
         <w:rPr>
           <w:b/>
           <w:bCs/>
         </w:rPr>
-        <w:t xml:space="preserve">Permissions</w:t>
-      </w:r>
-      <w:r>
-        <w:t xml:space="preserve">, open the dropdown below </w:t>
+        <w:t xml:space="preserve">User or Page</w:t>
+      </w:r>
+      <w:r>
+        <w:t xml:space="preserve"> dropdown and choose </w:t>
       </w:r>
       <w:r>
         <w:rPr>
           <w:b/>
           <w:bCs/>
         </w:rPr>
-        <w:t xml:space="preserve">Add a Permission</w:t>
-      </w:r>
-      <w:r>
-        <w:t xml:space="preserve"> and tick each of these:</w:t>
-      </w:r>
-    </w:p>
-    <w:p>
-      <w:pPr>
-        <w:pStyle w:val="ListParagraph"/>
-        <w:numPr>
-          <w:ilvl w:val="1"/>
-          <w:numId w:val="2"/>
-        </w:numPr>
-        <w:spacing w:after="70"/>
-      </w:pPr>
-      <w:r>
-        <w:rPr>
-          <w:rFonts w:ascii="Menlo" w:cs="Menlo" w:eastAsia="Menlo" w:hAnsi="Menlo"/>
-          <w:sz w:val="19"/>
-          <w:szCs w:val="19"/>
-        </w:rPr>
-        <w:t xml:space="preserve">pages_show_list</w:t>
-      </w:r>
-      <w:r>
-        <w:t xml:space="preserve"> (see your Pages)</w:t>
-      </w:r>
-    </w:p>
-    <w:p>
-      <w:pPr>
-        <w:pStyle w:val="ListParagraph"/>
-        <w:numPr>
-          <w:ilvl w:val="1"/>
-          <w:numId w:val="2"/>
-        </w:numPr>
-        <w:spacing w:after="70"/>
-      </w:pPr>
-      <w:r>
-        <w:rPr>
-          <w:rFonts w:ascii="Menlo" w:cs="Menlo" w:eastAsia="Menlo" w:hAnsi="Menlo"/>
-          <w:sz w:val="19"/>
-          <w:szCs w:val="19"/>
-        </w:rPr>
-        <w:t xml:space="preserve">pages_read_engagement</w:t>
-      </w:r>
-      <w:r>
-        <w:t xml:space="preserve"> (read Page content)</w:t>
-      </w:r>
-    </w:p>
-    <w:p>
-      <w:pPr>
-        <w:pStyle w:val="ListParagraph"/>
-        <w:numPr>
-          <w:ilvl w:val="1"/>
-          <w:numId w:val="2"/>
-        </w:numPr>
-        <w:spacing w:after="70"/>
-      </w:pPr>
-      <w:r>
-        <w:rPr>
-          <w:rFonts w:ascii="Menlo" w:cs="Menlo" w:eastAsia="Menlo" w:hAnsi="Menlo"/>
-          <w:sz w:val="19"/>
-          <w:szCs w:val="19"/>
-        </w:rPr>
-        <w:t xml:space="preserve">pages_read_user_content</w:t>
-      </w:r>
-      <w:r>
-        <w:t xml:space="preserve"> (read comments on the Page)</w:t>
-      </w:r>
-    </w:p>
-    <w:p>
-      <w:pPr>
-        <w:pStyle w:val="ListParagraph"/>
-        <w:numPr>
-          <w:ilvl w:val="1"/>
-          <w:numId w:val="2"/>
-        </w:numPr>
-        <w:spacing w:after="70"/>
-      </w:pPr>
-      <w:r>
-        <w:rPr>
-          <w:rFonts w:ascii="Menlo" w:cs="Menlo" w:eastAsia="Menlo" w:hAnsi="Menlo"/>
-          <w:sz w:val="19"/>
-          <w:szCs w:val="19"/>
-        </w:rPr>
-        <w:t xml:space="preserve">pages_manage_engagement</w:t>
-      </w:r>
-      <w:r>
-        <w:t xml:space="preserve"> (reply to, hide and delete Page comments)</w:t>
-      </w:r>
-    </w:p>
-    <w:p>
-      <w:pPr>
-        <w:pStyle w:val="ListParagraph"/>
-        <w:numPr>
-          <w:ilvl w:val="1"/>
-          <w:numId w:val="2"/>
-        </w:numPr>
-        <w:spacing w:after="70"/>
-      </w:pPr>
-      <w:r>
-        <w:rPr>
-          <w:rFonts w:ascii="Menlo" w:cs="Menlo" w:eastAsia="Menlo" w:hAnsi="Menlo"/>
-          <w:sz w:val="19"/>
-          <w:szCs w:val="19"/>
-        </w:rPr>
-        <w:t xml:space="preserve">pages_manage_posts</w:t>
-      </w:r>
-      <w:r>
-        <w:t xml:space="preserve"> (publish to the Facebook Page)</w:t>
-      </w:r>
-    </w:p>
-    <w:p>
-      <w:pPr>
-        <w:pStyle w:val="ListParagraph"/>
-        <w:numPr>
-          <w:ilvl w:val="1"/>
-          <w:numId w:val="2"/>
-        </w:numPr>
-        <w:spacing w:after="70"/>
-      </w:pPr>
-      <w:r>
-        <w:rPr>
-          <w:rFonts w:ascii="Menlo" w:cs="Menlo" w:eastAsia="Menlo" w:hAnsi="Menlo"/>
-          <w:sz w:val="19"/>
-          <w:szCs w:val="19"/>
-        </w:rPr>
-        <w:t xml:space="preserve">instagram_basic</w:t>
-      </w:r>
-      <w:r>
-        <w:t xml:space="preserve"> (read the Instagram profile and posts)</w:t>
-      </w:r>
-    </w:p>
-    <w:p>
-      <w:pPr>
-        <w:pStyle w:val="ListParagraph"/>
-        <w:numPr>
-          <w:ilvl w:val="1"/>
-          <w:numId w:val="2"/>
-        </w:numPr>
-        <w:spacing w:after="70"/>
-      </w:pPr>
-      <w:r>
-        <w:rPr>
-          <w:rFonts w:ascii="Menlo" w:cs="Menlo" w:eastAsia="Menlo" w:hAnsi="Menlo"/>
-          <w:sz w:val="19"/>
-          <w:szCs w:val="19"/>
-        </w:rPr>
-        <w:t xml:space="preserve">instagram_content_publish</w:t>
-      </w:r>
-      <w:r>
-        <w:t xml:space="preserve"> (publish to Instagram)</w:t>
-      </w:r>
-    </w:p>
-    <w:p>
-      <w:pPr>
-        <w:pStyle w:val="ListParagraph"/>
-        <w:numPr>
-          <w:ilvl w:val="1"/>
-          <w:numId w:val="2"/>
-        </w:numPr>
-        <w:spacing w:after="70"/>
-      </w:pPr>
-      <w:r>
-        <w:rPr>
-          <w:rFonts w:ascii="Menlo" w:cs="Menlo" w:eastAsia="Menlo" w:hAnsi="Menlo"/>
-          <w:sz w:val="19"/>
-          <w:szCs w:val="19"/>
-        </w:rPr>
-        <w:t xml:space="preserve">instagram_manage_insights</w:t>
-      </w:r>
-      <w:r>
-        <w:t xml:space="preserve"> (read statistics)</w:t>
-      </w:r>
-    </w:p>
-    <w:p>
-      <w:pPr>
-        <w:pStyle w:val="ListParagraph"/>
-        <w:numPr>
-          <w:ilvl w:val="1"/>
-          <w:numId w:val="2"/>
-        </w:numPr>
-        <w:spacing w:after="70"/>
-      </w:pPr>
-      <w:r>
-        <w:rPr>
-          <w:rFonts w:ascii="Menlo" w:cs="Menlo" w:eastAsia="Menlo" w:hAnsi="Menlo"/>
-          <w:sz w:val="19"/>
-          <w:szCs w:val="19"/>
-        </w:rPr>
-        <w:t xml:space="preserve">instagram_manage_comments</w:t>
-      </w:r>
-      <w:r>
-        <w:t xml:space="preserve"> (read and reply to Instagram comments)</w:t>
-      </w:r>
-    </w:p>
-    <w:p>
-      <w:pPr>
-        <w:pStyle w:val="ListParagraph"/>
-        <w:numPr>
-          <w:ilvl w:val="1"/>
-          <w:numId w:val="2"/>
-        </w:numPr>
-        <w:spacing w:after="70"/>
-      </w:pPr>
-      <w:r>
-        <w:rPr>
-          <w:rFonts w:ascii="Menlo" w:cs="Menlo" w:eastAsia="Menlo" w:hAnsi="Menlo"/>
-          <w:sz w:val="19"/>
-          <w:szCs w:val="19"/>
-        </w:rPr>
-        <w:t xml:space="preserve">read_insights</w:t>
-      </w:r>
-      <w:r>
-        <w:t xml:space="preserve"> (read Page statistics)</w:t>
-      </w:r>
-    </w:p>
-    <w:p>
-      <w:pPr>
-        <w:pStyle w:val="ListParagraph"/>
-        <w:numPr>
-          <w:ilvl w:val="1"/>
-          <w:numId w:val="2"/>
-        </w:numPr>
-        <w:spacing w:after="70"/>
-      </w:pPr>
-      <w:r>
-        <w:rPr>
-          <w:rFonts w:ascii="Menlo" w:cs="Menlo" w:eastAsia="Menlo" w:hAnsi="Menlo"/>
-          <w:sz w:val="19"/>
-          <w:szCs w:val="19"/>
-        </w:rPr>
-        <w:t xml:space="preserve">business_management</w:t>
-      </w:r>
-      <w:r>
-        <w:t xml:space="preserve"> (needed when the Page belongs to a business account)</w:t>
-      </w:r>
-    </w:p>
-    <w:p>
-      <w:pPr>
-        <w:pStyle w:val="ListParagraph"/>
-        <w:numPr>
-          <w:ilvl w:val="1"/>
-          <w:numId w:val="2"/>
-        </w:numPr>
-        <w:spacing w:after="70"/>
-      </w:pPr>
-      <w:r>
-        <w:rPr>
-          <w:rFonts w:ascii="Menlo" w:cs="Menlo" w:eastAsia="Menlo" w:hAnsi="Menlo"/>
-          <w:sz w:val="19"/>
-          <w:szCs w:val="19"/>
-        </w:rPr>
-        <w:t xml:space="preserve">instagram_manage_messages</w:t>
-      </w:r>
-      <w:r>
-        <w:t xml:space="preserve"> (only if you want to read and reply to DMs)</w:t>
+        <w:t xml:space="preserve">Get User Access Token</w:t>
+      </w:r>
+      <w:r>
+        <w:t xml:space="preserve">.</w:t>
       </w:r>
     </w:p>
     <w:p>
@@ -3309,7 +2906,7 @@
           <w:sz w:val="18"/>
           <w:szCs w:val="18"/>
         </w:rPr>
-        <w:t xml:space="preserve">Permissions you have added are listed above the dropdown. Open the dropdown to add more.</w:t>
+        <w:t xml:space="preserve">Choose "Get User Access Token".</w:t>
       </w:r>
     </w:p>
     <w:p>
@@ -3317,42 +2914,284 @@
         <w:pStyle w:val="ListParagraph"/>
         <w:numPr>
           <w:ilvl w:val="0"/>
-          <w:numId w:val="7"/>
+          <w:numId w:val="6"/>
         </w:numPr>
         <w:spacing w:after="90"/>
       </w:pPr>
       <w:r>
-        <w:t xml:space="preserve">Click </w:t>
+        <w:t xml:space="preserve">Under </w:t>
       </w:r>
       <w:r>
         <w:rPr>
           <w:b/>
           <w:bCs/>
         </w:rPr>
-        <w:t xml:space="preserve">Generate Access Token</w:t>
-      </w:r>
-      <w:r>
-        <w:t xml:space="preserve">. A Facebook window opens. Select your </w:t>
+        <w:t xml:space="preserve">Permissions</w:t>
+      </w:r>
+      <w:r>
+        <w:t xml:space="preserve">, open the dropdown below </w:t>
       </w:r>
       <w:r>
         <w:rPr>
           <w:b/>
           <w:bCs/>
         </w:rPr>
-        <w:t xml:space="preserve">Page</w:t>
-      </w:r>
-      <w:r>
-        <w:t xml:space="preserve"> and your </w:t>
-      </w:r>
-      <w:r>
-        <w:rPr>
-          <w:b/>
-          <w:bCs/>
-        </w:rPr>
-        <w:t xml:space="preserve">Instagram account</w:t>
-      </w:r>
-      <w:r>
-        <w:t xml:space="preserve"> when it asks what to give access to, and approve everything.</w:t>
+        <w:t xml:space="preserve">Add a Permission</w:t>
+      </w:r>
+      <w:r>
+        <w:t xml:space="preserve"> and tick each of these:</w:t>
+      </w:r>
+    </w:p>
+    <w:p>
+      <w:pPr>
+        <w:pStyle w:val="ListParagraph"/>
+        <w:numPr>
+          <w:ilvl w:val="1"/>
+          <w:numId w:val="2"/>
+        </w:numPr>
+        <w:spacing w:after="70"/>
+      </w:pPr>
+      <w:r>
+        <w:rPr>
+          <w:rFonts w:ascii="Menlo" w:cs="Menlo" w:eastAsia="Menlo" w:hAnsi="Menlo"/>
+          <w:sz w:val="19"/>
+          <w:szCs w:val="19"/>
+        </w:rPr>
+        <w:t xml:space="preserve">pages_show_list</w:t>
+      </w:r>
+      <w:r>
+        <w:t xml:space="preserve"> (see your Pages)</w:t>
+      </w:r>
+    </w:p>
+    <w:p>
+      <w:pPr>
+        <w:pStyle w:val="ListParagraph"/>
+        <w:numPr>
+          <w:ilvl w:val="1"/>
+          <w:numId w:val="2"/>
+        </w:numPr>
+        <w:spacing w:after="70"/>
+      </w:pPr>
+      <w:r>
+        <w:rPr>
+          <w:rFonts w:ascii="Menlo" w:cs="Menlo" w:eastAsia="Menlo" w:hAnsi="Menlo"/>
+          <w:sz w:val="19"/>
+          <w:szCs w:val="19"/>
+        </w:rPr>
+        <w:t xml:space="preserve">pages_read_engagement</w:t>
+      </w:r>
+      <w:r>
+        <w:t xml:space="preserve"> (read Page content)</w:t>
+      </w:r>
+    </w:p>
+    <w:p>
+      <w:pPr>
+        <w:pStyle w:val="ListParagraph"/>
+        <w:numPr>
+          <w:ilvl w:val="1"/>
+          <w:numId w:val="2"/>
+        </w:numPr>
+        <w:spacing w:after="70"/>
+      </w:pPr>
+      <w:r>
+        <w:rPr>
+          <w:rFonts w:ascii="Menlo" w:cs="Menlo" w:eastAsia="Menlo" w:hAnsi="Menlo"/>
+          <w:sz w:val="19"/>
+          <w:szCs w:val="19"/>
+        </w:rPr>
+        <w:t xml:space="preserve">pages_read_user_content</w:t>
+      </w:r>
+      <w:r>
+        <w:t xml:space="preserve"> (read comments on the Page)</w:t>
+      </w:r>
+    </w:p>
+    <w:p>
+      <w:pPr>
+        <w:pStyle w:val="ListParagraph"/>
+        <w:numPr>
+          <w:ilvl w:val="1"/>
+          <w:numId w:val="2"/>
+        </w:numPr>
+        <w:spacing w:after="70"/>
+      </w:pPr>
+      <w:r>
+        <w:rPr>
+          <w:rFonts w:ascii="Menlo" w:cs="Menlo" w:eastAsia="Menlo" w:hAnsi="Menlo"/>
+          <w:sz w:val="19"/>
+          <w:szCs w:val="19"/>
+        </w:rPr>
+        <w:t xml:space="preserve">pages_manage_engagement</w:t>
+      </w:r>
+      <w:r>
+        <w:t xml:space="preserve"> (reply to, hide and delete Page comments)</w:t>
+      </w:r>
+    </w:p>
+    <w:p>
+      <w:pPr>
+        <w:pStyle w:val="ListParagraph"/>
+        <w:numPr>
+          <w:ilvl w:val="1"/>
+          <w:numId w:val="2"/>
+        </w:numPr>
+        <w:spacing w:after="70"/>
+      </w:pPr>
+      <w:r>
+        <w:rPr>
+          <w:rFonts w:ascii="Menlo" w:cs="Menlo" w:eastAsia="Menlo" w:hAnsi="Menlo"/>
+          <w:sz w:val="19"/>
+          <w:szCs w:val="19"/>
+        </w:rPr>
+        <w:t xml:space="preserve">pages_manage_posts</w:t>
+      </w:r>
+      <w:r>
+        <w:t xml:space="preserve"> (publish to the Facebook Page)</w:t>
+      </w:r>
+    </w:p>
+    <w:p>
+      <w:pPr>
+        <w:pStyle w:val="ListParagraph"/>
+        <w:numPr>
+          <w:ilvl w:val="1"/>
+          <w:numId w:val="2"/>
+        </w:numPr>
+        <w:spacing w:after="70"/>
+      </w:pPr>
+      <w:r>
+        <w:rPr>
+          <w:rFonts w:ascii="Menlo" w:cs="Menlo" w:eastAsia="Menlo" w:hAnsi="Menlo"/>
+          <w:sz w:val="19"/>
+          <w:szCs w:val="19"/>
+        </w:rPr>
+        <w:t xml:space="preserve">instagram_basic</w:t>
+      </w:r>
+      <w:r>
+        <w:t xml:space="preserve"> (read the Instagram profile and posts)</w:t>
+      </w:r>
+    </w:p>
+    <w:p>
+      <w:pPr>
+        <w:pStyle w:val="ListParagraph"/>
+        <w:numPr>
+          <w:ilvl w:val="1"/>
+          <w:numId w:val="2"/>
+        </w:numPr>
+        <w:spacing w:after="70"/>
+      </w:pPr>
+      <w:r>
+        <w:rPr>
+          <w:rFonts w:ascii="Menlo" w:cs="Menlo" w:eastAsia="Menlo" w:hAnsi="Menlo"/>
+          <w:sz w:val="19"/>
+          <w:szCs w:val="19"/>
+        </w:rPr>
+        <w:t xml:space="preserve">instagram_content_publish</w:t>
+      </w:r>
+      <w:r>
+        <w:t xml:space="preserve"> (publish to Instagram)</w:t>
+      </w:r>
+    </w:p>
+    <w:p>
+      <w:pPr>
+        <w:pStyle w:val="ListParagraph"/>
+        <w:numPr>
+          <w:ilvl w:val="1"/>
+          <w:numId w:val="2"/>
+        </w:numPr>
+        <w:spacing w:after="70"/>
+      </w:pPr>
+      <w:r>
+        <w:rPr>
+          <w:rFonts w:ascii="Menlo" w:cs="Menlo" w:eastAsia="Menlo" w:hAnsi="Menlo"/>
+          <w:sz w:val="19"/>
+          <w:szCs w:val="19"/>
+        </w:rPr>
+        <w:t xml:space="preserve">instagram_manage_insights</w:t>
+      </w:r>
+      <w:r>
+        <w:t xml:space="preserve"> (read statistics)</w:t>
+      </w:r>
+    </w:p>
+    <w:p>
+      <w:pPr>
+        <w:pStyle w:val="ListParagraph"/>
+        <w:numPr>
+          <w:ilvl w:val="1"/>
+          <w:numId w:val="2"/>
+        </w:numPr>
+        <w:spacing w:after="70"/>
+      </w:pPr>
+      <w:r>
+        <w:rPr>
+          <w:rFonts w:ascii="Menlo" w:cs="Menlo" w:eastAsia="Menlo" w:hAnsi="Menlo"/>
+          <w:sz w:val="19"/>
+          <w:szCs w:val="19"/>
+        </w:rPr>
+        <w:t xml:space="preserve">instagram_manage_comments</w:t>
+      </w:r>
+      <w:r>
+        <w:t xml:space="preserve"> (read and reply to Instagram comments)</w:t>
+      </w:r>
+    </w:p>
+    <w:p>
+      <w:pPr>
+        <w:pStyle w:val="ListParagraph"/>
+        <w:numPr>
+          <w:ilvl w:val="1"/>
+          <w:numId w:val="2"/>
+        </w:numPr>
+        <w:spacing w:after="70"/>
+      </w:pPr>
+      <w:r>
+        <w:rPr>
+          <w:rFonts w:ascii="Menlo" w:cs="Menlo" w:eastAsia="Menlo" w:hAnsi="Menlo"/>
+          <w:sz w:val="19"/>
+          <w:szCs w:val="19"/>
+        </w:rPr>
+        <w:t xml:space="preserve">read_insights</w:t>
+      </w:r>
+      <w:r>
+        <w:t xml:space="preserve"> (read Page statistics)</w:t>
+      </w:r>
+    </w:p>
+    <w:p>
+      <w:pPr>
+        <w:pStyle w:val="ListParagraph"/>
+        <w:numPr>
+          <w:ilvl w:val="1"/>
+          <w:numId w:val="2"/>
+        </w:numPr>
+        <w:spacing w:after="70"/>
+      </w:pPr>
+      <w:r>
+        <w:rPr>
+          <w:rFonts w:ascii="Menlo" w:cs="Menlo" w:eastAsia="Menlo" w:hAnsi="Menlo"/>
+          <w:sz w:val="19"/>
+          <w:szCs w:val="19"/>
+        </w:rPr>
+        <w:t xml:space="preserve">business_management</w:t>
+      </w:r>
+      <w:r>
+        <w:t xml:space="preserve"> (needed when the Page belongs to a business account)</w:t>
+      </w:r>
+    </w:p>
+    <w:p>
+      <w:pPr>
+        <w:pStyle w:val="ListParagraph"/>
+        <w:numPr>
+          <w:ilvl w:val="1"/>
+          <w:numId w:val="2"/>
+        </w:numPr>
+        <w:spacing w:after="70"/>
+      </w:pPr>
+      <w:r>
+        <w:rPr>
+          <w:rFonts w:ascii="Menlo" w:cs="Menlo" w:eastAsia="Menlo" w:hAnsi="Menlo"/>
+          <w:sz w:val="19"/>
+          <w:szCs w:val="19"/>
+        </w:rPr>
+        <w:t xml:space="preserve">instagram_manage_messages</w:t>
+      </w:r>
+      <w:r>
+        <w:t xml:space="preserve"> (only if you want to read and reply to DMs)</w:t>
       </w:r>
     </w:p>
     <w:p>
@@ -3420,7 +3259,7 @@
           <w:sz w:val="18"/>
           <w:szCs w:val="18"/>
         </w:rPr>
-        <w:t xml:space="preserve">Click "Generate Access Token".</w:t>
+        <w:t xml:space="preserve">Permissions you have added are listed above the dropdown. Open the dropdown to add more.</w:t>
       </w:r>
     </w:p>
     <w:p>
@@ -3428,32 +3267,42 @@
         <w:pStyle w:val="ListParagraph"/>
         <w:numPr>
           <w:ilvl w:val="0"/>
-          <w:numId w:val="7"/>
+          <w:numId w:val="6"/>
         </w:numPr>
         <w:spacing w:after="90"/>
       </w:pPr>
       <w:r>
-        <w:t xml:space="preserve">Click the small blue </w:t>
+        <w:t xml:space="preserve">Click </w:t>
       </w:r>
       <w:r>
         <w:rPr>
           <w:b/>
           <w:bCs/>
         </w:rPr>
-        <w:t xml:space="preserve">ⓘ</w:t>
-      </w:r>
-      <w:r>
-        <w:t xml:space="preserve"> icon to the left of the token. In the window that opens, click </w:t>
+        <w:t xml:space="preserve">Generate Access Token</w:t>
+      </w:r>
+      <w:r>
+        <w:t xml:space="preserve">. A Facebook window opens. Select your </w:t>
       </w:r>
       <w:r>
         <w:rPr>
           <w:b/>
           <w:bCs/>
         </w:rPr>
-        <w:t xml:space="preserve">Open in Access Token Tool</w:t>
-      </w:r>
-      <w:r>
-        <w:t xml:space="preserve">.</w:t>
+        <w:t xml:space="preserve">Page</w:t>
+      </w:r>
+      <w:r>
+        <w:t xml:space="preserve"> and your </w:t>
+      </w:r>
+      <w:r>
+        <w:rPr>
+          <w:b/>
+          <w:bCs/>
+        </w:rPr>
+        <w:t xml:space="preserve">Instagram account</w:t>
+      </w:r>
+      <w:r>
+        <w:t xml:space="preserve"> when it asks what to give access to, and approve everything.</w:t>
       </w:r>
     </w:p>
     <w:p>
@@ -3521,30 +3370,66 @@
           <w:sz w:val="18"/>
           <w:szCs w:val="18"/>
         </w:rPr>
-        <w:t xml:space="preserve">The token info window. Click "Open in Access Token Tool".</w:t>
-      </w:r>
-    </w:p>
-    <w:p>
-      <w:pPr>
-        <w:pStyle w:val="ListParagraph"/>
-        <w:numPr>
-          <w:ilvl w:val="0"/>
-          <w:numId w:val="7"/>
-        </w:numPr>
-        <w:spacing w:after="90"/>
-      </w:pPr>
-      <w:r>
-        <w:t xml:space="preserve">A new tab opens. Scroll to the bottom and click </w:t>
-      </w:r>
+        <w:t xml:space="preserve">Click "Generate Access Token".</w:t>
+      </w:r>
+    </w:p>
+    <w:p>
+      <w:pPr>
+        <w:spacing w:after="140"/>
+      </w:pPr>
       <w:r>
         <w:rPr>
           <w:b/>
           <w:bCs/>
         </w:rPr>
-        <w:t xml:space="preserve">Extend Access Token</w:t>
-      </w:r>
-      <w:r>
-        <w:t xml:space="preserve">. Copy the new, longer token that appears.</w:t>
+        <w:t xml:space="preserve">Shortcut:</w:t>
+      </w:r>
+      <w:r>
+        <w:t xml:space="preserve"> copy the token now, run </w:t>
+      </w:r>
+      <w:r>
+        <w:rPr>
+          <w:rFonts w:ascii="Menlo" w:cs="Menlo" w:eastAsia="Menlo" w:hAnsi="Menlo"/>
+          <w:sz w:val="19"/>
+          <w:szCs w:val="19"/>
+        </w:rPr>
+        <w:t xml:space="preserve">uv run python -m src.setup_wizard meta</w:t>
+      </w:r>
+      <w:r>
+        <w:t xml:space="preserve">, and paste it when the wizard asks for the user access token. The wizard extends the token, finds your Page and saves both Instagram keys, so you can skip steps 6 to 13.</w:t>
+      </w:r>
+    </w:p>
+    <w:p>
+      <w:pPr>
+        <w:pStyle w:val="ListParagraph"/>
+        <w:numPr>
+          <w:ilvl w:val="0"/>
+          <w:numId w:val="6"/>
+        </w:numPr>
+        <w:spacing w:after="90"/>
+      </w:pPr>
+      <w:r>
+        <w:t xml:space="preserve">Click the small blue </w:t>
+      </w:r>
+      <w:r>
+        <w:rPr>
+          <w:b/>
+          <w:bCs/>
+        </w:rPr>
+        <w:t xml:space="preserve">ⓘ</w:t>
+      </w:r>
+      <w:r>
+        <w:t xml:space="preserve"> icon to the left of the token. In the window that opens, click </w:t>
+      </w:r>
+      <w:r>
+        <w:rPr>
+          <w:b/>
+          <w:bCs/>
+        </w:rPr>
+        <w:t xml:space="preserve">Open in Access Token Tool</w:t>
+      </w:r>
+      <w:r>
+        <w:t xml:space="preserve">.</w:t>
       </w:r>
     </w:p>
     <w:p>
@@ -3612,7 +3497,7 @@
           <w:sz w:val="18"/>
           <w:szCs w:val="18"/>
         </w:rPr>
-        <w:t xml:space="preserve">"Extend Access Token" is at the bottom of the page.</w:t>
+        <w:t xml:space="preserve">The token info window. Click "Open in Access Token Tool".</w:t>
       </w:r>
     </w:p>
     <w:p>
@@ -3620,60 +3505,22 @@
         <w:pStyle w:val="ListParagraph"/>
         <w:numPr>
           <w:ilvl w:val="0"/>
-          <w:numId w:val="7"/>
+          <w:numId w:val="6"/>
         </w:numPr>
         <w:spacing w:after="90"/>
       </w:pPr>
       <w:r>
-        <w:t xml:space="preserve">Go back to the Graph API Explorer tab and paste the extended token into the </w:t>
+        <w:t xml:space="preserve">A new tab opens. Scroll to the bottom and click </w:t>
       </w:r>
       <w:r>
         <w:rPr>
           <w:b/>
           <w:bCs/>
         </w:rPr>
-        <w:t xml:space="preserve">Access Token</w:t>
-      </w:r>
-      <w:r>
-        <w:t xml:space="preserve"> box, replacing the old one.</w:t>
-      </w:r>
-    </w:p>
-    <w:p>
-      <w:pPr>
-        <w:pStyle w:val="ListParagraph"/>
-        <w:numPr>
-          <w:ilvl w:val="0"/>
-          <w:numId w:val="7"/>
-        </w:numPr>
-        <w:spacing w:after="90"/>
-      </w:pPr>
-      <w:r>
-        <w:t xml:space="preserve">Click in the address line at the top, delete what is there, and type this instead. Then click </w:t>
-      </w:r>
-      <w:r>
-        <w:rPr>
-          <w:b/>
-          <w:bCs/>
-        </w:rPr>
-        <w:t xml:space="preserve">Submit</w:t>
-      </w:r>
-      <w:r>
-        <w:t xml:space="preserve">:</w:t>
-      </w:r>
-    </w:p>
-    <w:p>
-      <w:pPr>
-        <w:shd w:fill="F2F2F2" w:val="clear"/>
-        <w:spacing w:after="160" w:before="60"/>
-        <w:ind w:left="560" w:right="200"/>
-      </w:pPr>
-      <w:r>
-        <w:rPr>
-          <w:rFonts w:ascii="Menlo" w:cs="Menlo" w:eastAsia="Menlo" w:hAnsi="Menlo"/>
-          <w:sz w:val="18"/>
-          <w:szCs w:val="18"/>
-        </w:rPr>
-        <w:t xml:space="preserve">me/accounts?fields=name,access_token,instagram_business_account</w:t>
+        <w:t xml:space="preserve">Extend Access Token</w:t>
+      </w:r>
+      <w:r>
+        <w:t xml:space="preserve">. Copy the new, longer token that appears.</w:t>
       </w:r>
     </w:p>
     <w:p>
@@ -3741,7 +3588,7 @@
           <w:sz w:val="18"/>
           <w:szCs w:val="18"/>
         </w:rPr>
-        <w:t xml:space="preserve">Type the line into the address field and click "Submit".</w:t>
+        <w:t xml:space="preserve">"Extend Access Token" is at the bottom of the page.</w:t>
       </w:r>
     </w:p>
     <w:p>
@@ -3749,104 +3596,60 @@
         <w:pStyle w:val="ListParagraph"/>
         <w:numPr>
           <w:ilvl w:val="0"/>
-          <w:numId w:val="7"/>
+          <w:numId w:val="6"/>
         </w:numPr>
         <w:spacing w:after="90"/>
       </w:pPr>
       <w:r>
-        <w:t xml:space="preserve">The answer lists your Pages. Find your Page by its </w:t>
-      </w:r>
+        <w:t xml:space="preserve">Go back to the Graph API Explorer tab and paste the extended token into the </w:t>
+      </w:r>
+      <w:r>
+        <w:rPr>
+          <w:b/>
+          <w:bCs/>
+        </w:rPr>
+        <w:t xml:space="preserve">Access Token</w:t>
+      </w:r>
+      <w:r>
+        <w:t xml:space="preserve"> box, replacing the old one.</w:t>
+      </w:r>
+    </w:p>
+    <w:p>
+      <w:pPr>
+        <w:pStyle w:val="ListParagraph"/>
+        <w:numPr>
+          <w:ilvl w:val="0"/>
+          <w:numId w:val="6"/>
+        </w:numPr>
+        <w:spacing w:after="90"/>
+      </w:pPr>
+      <w:r>
+        <w:t xml:space="preserve">Click in the address line at the top, delete what is there, and type this instead. Then click </w:t>
+      </w:r>
+      <w:r>
+        <w:rPr>
+          <w:b/>
+          <w:bCs/>
+        </w:rPr>
+        <w:t xml:space="preserve">Submit</w:t>
+      </w:r>
+      <w:r>
+        <w:t xml:space="preserve">:</w:t>
+      </w:r>
+    </w:p>
+    <w:p>
+      <w:pPr>
+        <w:shd w:fill="F2F2F2" w:val="clear"/>
+        <w:spacing w:after="160" w:before="60"/>
+        <w:ind w:left="560" w:right="200"/>
+      </w:pPr>
       <w:r>
         <w:rPr>
           <w:rFonts w:ascii="Menlo" w:cs="Menlo" w:eastAsia="Menlo" w:hAnsi="Menlo"/>
-          <w:sz w:val="19"/>
-          <w:szCs w:val="19"/>
-        </w:rPr>
-        <w:t xml:space="preserve">"name"</w:t>
-      </w:r>
-      <w:r>
-        <w:t xml:space="preserve">.</w:t>
-      </w:r>
-    </w:p>
-    <w:p>
-      <w:pPr>
-        <w:pStyle w:val="ListParagraph"/>
-        <w:numPr>
-          <w:ilvl w:val="0"/>
-          <w:numId w:val="7"/>
-        </w:numPr>
-        <w:spacing w:after="90"/>
-      </w:pPr>
-      <w:r>
-        <w:t xml:space="preserve">Copy the long text after </w:t>
-      </w:r>
-      <w:r>
-        <w:rPr>
-          <w:rFonts w:ascii="Menlo" w:cs="Menlo" w:eastAsia="Menlo" w:hAnsi="Menlo"/>
-          <w:sz w:val="19"/>
-          <w:szCs w:val="19"/>
-        </w:rPr>
-        <w:t xml:space="preserve">"access_token"</w:t>
-      </w:r>
-      <w:r>
-        <w:t xml:space="preserve"> (without the quotation marks) and paste it after </w:t>
-      </w:r>
-      <w:r>
-        <w:rPr>
-          <w:rFonts w:ascii="Menlo" w:cs="Menlo" w:eastAsia="Menlo" w:hAnsi="Menlo"/>
-          <w:sz w:val="19"/>
-          <w:szCs w:val="19"/>
-        </w:rPr>
-        <w:t xml:space="preserve">INSTAGRAM_ACCESS_TOKEN=</w:t>
-      </w:r>
-      <w:r>
-        <w:t xml:space="preserve">.</w:t>
-      </w:r>
-    </w:p>
-    <w:p>
-      <w:pPr>
-        <w:pStyle w:val="ListParagraph"/>
-        <w:numPr>
-          <w:ilvl w:val="0"/>
-          <w:numId w:val="7"/>
-        </w:numPr>
-        <w:spacing w:after="90"/>
-      </w:pPr>
-      <w:r>
-        <w:t xml:space="preserve">Copy the number after </w:t>
-      </w:r>
-      <w:r>
-        <w:rPr>
-          <w:rFonts w:ascii="Menlo" w:cs="Menlo" w:eastAsia="Menlo" w:hAnsi="Menlo"/>
-          <w:sz w:val="19"/>
-          <w:szCs w:val="19"/>
-        </w:rPr>
-        <w:t xml:space="preserve">"id"</w:t>
-      </w:r>
-      <w:r>
-        <w:t xml:space="preserve"> inside </w:t>
-      </w:r>
-      <w:r>
-        <w:rPr>
-          <w:rFonts w:ascii="Menlo" w:cs="Menlo" w:eastAsia="Menlo" w:hAnsi="Menlo"/>
-          <w:sz w:val="19"/>
-          <w:szCs w:val="19"/>
-        </w:rPr>
-        <w:t xml:space="preserve">"instagram_business_account"</w:t>
-      </w:r>
-      <w:r>
-        <w:t xml:space="preserve"> and paste it after </w:t>
-      </w:r>
-      <w:r>
-        <w:rPr>
-          <w:rFonts w:ascii="Menlo" w:cs="Menlo" w:eastAsia="Menlo" w:hAnsi="Menlo"/>
-          <w:sz w:val="19"/>
-          <w:szCs w:val="19"/>
-        </w:rPr>
-        <w:t xml:space="preserve">INSTAGRAM_BUSINESS_ACCOUNT_ID=</w:t>
-      </w:r>
-      <w:r>
-        <w:t xml:space="preserve">.</w:t>
+          <w:sz w:val="18"/>
+          <w:szCs w:val="18"/>
+        </w:rPr>
+        <w:t xml:space="preserve">me/accounts?fields=name,access_token,instagram_business_account</w:t>
       </w:r>
     </w:p>
     <w:p>
@@ -3914,7 +3717,7 @@
           <w:sz w:val="18"/>
           <w:szCs w:val="18"/>
         </w:rPr>
-        <w:t xml:space="preserve">The two marked lines are your Instagram keys: the access token and the Instagram account number.</w:t>
+        <w:t xml:space="preserve">Type the line into the address field and click "Submit".</w:t>
       </w:r>
     </w:p>
     <w:p>
@@ -3922,12 +3725,12 @@
         <w:pStyle w:val="ListParagraph"/>
         <w:numPr>
           <w:ilvl w:val="0"/>
-          <w:numId w:val="7"/>
+          <w:numId w:val="6"/>
         </w:numPr>
         <w:spacing w:after="90"/>
       </w:pPr>
       <w:r>
-        <w:t xml:space="preserve">Save the </w:t>
+        <w:t xml:space="preserve">The answer lists your Pages. Find your Page by its </w:t>
       </w:r>
       <w:r>
         <w:rPr>
@@ -3935,26 +3738,10 @@
           <w:sz w:val="19"/>
           <w:szCs w:val="19"/>
         </w:rPr>
-        <w:t xml:space="preserve">.env</w:t>
-      </w:r>
-      <w:r>
-        <w:t xml:space="preserve"> file.</w:t>
-      </w:r>
-    </w:p>
-    <w:p>
-      <w:pPr>
-        <w:spacing w:after="140"/>
-      </w:pPr>
-      <w:r>
-        <w:t xml:space="preserve">A Page token made this way normally does not expire. If Claude later says the token is invalid, repeat step 3.5.</w:t>
-      </w:r>
-    </w:p>
-    <w:p>
-      <w:pPr>
-        <w:spacing w:after="140"/>
-      </w:pPr>
-      <w:r>
-        <w:t xml:space="preserve">Links if you cannot find it:</w:t>
+        <w:t xml:space="preserve">"name"</w:t>
+      </w:r>
+      <w:r>
+        <w:t xml:space="preserve">.</w:t>
       </w:r>
     </w:p>
     <w:p>
@@ -3962,422 +3749,12 @@
         <w:pStyle w:val="ListParagraph"/>
         <w:numPr>
           <w:ilvl w:val="0"/>
-          <w:numId w:val="2"/>
-        </w:numPr>
-        <w:spacing w:after="70"/>
-      </w:pPr>
-      <w:r>
-        <w:t xml:space="preserve">Graph API Explorer: https://developers.facebook.com/tools/explorer/</w:t>
-      </w:r>
-    </w:p>
-    <w:p>
-      <w:pPr>
-        <w:pStyle w:val="ListParagraph"/>
-        <w:numPr>
-          <w:ilvl w:val="0"/>
-          <w:numId w:val="2"/>
-        </w:numPr>
-        <w:spacing w:after="70"/>
-      </w:pPr>
-      <w:r>
-        <w:t xml:space="preserve">Access Token Debugger (where "Extend Access Token" is): https://developers.facebook.com/tools/debug/accesstoken/</w:t>
-      </w:r>
-    </w:p>
-    <w:p>
-      <w:pPr>
-        <w:pStyle w:val="ListParagraph"/>
-        <w:numPr>
-          <w:ilvl w:val="0"/>
-          <w:numId w:val="2"/>
-        </w:numPr>
-        <w:spacing w:after="70"/>
-      </w:pPr>
-      <w:r>
-        <w:t xml:space="preserve">Meta's instructions for long-lived tokens: https://developers.facebook.com/docs/facebook-login/guides/access-tokens/get-long-lived</w:t>
-      </w:r>
-    </w:p>
-    <w:p>
-      <w:pPr>
-        <w:pStyle w:val="ListParagraph"/>
-        <w:numPr>
-          <w:ilvl w:val="0"/>
-          <w:numId w:val="2"/>
-        </w:numPr>
-        <w:spacing w:after="70"/>
-      </w:pPr>
-      <w:r>
-        <w:t xml:space="preserve">Meta's guide to the Explorer: https://developers.facebook.com/docs/graph-api/guides/explorer</w:t>
-      </w:r>
-    </w:p>
-    <w:p>
-      <w:pPr>
-        <w:pStyle w:val="Heading2"/>
-      </w:pPr>
-      <w:r>
-        <w:t xml:space="preserve">If something looks wrong</w:t>
-      </w:r>
-    </w:p>
-    <w:tbl>
-      <w:tblPr>
-        <w:tblW w:type="dxa" w:w="9026"/>
-        <w:tblBorders>
-          <w:top w:val="single" w:color="auto" w:sz="4"/>
-          <w:left w:val="single" w:color="auto" w:sz="4"/>
-          <w:bottom w:val="single" w:color="auto" w:sz="4"/>
-          <w:right w:val="single" w:color="auto" w:sz="4"/>
-          <w:insideH w:val="single" w:color="auto" w:sz="4"/>
-          <w:insideV w:val="single" w:color="auto" w:sz="4"/>
-        </w:tblBorders>
-      </w:tblPr>
-      <w:tblGrid>
-        <w:gridCol w:w="3700"/>
-        <w:gridCol w:w="5326"/>
-      </w:tblGrid>
-      <w:tr>
-        <w:trPr>
-          <w:tblHeader/>
-        </w:trPr>
-        <w:tc>
-          <w:tcPr>
-            <w:tcW w:type="dxa" w:w="3700"/>
-            <w:tcBorders>
-              <w:top w:val="single" w:color="BFBFBF" w:sz="4"/>
-              <w:left w:val="single" w:color="BFBFBF" w:sz="4"/>
-              <w:bottom w:val="single" w:color="BFBFBF" w:sz="4"/>
-              <w:right w:val="single" w:color="BFBFBF" w:sz="4"/>
-            </w:tcBorders>
-            <w:shd w:fill="DCE6F1" w:val="clear"/>
-            <w:tcMar>
-              <w:top w:type="dxa" w:w="70"/>
-              <w:left w:type="dxa" w:w="110"/>
-              <w:bottom w:type="dxa" w:w="70"/>
-              <w:right w:type="dxa" w:w="110"/>
-            </w:tcMar>
-          </w:tcPr>
-          <w:p>
-            <w:r>
-              <w:rPr>
-                <w:b/>
-                <w:bCs/>
-              </w:rPr>
-              <w:t xml:space="preserve">What you see</w:t>
-            </w:r>
-          </w:p>
-        </w:tc>
-        <w:tc>
-          <w:tcPr>
-            <w:tcW w:type="dxa" w:w="5326"/>
-            <w:tcBorders>
-              <w:top w:val="single" w:color="BFBFBF" w:sz="4"/>
-              <w:left w:val="single" w:color="BFBFBF" w:sz="4"/>
-              <w:bottom w:val="single" w:color="BFBFBF" w:sz="4"/>
-              <w:right w:val="single" w:color="BFBFBF" w:sz="4"/>
-            </w:tcBorders>
-            <w:shd w:fill="DCE6F1" w:val="clear"/>
-            <w:tcMar>
-              <w:top w:type="dxa" w:w="70"/>
-              <w:left w:type="dxa" w:w="110"/>
-              <w:bottom w:type="dxa" w:w="70"/>
-              <w:right w:type="dxa" w:w="110"/>
-            </w:tcMar>
-          </w:tcPr>
-          <w:p>
-            <w:r>
-              <w:rPr>
-                <w:b/>
-                <w:bCs/>
-              </w:rPr>
-              <w:t xml:space="preserve">What it means</w:t>
-            </w:r>
-          </w:p>
-        </w:tc>
-      </w:tr>
-      <w:tr>
-        <w:tc>
-          <w:tcPr>
-            <w:tcW w:type="dxa" w:w="3700"/>
-            <w:tcBorders>
-              <w:top w:val="single" w:color="BFBFBF" w:sz="4"/>
-              <w:left w:val="single" w:color="BFBFBF" w:sz="4"/>
-              <w:bottom w:val="single" w:color="BFBFBF" w:sz="4"/>
-              <w:right w:val="single" w:color="BFBFBF" w:sz="4"/>
-            </w:tcBorders>
-            <w:tcMar>
-              <w:top w:type="dxa" w:w="70"/>
-              <w:left w:type="dxa" w:w="110"/>
-              <w:bottom w:type="dxa" w:w="70"/>
-              <w:right w:type="dxa" w:w="110"/>
-            </w:tcMar>
-          </w:tcPr>
-          <w:p>
-            <w:r>
-              <w:t xml:space="preserve">The answer in step 9 of 3.5 is empty (</w:t>
-            </w:r>
-            <w:r>
-              <w:rPr>
-                <w:rFonts w:ascii="Menlo" w:cs="Menlo" w:eastAsia="Menlo" w:hAnsi="Menlo"/>
-                <w:sz w:val="19"/>
-                <w:szCs w:val="19"/>
-              </w:rPr>
-              <w:t xml:space="preserve">"data": []</w:t>
-            </w:r>
-            <w:r>
-              <w:t xml:space="preserve">)</w:t>
-            </w:r>
-          </w:p>
-        </w:tc>
-        <w:tc>
-          <w:tcPr>
-            <w:tcW w:type="dxa" w:w="5326"/>
-            <w:tcBorders>
-              <w:top w:val="single" w:color="BFBFBF" w:sz="4"/>
-              <w:left w:val="single" w:color="BFBFBF" w:sz="4"/>
-              <w:bottom w:val="single" w:color="BFBFBF" w:sz="4"/>
-              <w:right w:val="single" w:color="BFBFBF" w:sz="4"/>
-            </w:tcBorders>
-            <w:tcMar>
-              <w:top w:type="dxa" w:w="70"/>
-              <w:left w:type="dxa" w:w="110"/>
-              <w:bottom w:type="dxa" w:w="70"/>
-              <w:right w:type="dxa" w:w="110"/>
-            </w:tcMar>
-          </w:tcPr>
-          <w:p>
-            <w:r>
-              <w:t xml:space="preserve">Your Page was not selected in the Facebook window in step 5 of 3.5. Generate the token again and select the Page.</w:t>
-            </w:r>
-          </w:p>
-        </w:tc>
-      </w:tr>
-      <w:tr>
-        <w:tc>
-          <w:tcPr>
-            <w:tcW w:type="dxa" w:w="3700"/>
-            <w:tcBorders>
-              <w:top w:val="single" w:color="BFBFBF" w:sz="4"/>
-              <w:left w:val="single" w:color="BFBFBF" w:sz="4"/>
-              <w:bottom w:val="single" w:color="BFBFBF" w:sz="4"/>
-              <w:right w:val="single" w:color="BFBFBF" w:sz="4"/>
-            </w:tcBorders>
-            <w:tcMar>
-              <w:top w:type="dxa" w:w="70"/>
-              <w:left w:type="dxa" w:w="110"/>
-              <w:bottom w:type="dxa" w:w="70"/>
-              <w:right w:type="dxa" w:w="110"/>
-            </w:tcMar>
-          </w:tcPr>
-          <w:p>
-            <w:r>
-              <w:t xml:space="preserve">There is no </w:t>
-            </w:r>
-            <w:r>
-              <w:rPr>
-                <w:rFonts w:ascii="Menlo" w:cs="Menlo" w:eastAsia="Menlo" w:hAnsi="Menlo"/>
-                <w:sz w:val="19"/>
-                <w:szCs w:val="19"/>
-              </w:rPr>
-              <w:t xml:space="preserve">instagram_business_account</w:t>
-            </w:r>
-            <w:r>
-              <w:t xml:space="preserve"> in the answer</w:t>
-            </w:r>
-          </w:p>
-        </w:tc>
-        <w:tc>
-          <w:tcPr>
-            <w:tcW w:type="dxa" w:w="5326"/>
-            <w:tcBorders>
-              <w:top w:val="single" w:color="BFBFBF" w:sz="4"/>
-              <w:left w:val="single" w:color="BFBFBF" w:sz="4"/>
-              <w:bottom w:val="single" w:color="BFBFBF" w:sz="4"/>
-              <w:right w:val="single" w:color="BFBFBF" w:sz="4"/>
-            </w:tcBorders>
-            <w:tcMar>
-              <w:top w:type="dxa" w:w="70"/>
-              <w:left w:type="dxa" w:w="110"/>
-              <w:bottom w:type="dxa" w:w="70"/>
-              <w:right w:type="dxa" w:w="110"/>
-            </w:tcMar>
-          </w:tcPr>
-          <w:p>
-            <w:r>
-              <w:t xml:space="preserve">The Instagram account is not professional or not linked to the Page. Repeat steps 3.1 and 3.2.</w:t>
-            </w:r>
-          </w:p>
-        </w:tc>
-      </w:tr>
-      <w:tr>
-        <w:tc>
-          <w:tcPr>
-            <w:tcW w:type="dxa" w:w="3700"/>
-            <w:tcBorders>
-              <w:top w:val="single" w:color="BFBFBF" w:sz="4"/>
-              <w:left w:val="single" w:color="BFBFBF" w:sz="4"/>
-              <w:bottom w:val="single" w:color="BFBFBF" w:sz="4"/>
-              <w:right w:val="single" w:color="BFBFBF" w:sz="4"/>
-            </w:tcBorders>
-            <w:tcMar>
-              <w:top w:type="dxa" w:w="70"/>
-              <w:left w:type="dxa" w:w="110"/>
-              <w:bottom w:type="dxa" w:w="70"/>
-              <w:right w:type="dxa" w:w="110"/>
-            </w:tcMar>
-          </w:tcPr>
-          <w:p>
-            <w:r>
-              <w:t xml:space="preserve">Facebook posting is refused later</w:t>
-            </w:r>
-          </w:p>
-        </w:tc>
-        <w:tc>
-          <w:tcPr>
-            <w:tcW w:type="dxa" w:w="5326"/>
-            <w:tcBorders>
-              <w:top w:val="single" w:color="BFBFBF" w:sz="4"/>
-              <w:left w:val="single" w:color="BFBFBF" w:sz="4"/>
-              <w:bottom w:val="single" w:color="BFBFBF" w:sz="4"/>
-              <w:right w:val="single" w:color="BFBFBF" w:sz="4"/>
-            </w:tcBorders>
-            <w:tcMar>
-              <w:top w:type="dxa" w:w="70"/>
-              <w:left w:type="dxa" w:w="110"/>
-              <w:bottom w:type="dxa" w:w="70"/>
-              <w:right w:type="dxa" w:w="110"/>
-            </w:tcMar>
-          </w:tcPr>
-          <w:p>
-            <w:r>
-              <w:rPr>
-                <w:rFonts w:ascii="Menlo" w:cs="Menlo" w:eastAsia="Menlo" w:hAnsi="Menlo"/>
-                <w:sz w:val="19"/>
-                <w:szCs w:val="19"/>
-              </w:rPr>
-              <w:t xml:space="preserve">pages_manage_posts</w:t>
-            </w:r>
-            <w:r>
-              <w:t xml:space="preserve"> was not ticked in step 4 of 3.5. Repeat step 3.5.</w:t>
-            </w:r>
-          </w:p>
-        </w:tc>
-      </w:tr>
-      <w:tr>
-        <w:tc>
-          <w:tcPr>
-            <w:tcW w:type="dxa" w:w="3700"/>
-            <w:tcBorders>
-              <w:top w:val="single" w:color="BFBFBF" w:sz="4"/>
-              <w:left w:val="single" w:color="BFBFBF" w:sz="4"/>
-              <w:bottom w:val="single" w:color="BFBFBF" w:sz="4"/>
-              <w:right w:val="single" w:color="BFBFBF" w:sz="4"/>
-            </w:tcBorders>
-            <w:tcMar>
-              <w:top w:type="dxa" w:w="70"/>
-              <w:left w:type="dxa" w:w="110"/>
-              <w:bottom w:type="dxa" w:w="70"/>
-              <w:right w:type="dxa" w:w="110"/>
-            </w:tcMar>
-          </w:tcPr>
-          <w:p>
-            <w:r>
-              <w:t xml:space="preserve">Reading or replying to DMs is refused</w:t>
-            </w:r>
-          </w:p>
-        </w:tc>
-        <w:tc>
-          <w:tcPr>
-            <w:tcW w:type="dxa" w:w="5326"/>
-            <w:tcBorders>
-              <w:top w:val="single" w:color="BFBFBF" w:sz="4"/>
-              <w:left w:val="single" w:color="BFBFBF" w:sz="4"/>
-              <w:bottom w:val="single" w:color="BFBFBF" w:sz="4"/>
-              <w:right w:val="single" w:color="BFBFBF" w:sz="4"/>
-            </w:tcBorders>
-            <w:tcMar>
-              <w:top w:type="dxa" w:w="70"/>
-              <w:left w:type="dxa" w:w="110"/>
-              <w:bottom w:type="dxa" w:w="70"/>
-              <w:right w:type="dxa" w:w="110"/>
-            </w:tcMar>
-          </w:tcPr>
-          <w:p>
-            <w:r>
-              <w:t xml:space="preserve">Meta has not granted "Advanced Access" for messages. See </w:t>
-            </w:r>
-            <w:r>
-              <w:rPr>
-                <w:rFonts w:ascii="Menlo" w:cs="Menlo" w:eastAsia="Menlo" w:hAnsi="Menlo"/>
-                <w:sz w:val="19"/>
-                <w:szCs w:val="19"/>
-              </w:rPr>
-              <w:t xml:space="preserve">INSTAGRAM_DM_SETUP.md</w:t>
-            </w:r>
-            <w:r>
-              <w:t xml:space="preserve"> in the project folder.</w:t>
-            </w:r>
-          </w:p>
-        </w:tc>
-      </w:tr>
-    </w:tbl>
-    <w:p>
-      <w:pPr>
-        <w:spacing w:after="120"/>
-      </w:pPr>
-    </w:p>
-    <w:p>
-      <w:pPr>
-        <w:pStyle w:val="Heading1"/>
-      </w:pPr>
-      <w:r>
-        <w:t xml:space="preserve">4. Set up followers and messages</w:t>
-      </w:r>
-    </w:p>
-    <w:p>
-      <w:pPr>
-        <w:spacing w:after="140"/>
-      </w:pPr>
-      <w:r>
-        <w:t xml:space="preserve">Meta's official access cannot list your followers or message someone who has not written to you first. For those two things the project logs in to Instagram with the username and password, like the phone app does.</w:t>
-      </w:r>
-    </w:p>
-    <w:p>
-      <w:pPr>
-        <w:pBdr>
-          <w:left w:val="single" w:color="E0A800" w:sz="18" w:space="8"/>
-        </w:pBdr>
-        <w:shd w:fill="FFF4D6" w:val="clear"/>
-        <w:spacing w:after="200" w:before="120"/>
-        <w:ind w:left="200" w:right="200"/>
-      </w:pPr>
-      <w:r>
-        <w:rPr>
-          <w:b/>
-          <w:bCs/>
-        </w:rPr>
-        <w:t xml:space="preserve">Recommended:</w:t>
-      </w:r>
-      <w:r>
-        <w:t xml:space="preserve"> Instagram does not approve of this kind of login and can restrict or ban an account that uses it. Use a spare account, not one that matters to your business.</w:t>
-      </w:r>
-    </w:p>
-    <w:p>
-      <w:pPr>
-        <w:pStyle w:val="Heading2"/>
-      </w:pPr>
-      <w:r>
-        <w:t xml:space="preserve">Step 4.1. Add the login to the settings file</w:t>
-      </w:r>
-    </w:p>
-    <w:p>
-      <w:pPr>
-        <w:pStyle w:val="ListParagraph"/>
-        <w:numPr>
-          <w:ilvl w:val="0"/>
-          <w:numId w:val="8"/>
+          <w:numId w:val="6"/>
         </w:numPr>
         <w:spacing w:after="90"/>
       </w:pPr>
       <w:r>
-        <w:t xml:space="preserve">In the </w:t>
+        <w:t xml:space="preserve">Copy the long text after </w:t>
       </w:r>
       <w:r>
         <w:rPr>
@@ -4385,10 +3762,10 @@
           <w:sz w:val="19"/>
           <w:szCs w:val="19"/>
         </w:rPr>
-        <w:t xml:space="preserve">.env</w:t>
-      </w:r>
-      <w:r>
-        <w:t xml:space="preserve"> file, write the Instagram username after </w:t>
+        <w:t xml:space="preserve">"access_token"</w:t>
+      </w:r>
+      <w:r>
+        <w:t xml:space="preserve"> (without the quotation marks) and paste it after </w:t>
       </w:r>
       <w:r>
         <w:rPr>
@@ -4396,10 +3773,10 @@
           <w:sz w:val="19"/>
           <w:szCs w:val="19"/>
         </w:rPr>
-        <w:t xml:space="preserve">INSTAGRAM_USERNAME=</w:t>
-      </w:r>
-      <w:r>
-        <w:t xml:space="preserve">, without the @ sign.</w:t>
+        <w:t xml:space="preserve">INSTAGRAM_ACCESS_TOKEN=</w:t>
+      </w:r>
+      <w:r>
+        <w:t xml:space="preserve">.</w:t>
       </w:r>
     </w:p>
     <w:p>
@@ -4407,12 +3784,12 @@
         <w:pStyle w:val="ListParagraph"/>
         <w:numPr>
           <w:ilvl w:val="0"/>
-          <w:numId w:val="8"/>
+          <w:numId w:val="6"/>
         </w:numPr>
         <w:spacing w:after="90"/>
       </w:pPr>
       <w:r>
-        <w:t xml:space="preserve">Write the Instagram password after </w:t>
+        <w:t xml:space="preserve">Copy the number after </w:t>
       </w:r>
       <w:r>
         <w:rPr>
@@ -4420,118 +3797,10 @@
           <w:sz w:val="19"/>
           <w:szCs w:val="19"/>
         </w:rPr>
-        <w:t xml:space="preserve">INSTAGRAM_PASSWORD=</w:t>
-      </w:r>
-      <w:r>
-        <w:t xml:space="preserve">.</w:t>
-      </w:r>
-    </w:p>
-    <w:p>
-      <w:pPr>
-        <w:pStyle w:val="ListParagraph"/>
-        <w:numPr>
-          <w:ilvl w:val="0"/>
-          <w:numId w:val="8"/>
-        </w:numPr>
-        <w:spacing w:after="90"/>
-      </w:pPr>
-      <w:r>
-        <w:t xml:space="preserve">Save the file.</w:t>
-      </w:r>
-    </w:p>
-    <w:p>
-      <w:pPr>
-        <w:spacing w:after="140"/>
-      </w:pPr>
-      <w:r>
-        <w:t xml:space="preserve">Two-factor authentication must be switched off on this account. The login does not support it.</w:t>
-      </w:r>
-    </w:p>
-    <w:p>
-      <w:pPr>
-        <w:pStyle w:val="Heading2"/>
-      </w:pPr>
-      <w:r>
-        <w:t xml:space="preserve">Step 4.2. Log in once</w:t>
-      </w:r>
-    </w:p>
-    <w:p>
-      <w:pPr>
-        <w:shd w:fill="F2F2F2" w:val="clear"/>
-        <w:spacing w:after="160" w:before="60"/>
-        <w:ind w:left="200" w:right="200"/>
-      </w:pPr>
-      <w:r>
-        <w:rPr>
-          <w:rFonts w:ascii="Menlo" w:cs="Menlo" w:eastAsia="Menlo" w:hAnsi="Menlo"/>
-          <w:sz w:val="18"/>
-          <w:szCs w:val="18"/>
-        </w:rPr>
-        <w:t xml:space="preserve">cd ~/facebook-ig-mcp</w:t>
-      </w:r>
-    </w:p>
-    <w:p>
-      <w:pPr>
-        <w:shd w:fill="F2F2F2" w:val="clear"/>
-        <w:spacing w:after="160" w:before="60"/>
-        <w:ind w:left="200" w:right="200"/>
-      </w:pPr>
-      <w:r>
-        <w:rPr>
-          <w:rFonts w:ascii="Menlo" w:cs="Menlo" w:eastAsia="Menlo" w:hAnsi="Menlo"/>
-          <w:sz w:val="18"/>
-          <w:szCs w:val="18"/>
-        </w:rPr>
-        <w:t xml:space="preserve">.venv/bin/python -m src.unofficial_client</w:t>
-      </w:r>
-    </w:p>
-    <w:p>
-      <w:pPr>
-        <w:pStyle w:val="ListParagraph"/>
-        <w:numPr>
-          <w:ilvl w:val="0"/>
-          <w:numId w:val="9"/>
-        </w:numPr>
-        <w:spacing w:after="90"/>
-      </w:pPr>
-      <w:r>
-        <w:t xml:space="preserve">Instagram usually emails a 6-digit code to the account's address. Open the newest email from Instagram.</w:t>
-      </w:r>
-    </w:p>
-    <w:p>
-      <w:pPr>
-        <w:pStyle w:val="ListParagraph"/>
-        <w:numPr>
-          <w:ilvl w:val="0"/>
-          <w:numId w:val="9"/>
-        </w:numPr>
-        <w:spacing w:after="90"/>
-      </w:pPr>
-      <w:r>
-        <w:t xml:space="preserve">Type the code into the Terminal and press Enter.</w:t>
-      </w:r>
-    </w:p>
-    <w:p>
-      <w:pPr>
-        <w:pStyle w:val="ListParagraph"/>
-        <w:numPr>
-          <w:ilvl w:val="0"/>
-          <w:numId w:val="9"/>
-        </w:numPr>
-        <w:spacing w:after="90"/>
-      </w:pPr>
-      <w:r>
-        <w:t xml:space="preserve">Wait for </w:t>
-      </w:r>
-      <w:r>
-        <w:rPr>
-          <w:b/>
-          <w:bCs/>
-        </w:rPr>
-        <w:t xml:space="preserve">Logged in as …</w:t>
-      </w:r>
-      <w:r>
-        <w:t xml:space="preserve">. The login is now saved in the </w:t>
+        <w:t xml:space="preserve">"id"</w:t>
+      </w:r>
+      <w:r>
+        <w:t xml:space="preserve"> inside </w:t>
       </w:r>
       <w:r>
         <w:rPr>
@@ -4539,701 +3808,21 @@
           <w:sz w:val="19"/>
           <w:szCs w:val="19"/>
         </w:rPr>
-        <w:t xml:space="preserve">data</w:t>
-      </w:r>
-      <w:r>
-        <w:t xml:space="preserve"> folder and is reused every time.</w:t>
-      </w:r>
-    </w:p>
-    <w:p>
-      <w:pPr>
-        <w:spacing w:after="140"/>
-      </w:pPr>
-      <w:r>
-        <w:t xml:space="preserve">If Instagram later asks for a code again, repeat this step.</w:t>
-      </w:r>
-    </w:p>
-    <w:p>
-      <w:pPr>
-        <w:pStyle w:val="Heading2"/>
-      </w:pPr>
-      <w:r>
-        <w:t xml:space="preserve">Step 4.3. What you can do afterwards</w:t>
-      </w:r>
-    </w:p>
-    <w:p>
-      <w:pPr>
-        <w:spacing w:after="140"/>
-      </w:pPr>
-      <w:r>
-        <w:t xml:space="preserve">Once Claude is connected (section 6), ask Claude things like these:</w:t>
-      </w:r>
-    </w:p>
-    <w:tbl>
-      <w:tblPr>
-        <w:tblW w:type="dxa" w:w="9026"/>
-        <w:tblBorders>
-          <w:top w:val="single" w:color="auto" w:sz="4"/>
-          <w:left w:val="single" w:color="auto" w:sz="4"/>
-          <w:bottom w:val="single" w:color="auto" w:sz="4"/>
-          <w:right w:val="single" w:color="auto" w:sz="4"/>
-          <w:insideH w:val="single" w:color="auto" w:sz="4"/>
-          <w:insideV w:val="single" w:color="auto" w:sz="4"/>
-        </w:tblBorders>
-      </w:tblPr>
-      <w:tblGrid>
-        <w:gridCol w:w="3700"/>
-        <w:gridCol w:w="5326"/>
-      </w:tblGrid>
-      <w:tr>
-        <w:trPr>
-          <w:tblHeader/>
-        </w:trPr>
-        <w:tc>
-          <w:tcPr>
-            <w:tcW w:type="dxa" w:w="3700"/>
-            <w:tcBorders>
-              <w:top w:val="single" w:color="BFBFBF" w:sz="4"/>
-              <w:left w:val="single" w:color="BFBFBF" w:sz="4"/>
-              <w:bottom w:val="single" w:color="BFBFBF" w:sz="4"/>
-              <w:right w:val="single" w:color="BFBFBF" w:sz="4"/>
-            </w:tcBorders>
-            <w:shd w:fill="DCE6F1" w:val="clear"/>
-            <w:tcMar>
-              <w:top w:type="dxa" w:w="70"/>
-              <w:left w:type="dxa" w:w="110"/>
-              <w:bottom w:type="dxa" w:w="70"/>
-              <w:right w:type="dxa" w:w="110"/>
-            </w:tcMar>
-          </w:tcPr>
-          <w:p>
-            <w:r>
-              <w:rPr>
-                <w:b/>
-                <w:bCs/>
-              </w:rPr>
-              <w:t xml:space="preserve">You ask</w:t>
-            </w:r>
-          </w:p>
-        </w:tc>
-        <w:tc>
-          <w:tcPr>
-            <w:tcW w:type="dxa" w:w="5326"/>
-            <w:tcBorders>
-              <w:top w:val="single" w:color="BFBFBF" w:sz="4"/>
-              <w:left w:val="single" w:color="BFBFBF" w:sz="4"/>
-              <w:bottom w:val="single" w:color="BFBFBF" w:sz="4"/>
-              <w:right w:val="single" w:color="BFBFBF" w:sz="4"/>
-            </w:tcBorders>
-            <w:shd w:fill="DCE6F1" w:val="clear"/>
-            <w:tcMar>
-              <w:top w:type="dxa" w:w="70"/>
-              <w:left w:type="dxa" w:w="110"/>
-              <w:bottom w:type="dxa" w:w="70"/>
-              <w:right w:type="dxa" w:w="110"/>
-            </w:tcMar>
-          </w:tcPr>
-          <w:p>
-            <w:r>
-              <w:rPr>
-                <w:b/>
-                <w:bCs/>
-              </w:rPr>
-              <w:t xml:space="preserve">What happens</w:t>
-            </w:r>
-          </w:p>
-        </w:tc>
-      </w:tr>
-      <w:tr>
-        <w:tc>
-          <w:tcPr>
-            <w:tcW w:type="dxa" w:w="3700"/>
-            <w:tcBorders>
-              <w:top w:val="single" w:color="BFBFBF" w:sz="4"/>
-              <w:left w:val="single" w:color="BFBFBF" w:sz="4"/>
-              <w:bottom w:val="single" w:color="BFBFBF" w:sz="4"/>
-              <w:right w:val="single" w:color="BFBFBF" w:sz="4"/>
-            </w:tcBorders>
-            <w:tcMar>
-              <w:top w:type="dxa" w:w="70"/>
-              <w:left w:type="dxa" w:w="110"/>
-              <w:bottom w:type="dxa" w:w="70"/>
-              <w:right w:type="dxa" w:w="110"/>
-            </w:tcMar>
-          </w:tcPr>
-          <w:p>
-            <w:r>
-              <w:t xml:space="preserve">"Get my Instagram followers."</w:t>
-            </w:r>
-          </w:p>
-        </w:tc>
-        <w:tc>
-          <w:tcPr>
-            <w:tcW w:type="dxa" w:w="5326"/>
-            <w:tcBorders>
-              <w:top w:val="single" w:color="BFBFBF" w:sz="4"/>
-              <w:left w:val="single" w:color="BFBFBF" w:sz="4"/>
-              <w:bottom w:val="single" w:color="BFBFBF" w:sz="4"/>
-              <w:right w:val="single" w:color="BFBFBF" w:sz="4"/>
-            </w:tcBorders>
-            <w:tcMar>
-              <w:top w:type="dxa" w:w="70"/>
-              <w:left w:type="dxa" w:w="110"/>
-              <w:bottom w:type="dxa" w:w="70"/>
-              <w:right w:type="dxa" w:w="110"/>
-            </w:tcMar>
-          </w:tcPr>
-          <w:p>
-            <w:r>
-              <w:t xml:space="preserve">Claude lists every follower and saves the list as </w:t>
-            </w:r>
-            <w:r>
-              <w:rPr>
-                <w:rFonts w:ascii="Menlo" w:cs="Menlo" w:eastAsia="Menlo" w:hAnsi="Menlo"/>
-                <w:sz w:val="19"/>
-                <w:szCs w:val="19"/>
-              </w:rPr>
-              <w:t xml:space="preserve">data/followers_USERNAME.csv</w:t>
-            </w:r>
-            <w:r>
-              <w:t xml:space="preserve">, which opens in Numbers or Excel.</w:t>
-            </w:r>
-          </w:p>
-        </w:tc>
-      </w:tr>
-      <w:tr>
-        <w:tc>
-          <w:tcPr>
-            <w:tcW w:type="dxa" w:w="3700"/>
-            <w:tcBorders>
-              <w:top w:val="single" w:color="BFBFBF" w:sz="4"/>
-              <w:left w:val="single" w:color="BFBFBF" w:sz="4"/>
-              <w:bottom w:val="single" w:color="BFBFBF" w:sz="4"/>
-              <w:right w:val="single" w:color="BFBFBF" w:sz="4"/>
-            </w:tcBorders>
-            <w:tcMar>
-              <w:top w:type="dxa" w:w="70"/>
-              <w:left w:type="dxa" w:w="110"/>
-              <w:bottom w:type="dxa" w:w="70"/>
-              <w:right w:type="dxa" w:w="110"/>
-            </w:tcMar>
-          </w:tcPr>
-          <w:p>
-            <w:r>
-              <w:t xml:space="preserve">"Who are my new followers since last time?"</w:t>
-            </w:r>
-          </w:p>
-        </w:tc>
-        <w:tc>
-          <w:tcPr>
-            <w:tcW w:type="dxa" w:w="5326"/>
-            <w:tcBorders>
-              <w:top w:val="single" w:color="BFBFBF" w:sz="4"/>
-              <w:left w:val="single" w:color="BFBFBF" w:sz="4"/>
-              <w:bottom w:val="single" w:color="BFBFBF" w:sz="4"/>
-              <w:right w:val="single" w:color="BFBFBF" w:sz="4"/>
-            </w:tcBorders>
-            <w:tcMar>
-              <w:top w:type="dxa" w:w="70"/>
-              <w:left w:type="dxa" w:w="110"/>
-              <w:bottom w:type="dxa" w:w="70"/>
-              <w:right w:type="dxa" w:w="110"/>
-            </w:tcMar>
-          </w:tcPr>
-          <w:p>
-            <w:r>
-              <w:t xml:space="preserve">Claude compares with the previous list and shows who is new and who left.</w:t>
-            </w:r>
-          </w:p>
-        </w:tc>
-      </w:tr>
-      <w:tr>
-        <w:tc>
-          <w:tcPr>
-            <w:tcW w:type="dxa" w:w="3700"/>
-            <w:tcBorders>
-              <w:top w:val="single" w:color="BFBFBF" w:sz="4"/>
-              <w:left w:val="single" w:color="BFBFBF" w:sz="4"/>
-              <w:bottom w:val="single" w:color="BFBFBF" w:sz="4"/>
-              <w:right w:val="single" w:color="BFBFBF" w:sz="4"/>
-            </w:tcBorders>
-            <w:tcMar>
-              <w:top w:type="dxa" w:w="70"/>
-              <w:left w:type="dxa" w:w="110"/>
-              <w:bottom w:type="dxa" w:w="70"/>
-              <w:right w:type="dxa" w:w="110"/>
-            </w:tcMar>
-          </w:tcPr>
-          <w:p>
-            <w:r>
-              <w:t xml:space="preserve">"Send a DM to USERNAME: Hello!"</w:t>
-            </w:r>
-          </w:p>
-        </w:tc>
-        <w:tc>
-          <w:tcPr>
-            <w:tcW w:type="dxa" w:w="5326"/>
-            <w:tcBorders>
-              <w:top w:val="single" w:color="BFBFBF" w:sz="4"/>
-              <w:left w:val="single" w:color="BFBFBF" w:sz="4"/>
-              <w:bottom w:val="single" w:color="BFBFBF" w:sz="4"/>
-              <w:right w:val="single" w:color="BFBFBF" w:sz="4"/>
-            </w:tcBorders>
-            <w:tcMar>
-              <w:top w:type="dxa" w:w="70"/>
-              <w:left w:type="dxa" w:w="110"/>
-              <w:bottom w:type="dxa" w:w="70"/>
-              <w:right w:type="dxa" w:w="110"/>
-            </w:tcMar>
-          </w:tcPr>
-          <w:p>
-            <w:r>
-              <w:t xml:space="preserve">Claude sends that message to the user.</w:t>
-            </w:r>
-          </w:p>
-        </w:tc>
-      </w:tr>
-      <w:tr>
-        <w:tc>
-          <w:tcPr>
-            <w:tcW w:type="dxa" w:w="3700"/>
-            <w:tcBorders>
-              <w:top w:val="single" w:color="BFBFBF" w:sz="4"/>
-              <w:left w:val="single" w:color="BFBFBF" w:sz="4"/>
-              <w:bottom w:val="single" w:color="BFBFBF" w:sz="4"/>
-              <w:right w:val="single" w:color="BFBFBF" w:sz="4"/>
-            </w:tcBorders>
-            <w:tcMar>
-              <w:top w:type="dxa" w:w="70"/>
-              <w:left w:type="dxa" w:w="110"/>
-              <w:bottom w:type="dxa" w:w="70"/>
-              <w:right w:type="dxa" w:w="110"/>
-            </w:tcMar>
-          </w:tcPr>
-          <w:p>
-            <w:r>
-              <w:t xml:space="preserve">"Show my Instagram usage."</w:t>
-            </w:r>
-          </w:p>
-        </w:tc>
-        <w:tc>
-          <w:tcPr>
-            <w:tcW w:type="dxa" w:w="5326"/>
-            <w:tcBorders>
-              <w:top w:val="single" w:color="BFBFBF" w:sz="4"/>
-              <w:left w:val="single" w:color="BFBFBF" w:sz="4"/>
-              <w:bottom w:val="single" w:color="BFBFBF" w:sz="4"/>
-              <w:right w:val="single" w:color="BFBFBF" w:sz="4"/>
-            </w:tcBorders>
-            <w:tcMar>
-              <w:top w:type="dxa" w:w="70"/>
-              <w:left w:type="dxa" w:w="110"/>
-              <w:bottom w:type="dxa" w:w="70"/>
-              <w:right w:type="dxa" w:w="110"/>
-            </w:tcMar>
-          </w:tcPr>
-          <w:p>
-            <w:r>
-              <w:t xml:space="preserve">Claude shows how many actions are used today and who was already messaged.</w:t>
-            </w:r>
-          </w:p>
-        </w:tc>
-      </w:tr>
-    </w:tbl>
-    <w:p>
-      <w:pPr>
-        <w:spacing w:after="120"/>
-      </w:pPr>
-    </w:p>
-    <w:p>
-      <w:pPr>
-        <w:spacing w:after="140"/>
-      </w:pPr>
-      <w:r>
-        <w:t xml:space="preserve">The project protects the account with its own limits:</w:t>
-      </w:r>
-    </w:p>
-    <w:p>
-      <w:pPr>
-        <w:pStyle w:val="ListParagraph"/>
-        <w:numPr>
-          <w:ilvl w:val="0"/>
-          <w:numId w:val="2"/>
-        </w:numPr>
-        <w:spacing w:after="70"/>
-      </w:pPr>
-      <w:r>
-        <w:rPr>
-          <w:b/>
-          <w:bCs/>
-        </w:rPr>
-        <w:t xml:space="preserve">10 follower list downloads per 24 hours.</w:t>
-      </w:r>
-    </w:p>
-    <w:p>
-      <w:pPr>
-        <w:pStyle w:val="ListParagraph"/>
-        <w:numPr>
-          <w:ilvl w:val="0"/>
-          <w:numId w:val="2"/>
-        </w:numPr>
-        <w:spacing w:after="70"/>
-      </w:pPr>
-      <w:r>
-        <w:rPr>
-          <w:b/>
-          <w:bCs/>
-        </w:rPr>
-        <w:t xml:space="preserve">20 direct messages per 24 hours.</w:t>
-      </w:r>
-    </w:p>
-    <w:p>
-      <w:pPr>
-        <w:pStyle w:val="ListParagraph"/>
-        <w:numPr>
-          <w:ilvl w:val="0"/>
-          <w:numId w:val="2"/>
-        </w:numPr>
-        <w:spacing w:after="70"/>
-      </w:pPr>
-      <w:r>
-        <w:rPr>
-          <w:b/>
-          <w:bCs/>
-        </w:rPr>
-        <w:t xml:space="preserve">No double messages.</w:t>
-      </w:r>
-      <w:r>
-        <w:t xml:space="preserve"> Claude refuses to message a user who was already messaged, unless you clearly say you want to message that person again.</w:t>
-      </w:r>
-    </w:p>
-    <w:p>
-      <w:pPr>
-        <w:spacing w:after="140"/>
-      </w:pPr>
-      <w:r>
-        <w:t xml:space="preserve">Send a few messages at a time, and do not send the same text to many people.</w:t>
-      </w:r>
-    </w:p>
-    <w:p>
-      <w:pPr>
-        <w:pStyle w:val="Heading1"/>
-      </w:pPr>
-      <w:r>
-        <w:t xml:space="preserve">5. Set up TikTok (optional)</w:t>
-      </w:r>
-    </w:p>
-    <w:p>
-      <w:pPr>
-        <w:spacing w:after="140"/>
-      </w:pPr>
-      <w:r>
-        <w:t xml:space="preserve">This part lets Claude post videos and photos to TikTok through TikTok's official Content Posting API. Skip it if you do not use TikTok.</w:t>
-      </w:r>
-    </w:p>
-    <w:p>
-      <w:pPr>
-        <w:pBdr>
-          <w:left w:val="single" w:color="C0392B" w:sz="18" w:space="8"/>
-        </w:pBdr>
-        <w:shd w:fill="FDE9E7" w:val="clear"/>
-        <w:spacing w:after="200" w:before="120"/>
-        <w:ind w:left="200" w:right="200"/>
-      </w:pPr>
-      <w:r>
-        <w:rPr>
-          <w:b/>
-          <w:bCs/>
-        </w:rPr>
-        <w:t xml:space="preserve">Important:</w:t>
-      </w:r>
-      <w:r>
-        <w:t xml:space="preserve"> until TikTok has reviewed and audited your app, every post made this way is visible only to you, and TikTok only accepts posts to an account that is set to private. Public posting needs TikTok's approval.</w:t>
-      </w:r>
-    </w:p>
-    <w:p>
-      <w:pPr>
-        <w:pStyle w:val="Heading2"/>
-      </w:pPr>
-      <w:r>
-        <w:t xml:space="preserve">Step 5.1. Create a TikTok account</w:t>
-      </w:r>
-    </w:p>
-    <w:p>
-      <w:pPr>
-        <w:spacing w:after="140"/>
-      </w:pPr>
-      <w:r>
-        <w:t xml:space="preserve">Skip this step if you already have the TikTok account you want to post to.</w:t>
-      </w:r>
-    </w:p>
-    <w:p>
-      <w:pPr>
-        <w:pStyle w:val="ListParagraph"/>
-        <w:numPr>
-          <w:ilvl w:val="0"/>
-          <w:numId w:val="10"/>
-        </w:numPr>
-        <w:spacing w:after="90"/>
-      </w:pPr>
-      <w:r>
-        <w:t xml:space="preserve">Download the TikTok app from the App Store or Google Play and open it.</w:t>
-      </w:r>
-    </w:p>
-    <w:p>
-      <w:pPr>
-        <w:pStyle w:val="ListParagraph"/>
-        <w:numPr>
-          <w:ilvl w:val="0"/>
-          <w:numId w:val="10"/>
-        </w:numPr>
-        <w:spacing w:after="90"/>
-      </w:pPr>
-      <w:r>
-        <w:t xml:space="preserve">Choose a sign-up method (email or phone number) and follow the steps to create the account.</w:t>
-      </w:r>
-    </w:p>
-    <w:p>
-      <w:pPr>
-        <w:pStyle w:val="ListParagraph"/>
-        <w:numPr>
-          <w:ilvl w:val="0"/>
-          <w:numId w:val="10"/>
-        </w:numPr>
-        <w:spacing w:after="90"/>
-      </w:pPr>
-      <w:r>
-        <w:t xml:space="preserve">Use a real email or phone number. TikTok needs it for logging in and for recovering the password.</w:t>
-      </w:r>
-    </w:p>
-    <w:p>
-      <w:pPr>
-        <w:spacing w:after="140"/>
-      </w:pPr>
-      <w:r>
-        <w:t xml:space="preserve">Then set the account to private, because TikTok only accepts posts from an unreviewed app to a private account:</w:t>
-      </w:r>
-    </w:p>
-    <w:p>
-      <w:pPr>
-        <w:pStyle w:val="ListParagraph"/>
-        <w:numPr>
-          <w:ilvl w:val="0"/>
-          <w:numId w:val="11"/>
-        </w:numPr>
-        <w:spacing w:after="90"/>
-      </w:pPr>
-      <w:r>
-        <w:t xml:space="preserve">In the TikTok app, tap </w:t>
-      </w:r>
-      <w:r>
-        <w:rPr>
-          <w:b/>
-          <w:bCs/>
-        </w:rPr>
-        <w:t xml:space="preserve">Profile</w:t>
-      </w:r>
-      <w:r>
-        <w:t xml:space="preserve"> at the bottom.</w:t>
-      </w:r>
-    </w:p>
-    <w:p>
-      <w:pPr>
-        <w:pStyle w:val="ListParagraph"/>
-        <w:numPr>
-          <w:ilvl w:val="0"/>
-          <w:numId w:val="11"/>
-        </w:numPr>
-        <w:spacing w:after="90"/>
-      </w:pPr>
-      <w:r>
-        <w:t xml:space="preserve">Tap the </w:t>
-      </w:r>
-      <w:r>
-        <w:rPr>
-          <w:b/>
-          <w:bCs/>
-        </w:rPr>
-        <w:t xml:space="preserve">Menu</w:t>
-      </w:r>
-      <w:r>
-        <w:t xml:space="preserve"> button (three lines) at the top.</w:t>
-      </w:r>
-    </w:p>
-    <w:p>
-      <w:pPr>
-        <w:pStyle w:val="ListParagraph"/>
-        <w:numPr>
-          <w:ilvl w:val="0"/>
-          <w:numId w:val="11"/>
-        </w:numPr>
-        <w:spacing w:after="90"/>
-      </w:pPr>
-      <w:r>
-        <w:t xml:space="preserve">Tap </w:t>
-      </w:r>
-      <w:r>
-        <w:rPr>
-          <w:b/>
-          <w:bCs/>
-        </w:rPr>
-        <w:t xml:space="preserve">Settings and privacy</w:t>
-      </w:r>
-      <w:r>
-        <w:t xml:space="preserve">, then </w:t>
-      </w:r>
-      <w:r>
-        <w:rPr>
-          <w:b/>
-          <w:bCs/>
-        </w:rPr>
-        <w:t xml:space="preserve">Privacy</w:t>
+        <w:t xml:space="preserve">"instagram_business_account"</w:t>
+      </w:r>
+      <w:r>
+        <w:t xml:space="preserve"> and paste it after </w:t>
+      </w:r>
+      <w:r>
+        <w:rPr>
+          <w:rFonts w:ascii="Menlo" w:cs="Menlo" w:eastAsia="Menlo" w:hAnsi="Menlo"/>
+          <w:sz w:val="19"/>
+          <w:szCs w:val="19"/>
+        </w:rPr>
+        <w:t xml:space="preserve">INSTAGRAM_BUSINESS_ACCOUNT_ID=</w:t>
       </w:r>
       <w:r>
         <w:t xml:space="preserve">.</w:t>
-      </w:r>
-    </w:p>
-    <w:p>
-      <w:pPr>
-        <w:pStyle w:val="ListParagraph"/>
-        <w:numPr>
-          <w:ilvl w:val="0"/>
-          <w:numId w:val="11"/>
-        </w:numPr>
-        <w:spacing w:after="90"/>
-      </w:pPr>
-      <w:r>
-        <w:t xml:space="preserve">Turn </w:t>
-      </w:r>
-      <w:r>
-        <w:rPr>
-          <w:b/>
-          <w:bCs/>
-        </w:rPr>
-        <w:t xml:space="preserve">Private account</w:t>
-      </w:r>
-      <w:r>
-        <w:t xml:space="preserve"> on.</w:t>
-      </w:r>
-    </w:p>
-    <w:p>
-      <w:pPr>
-        <w:spacing w:after="140"/>
-      </w:pPr>
-      <w:r>
-        <w:t xml:space="preserve">You can turn it off again once TikTok has approved your app for public posting.</w:t>
-      </w:r>
-    </w:p>
-    <w:p>
-      <w:pPr>
-        <w:spacing w:after="140"/>
-      </w:pPr>
-      <w:r>
-        <w:t xml:space="preserve">Links if you cannot find it:</w:t>
-      </w:r>
-    </w:p>
-    <w:p>
-      <w:pPr>
-        <w:pStyle w:val="ListParagraph"/>
-        <w:numPr>
-          <w:ilvl w:val="0"/>
-          <w:numId w:val="2"/>
-        </w:numPr>
-        <w:spacing w:after="70"/>
-      </w:pPr>
-      <w:r>
-        <w:t xml:space="preserve">Create a TikTok account in a browser: https://www.tiktok.com/signup</w:t>
-      </w:r>
-    </w:p>
-    <w:p>
-      <w:pPr>
-        <w:pStyle w:val="ListParagraph"/>
-        <w:numPr>
-          <w:ilvl w:val="0"/>
-          <w:numId w:val="2"/>
-        </w:numPr>
-        <w:spacing w:after="70"/>
-      </w:pPr>
-      <w:r>
-        <w:t xml:space="preserve">TikTok's instructions for creating an account: https://support.tiktok.com/en/getting-started/creating-an-account</w:t>
-      </w:r>
-    </w:p>
-    <w:p>
-      <w:pPr>
-        <w:pStyle w:val="ListParagraph"/>
-        <w:numPr>
-          <w:ilvl w:val="0"/>
-          <w:numId w:val="2"/>
-        </w:numPr>
-        <w:spacing w:after="70"/>
-      </w:pPr>
-      <w:r>
-        <w:t xml:space="preserve">TikTok's instructions for a private account: https://support.tiktok.com/en/account-and-privacy/account-privacy-settings/making-your-account-public-or-private</w:t>
-      </w:r>
-    </w:p>
-    <w:p>
-      <w:pPr>
-        <w:pStyle w:val="Heading2"/>
-      </w:pPr>
-      <w:r>
-        <w:t xml:space="preserve">Step 5.2. Create a TikTok developer account</w:t>
-      </w:r>
-    </w:p>
-    <w:p>
-      <w:pPr>
-        <w:spacing w:after="140"/>
-      </w:pPr>
-      <w:r>
-        <w:t xml:space="preserve">The developer site has its own account. It is separate from your normal TikTok login.</w:t>
-      </w:r>
-    </w:p>
-    <w:p>
-      <w:pPr>
-        <w:pStyle w:val="ListParagraph"/>
-        <w:numPr>
-          <w:ilvl w:val="0"/>
-          <w:numId w:val="12"/>
-        </w:numPr>
-        <w:spacing w:after="90"/>
-      </w:pPr>
-      <w:r>
-        <w:t xml:space="preserve">Go to https://developers.tiktok.com/signup</w:t>
-      </w:r>
-    </w:p>
-    <w:p>
-      <w:pPr>
-        <w:pStyle w:val="ListParagraph"/>
-        <w:numPr>
-          <w:ilvl w:val="0"/>
-          <w:numId w:val="12"/>
-        </w:numPr>
-        <w:spacing w:after="90"/>
-      </w:pPr>
-      <w:r>
-        <w:t xml:space="preserve">Type your email and click </w:t>
-      </w:r>
-      <w:r>
-        <w:rPr>
-          <w:b/>
-          <w:bCs/>
-        </w:rPr>
-        <w:t xml:space="preserve">Send PIN to email</w:t>
-      </w:r>
-      <w:r>
-        <w:t xml:space="preserve">.</w:t>
-      </w:r>
-    </w:p>
-    <w:p>
-      <w:pPr>
-        <w:pStyle w:val="ListParagraph"/>
-        <w:numPr>
-          <w:ilvl w:val="0"/>
-          <w:numId w:val="12"/>
-        </w:numPr>
-        <w:spacing w:after="90"/>
-      </w:pPr>
-      <w:r>
-        <w:t xml:space="preserve">Type the PIN from the email, choose a password, and finish the sign-up.</w:t>
       </w:r>
     </w:p>
     <w:p>
@@ -5301,7 +3890,39 @@
           <w:sz w:val="18"/>
           <w:szCs w:val="18"/>
         </w:rPr>
-        <w:t xml:space="preserve">The developer sign-up page. Type your email in the marked field.</w:t>
+        <w:t xml:space="preserve">The two marked lines are your Instagram keys: the access token and the Instagram account number.</w:t>
+      </w:r>
+    </w:p>
+    <w:p>
+      <w:pPr>
+        <w:pStyle w:val="ListParagraph"/>
+        <w:numPr>
+          <w:ilvl w:val="0"/>
+          <w:numId w:val="6"/>
+        </w:numPr>
+        <w:spacing w:after="90"/>
+      </w:pPr>
+      <w:r>
+        <w:t xml:space="preserve">Save the </w:t>
+      </w:r>
+      <w:r>
+        <w:rPr>
+          <w:rFonts w:ascii="Menlo" w:cs="Menlo" w:eastAsia="Menlo" w:hAnsi="Menlo"/>
+          <w:sz w:val="19"/>
+          <w:szCs w:val="19"/>
+        </w:rPr>
+        <w:t xml:space="preserve">.env</w:t>
+      </w:r>
+      <w:r>
+        <w:t xml:space="preserve"> file.</w:t>
+      </w:r>
+    </w:p>
+    <w:p>
+      <w:pPr>
+        <w:spacing w:after="140"/>
+      </w:pPr>
+      <w:r>
+        <w:t xml:space="preserve">A Page token made this way normally does not expire. If Claude later says the token is invalid, repeat step 3.4.</w:t>
       </w:r>
     </w:p>
     <w:p>
@@ -5322,7 +3943,7 @@
         <w:spacing w:after="70"/>
       </w:pPr>
       <w:r>
-        <w:t xml:space="preserve">Developer sign-up: https://developers.tiktok.com/signup</w:t>
+        <w:t xml:space="preserve">Graph API Explorer: https://developers.facebook.com/tools/explorer/</w:t>
       </w:r>
     </w:p>
     <w:p>
@@ -5335,7 +3956,33 @@
         <w:spacing w:after="70"/>
       </w:pPr>
       <w:r>
-        <w:t xml:space="preserve">Developer login: https://developers.tiktok.com/login</w:t>
+        <w:t xml:space="preserve">Access Token Debugger (where "Extend Access Token" is): https://developers.facebook.com/tools/debug/accesstoken/</w:t>
+      </w:r>
+    </w:p>
+    <w:p>
+      <w:pPr>
+        <w:pStyle w:val="ListParagraph"/>
+        <w:numPr>
+          <w:ilvl w:val="0"/>
+          <w:numId w:val="2"/>
+        </w:numPr>
+        <w:spacing w:after="70"/>
+      </w:pPr>
+      <w:r>
+        <w:t xml:space="preserve">Meta's instructions for long-lived tokens: https://developers.facebook.com/docs/facebook-login/guides/access-tokens/get-long-lived</w:t>
+      </w:r>
+    </w:p>
+    <w:p>
+      <w:pPr>
+        <w:pStyle w:val="ListParagraph"/>
+        <w:numPr>
+          <w:ilvl w:val="0"/>
+          <w:numId w:val="2"/>
+        </w:numPr>
+        <w:spacing w:after="70"/>
+      </w:pPr>
+      <w:r>
+        <w:t xml:space="preserve">Meta's guide to the Explorer: https://developers.facebook.com/docs/graph-api/guides/explorer</w:t>
       </w:r>
     </w:p>
     <w:p>
@@ -5343,40 +3990,1192 @@
         <w:pStyle w:val="Heading2"/>
       </w:pPr>
       <w:r>
-        <w:t xml:space="preserve">Step 5.3. Create the app</w:t>
-      </w:r>
-    </w:p>
-    <w:p>
-      <w:pPr>
-        <w:pStyle w:val="ListParagraph"/>
-        <w:numPr>
-          <w:ilvl w:val="0"/>
-          <w:numId w:val="13"/>
-        </w:numPr>
-        <w:spacing w:after="90"/>
-      </w:pPr>
-      <w:r>
-        <w:t xml:space="preserve">Click your profile icon in the top right, then </w:t>
-      </w:r>
+        <w:t xml:space="preserve">If something looks wrong</w:t>
+      </w:r>
+    </w:p>
+    <w:tbl>
+      <w:tblPr>
+        <w:tblW w:type="dxa" w:w="9026"/>
+        <w:tblBorders>
+          <w:top w:val="single" w:color="auto" w:sz="4"/>
+          <w:left w:val="single" w:color="auto" w:sz="4"/>
+          <w:bottom w:val="single" w:color="auto" w:sz="4"/>
+          <w:right w:val="single" w:color="auto" w:sz="4"/>
+          <w:insideH w:val="single" w:color="auto" w:sz="4"/>
+          <w:insideV w:val="single" w:color="auto" w:sz="4"/>
+        </w:tblBorders>
+      </w:tblPr>
+      <w:tblGrid>
+        <w:gridCol w:w="3700"/>
+        <w:gridCol w:w="5326"/>
+      </w:tblGrid>
+      <w:tr>
+        <w:trPr>
+          <w:tblHeader/>
+        </w:trPr>
+        <w:tc>
+          <w:tcPr>
+            <w:tcW w:type="dxa" w:w="3700"/>
+            <w:tcBorders>
+              <w:top w:val="single" w:color="BFBFBF" w:sz="4"/>
+              <w:left w:val="single" w:color="BFBFBF" w:sz="4"/>
+              <w:bottom w:val="single" w:color="BFBFBF" w:sz="4"/>
+              <w:right w:val="single" w:color="BFBFBF" w:sz="4"/>
+            </w:tcBorders>
+            <w:shd w:fill="DCE6F1" w:val="clear"/>
+            <w:tcMar>
+              <w:top w:type="dxa" w:w="70"/>
+              <w:left w:type="dxa" w:w="110"/>
+              <w:bottom w:type="dxa" w:w="70"/>
+              <w:right w:type="dxa" w:w="110"/>
+            </w:tcMar>
+          </w:tcPr>
+          <w:p>
+            <w:r>
+              <w:rPr>
+                <w:b/>
+                <w:bCs/>
+              </w:rPr>
+              <w:t xml:space="preserve">What you see</w:t>
+            </w:r>
+          </w:p>
+        </w:tc>
+        <w:tc>
+          <w:tcPr>
+            <w:tcW w:type="dxa" w:w="5326"/>
+            <w:tcBorders>
+              <w:top w:val="single" w:color="BFBFBF" w:sz="4"/>
+              <w:left w:val="single" w:color="BFBFBF" w:sz="4"/>
+              <w:bottom w:val="single" w:color="BFBFBF" w:sz="4"/>
+              <w:right w:val="single" w:color="BFBFBF" w:sz="4"/>
+            </w:tcBorders>
+            <w:shd w:fill="DCE6F1" w:val="clear"/>
+            <w:tcMar>
+              <w:top w:type="dxa" w:w="70"/>
+              <w:left w:type="dxa" w:w="110"/>
+              <w:bottom w:type="dxa" w:w="70"/>
+              <w:right w:type="dxa" w:w="110"/>
+            </w:tcMar>
+          </w:tcPr>
+          <w:p>
+            <w:r>
+              <w:rPr>
+                <w:b/>
+                <w:bCs/>
+              </w:rPr>
+              <w:t xml:space="preserve">What it means</w:t>
+            </w:r>
+          </w:p>
+        </w:tc>
+      </w:tr>
+      <w:tr>
+        <w:tc>
+          <w:tcPr>
+            <w:tcW w:type="dxa" w:w="3700"/>
+            <w:tcBorders>
+              <w:top w:val="single" w:color="BFBFBF" w:sz="4"/>
+              <w:left w:val="single" w:color="BFBFBF" w:sz="4"/>
+              <w:bottom w:val="single" w:color="BFBFBF" w:sz="4"/>
+              <w:right w:val="single" w:color="BFBFBF" w:sz="4"/>
+            </w:tcBorders>
+            <w:tcMar>
+              <w:top w:type="dxa" w:w="70"/>
+              <w:left w:type="dxa" w:w="110"/>
+              <w:bottom w:type="dxa" w:w="70"/>
+              <w:right w:type="dxa" w:w="110"/>
+            </w:tcMar>
+          </w:tcPr>
+          <w:p>
+            <w:r>
+              <w:t xml:space="preserve">The answer in step 9 of 3.4 is empty (</w:t>
+            </w:r>
+            <w:r>
+              <w:rPr>
+                <w:rFonts w:ascii="Menlo" w:cs="Menlo" w:eastAsia="Menlo" w:hAnsi="Menlo"/>
+                <w:sz w:val="19"/>
+                <w:szCs w:val="19"/>
+              </w:rPr>
+              <w:t xml:space="preserve">"data": []</w:t>
+            </w:r>
+            <w:r>
+              <w:t xml:space="preserve">)</w:t>
+            </w:r>
+          </w:p>
+        </w:tc>
+        <w:tc>
+          <w:tcPr>
+            <w:tcW w:type="dxa" w:w="5326"/>
+            <w:tcBorders>
+              <w:top w:val="single" w:color="BFBFBF" w:sz="4"/>
+              <w:left w:val="single" w:color="BFBFBF" w:sz="4"/>
+              <w:bottom w:val="single" w:color="BFBFBF" w:sz="4"/>
+              <w:right w:val="single" w:color="BFBFBF" w:sz="4"/>
+            </w:tcBorders>
+            <w:tcMar>
+              <w:top w:type="dxa" w:w="70"/>
+              <w:left w:type="dxa" w:w="110"/>
+              <w:bottom w:type="dxa" w:w="70"/>
+              <w:right w:type="dxa" w:w="110"/>
+            </w:tcMar>
+          </w:tcPr>
+          <w:p>
+            <w:r>
+              <w:t xml:space="preserve">Your Page was not selected in the Facebook window in step 5 of 3.4. Generate the token again and select the Page.</w:t>
+            </w:r>
+          </w:p>
+        </w:tc>
+      </w:tr>
+      <w:tr>
+        <w:tc>
+          <w:tcPr>
+            <w:tcW w:type="dxa" w:w="3700"/>
+            <w:tcBorders>
+              <w:top w:val="single" w:color="BFBFBF" w:sz="4"/>
+              <w:left w:val="single" w:color="BFBFBF" w:sz="4"/>
+              <w:bottom w:val="single" w:color="BFBFBF" w:sz="4"/>
+              <w:right w:val="single" w:color="BFBFBF" w:sz="4"/>
+            </w:tcBorders>
+            <w:tcMar>
+              <w:top w:type="dxa" w:w="70"/>
+              <w:left w:type="dxa" w:w="110"/>
+              <w:bottom w:type="dxa" w:w="70"/>
+              <w:right w:type="dxa" w:w="110"/>
+            </w:tcMar>
+          </w:tcPr>
+          <w:p>
+            <w:r>
+              <w:t xml:space="preserve">There is no </w:t>
+            </w:r>
+            <w:r>
+              <w:rPr>
+                <w:rFonts w:ascii="Menlo" w:cs="Menlo" w:eastAsia="Menlo" w:hAnsi="Menlo"/>
+                <w:sz w:val="19"/>
+                <w:szCs w:val="19"/>
+              </w:rPr>
+              <w:t xml:space="preserve">instagram_business_account</w:t>
+            </w:r>
+            <w:r>
+              <w:t xml:space="preserve"> in the answer</w:t>
+            </w:r>
+          </w:p>
+        </w:tc>
+        <w:tc>
+          <w:tcPr>
+            <w:tcW w:type="dxa" w:w="5326"/>
+            <w:tcBorders>
+              <w:top w:val="single" w:color="BFBFBF" w:sz="4"/>
+              <w:left w:val="single" w:color="BFBFBF" w:sz="4"/>
+              <w:bottom w:val="single" w:color="BFBFBF" w:sz="4"/>
+              <w:right w:val="single" w:color="BFBFBF" w:sz="4"/>
+            </w:tcBorders>
+            <w:tcMar>
+              <w:top w:type="dxa" w:w="70"/>
+              <w:left w:type="dxa" w:w="110"/>
+              <w:bottom w:type="dxa" w:w="70"/>
+              <w:right w:type="dxa" w:w="110"/>
+            </w:tcMar>
+          </w:tcPr>
+          <w:p>
+            <w:r>
+              <w:t xml:space="preserve">The Instagram account is not a Business or Creator account, or it is not linked to the Page. Repeat step 3.1.</w:t>
+            </w:r>
+          </w:p>
+        </w:tc>
+      </w:tr>
+      <w:tr>
+        <w:tc>
+          <w:tcPr>
+            <w:tcW w:type="dxa" w:w="3700"/>
+            <w:tcBorders>
+              <w:top w:val="single" w:color="BFBFBF" w:sz="4"/>
+              <w:left w:val="single" w:color="BFBFBF" w:sz="4"/>
+              <w:bottom w:val="single" w:color="BFBFBF" w:sz="4"/>
+              <w:right w:val="single" w:color="BFBFBF" w:sz="4"/>
+            </w:tcBorders>
+            <w:tcMar>
+              <w:top w:type="dxa" w:w="70"/>
+              <w:left w:type="dxa" w:w="110"/>
+              <w:bottom w:type="dxa" w:w="70"/>
+              <w:right w:type="dxa" w:w="110"/>
+            </w:tcMar>
+          </w:tcPr>
+          <w:p>
+            <w:r>
+              <w:t xml:space="preserve">Facebook posting is refused later</w:t>
+            </w:r>
+          </w:p>
+        </w:tc>
+        <w:tc>
+          <w:tcPr>
+            <w:tcW w:type="dxa" w:w="5326"/>
+            <w:tcBorders>
+              <w:top w:val="single" w:color="BFBFBF" w:sz="4"/>
+              <w:left w:val="single" w:color="BFBFBF" w:sz="4"/>
+              <w:bottom w:val="single" w:color="BFBFBF" w:sz="4"/>
+              <w:right w:val="single" w:color="BFBFBF" w:sz="4"/>
+            </w:tcBorders>
+            <w:tcMar>
+              <w:top w:type="dxa" w:w="70"/>
+              <w:left w:type="dxa" w:w="110"/>
+              <w:bottom w:type="dxa" w:w="70"/>
+              <w:right w:type="dxa" w:w="110"/>
+            </w:tcMar>
+          </w:tcPr>
+          <w:p>
+            <w:r>
+              <w:rPr>
+                <w:rFonts w:ascii="Menlo" w:cs="Menlo" w:eastAsia="Menlo" w:hAnsi="Menlo"/>
+                <w:sz w:val="19"/>
+                <w:szCs w:val="19"/>
+              </w:rPr>
+              <w:t xml:space="preserve">pages_manage_posts</w:t>
+            </w:r>
+            <w:r>
+              <w:t xml:space="preserve"> was not ticked in step 4 of 3.4. Repeat step 3.4.</w:t>
+            </w:r>
+          </w:p>
+        </w:tc>
+      </w:tr>
+      <w:tr>
+        <w:tc>
+          <w:tcPr>
+            <w:tcW w:type="dxa" w:w="3700"/>
+            <w:tcBorders>
+              <w:top w:val="single" w:color="BFBFBF" w:sz="4"/>
+              <w:left w:val="single" w:color="BFBFBF" w:sz="4"/>
+              <w:bottom w:val="single" w:color="BFBFBF" w:sz="4"/>
+              <w:right w:val="single" w:color="BFBFBF" w:sz="4"/>
+            </w:tcBorders>
+            <w:tcMar>
+              <w:top w:type="dxa" w:w="70"/>
+              <w:left w:type="dxa" w:w="110"/>
+              <w:bottom w:type="dxa" w:w="70"/>
+              <w:right w:type="dxa" w:w="110"/>
+            </w:tcMar>
+          </w:tcPr>
+          <w:p>
+            <w:r>
+              <w:t xml:space="preserve">Reading or replying to DMs is refused</w:t>
+            </w:r>
+          </w:p>
+        </w:tc>
+        <w:tc>
+          <w:tcPr>
+            <w:tcW w:type="dxa" w:w="5326"/>
+            <w:tcBorders>
+              <w:top w:val="single" w:color="BFBFBF" w:sz="4"/>
+              <w:left w:val="single" w:color="BFBFBF" w:sz="4"/>
+              <w:bottom w:val="single" w:color="BFBFBF" w:sz="4"/>
+              <w:right w:val="single" w:color="BFBFBF" w:sz="4"/>
+            </w:tcBorders>
+            <w:tcMar>
+              <w:top w:type="dxa" w:w="70"/>
+              <w:left w:type="dxa" w:w="110"/>
+              <w:bottom w:type="dxa" w:w="70"/>
+              <w:right w:type="dxa" w:w="110"/>
+            </w:tcMar>
+          </w:tcPr>
+          <w:p>
+            <w:r>
+              <w:t xml:space="preserve">Meta has not granted "Advanced Access" for messages. See </w:t>
+            </w:r>
+            <w:r>
+              <w:rPr>
+                <w:rFonts w:ascii="Menlo" w:cs="Menlo" w:eastAsia="Menlo" w:hAnsi="Menlo"/>
+                <w:sz w:val="19"/>
+                <w:szCs w:val="19"/>
+              </w:rPr>
+              <w:t xml:space="preserve">INSTAGRAM_DM_SETUP.md</w:t>
+            </w:r>
+            <w:r>
+              <w:t xml:space="preserve"> in the project folder.</w:t>
+            </w:r>
+          </w:p>
+        </w:tc>
+      </w:tr>
+    </w:tbl>
+    <w:p>
+      <w:pPr>
+        <w:spacing w:after="120"/>
+      </w:pPr>
+    </w:p>
+    <w:p>
+      <w:pPr>
+        <w:pStyle w:val="Heading1"/>
+      </w:pPr>
+      <w:r>
+        <w:t xml:space="preserve">4. Set up followers and messages</w:t>
+      </w:r>
+    </w:p>
+    <w:p>
+      <w:pPr>
+        <w:spacing w:after="140"/>
+      </w:pPr>
+      <w:r>
+        <w:t xml:space="preserve">Meta's official access cannot list your followers or message someone who has not written to you first. For those two things the project logs in to Instagram with the username and password, like the phone app does.</w:t>
+      </w:r>
+    </w:p>
+    <w:p>
+      <w:pPr>
+        <w:pBdr>
+          <w:left w:val="single" w:color="E0A800" w:sz="18" w:space="8"/>
+        </w:pBdr>
+        <w:shd w:fill="FFF4D6" w:val="clear"/>
+        <w:spacing w:after="200" w:before="120"/>
+        <w:ind w:left="200" w:right="200"/>
+      </w:pPr>
       <w:r>
         <w:rPr>
           <w:b/>
           <w:bCs/>
         </w:rPr>
-        <w:t xml:space="preserve">Manage apps</w:t>
-      </w:r>
-      <w:r>
-        <w:t xml:space="preserve">. Click the red </w:t>
+        <w:t xml:space="preserve">Recommended:</w:t>
+      </w:r>
+      <w:r>
+        <w:t xml:space="preserve"> Instagram does not approve of this kind of login and can restrict or ban an account that uses it. Use a spare account, not one that matters to your business.</w:t>
+      </w:r>
+    </w:p>
+    <w:p>
+      <w:pPr>
+        <w:pStyle w:val="Heading2"/>
+      </w:pPr>
+      <w:r>
+        <w:t xml:space="preserve">Step 4.1. Add the login to the settings file</w:t>
+      </w:r>
+    </w:p>
+    <w:p>
+      <w:pPr>
+        <w:spacing w:after="140"/>
+      </w:pPr>
+      <w:r>
+        <w:t xml:space="preserve">Run the wizard for this part and type the Instagram username (without the @ sign) and the password when asked:</w:t>
+      </w:r>
+    </w:p>
+    <w:p>
+      <w:pPr>
+        <w:shd w:fill="F2F2F2" w:val="clear"/>
+        <w:spacing w:after="160" w:before="60"/>
+        <w:ind w:left="200" w:right="200"/>
+      </w:pPr>
+      <w:r>
+        <w:rPr>
+          <w:rFonts w:ascii="Menlo" w:cs="Menlo" w:eastAsia="Menlo" w:hAnsi="Menlo"/>
+          <w:sz w:val="18"/>
+          <w:szCs w:val="18"/>
+        </w:rPr>
+        <w:t xml:space="preserve">cd ~/facebook-ig-mcp</w:t>
+      </w:r>
+    </w:p>
+    <w:p>
+      <w:pPr>
+        <w:shd w:fill="F2F2F2" w:val="clear"/>
+        <w:spacing w:after="160" w:before="60"/>
+        <w:ind w:left="200" w:right="200"/>
+      </w:pPr>
+      <w:r>
+        <w:rPr>
+          <w:rFonts w:ascii="Menlo" w:cs="Menlo" w:eastAsia="Menlo" w:hAnsi="Menlo"/>
+          <w:sz w:val="18"/>
+          <w:szCs w:val="18"/>
+        </w:rPr>
+        <w:t xml:space="preserve">uv run python -m src.setup_wizard instagram</w:t>
+      </w:r>
+    </w:p>
+    <w:p>
+      <w:pPr>
+        <w:spacing w:after="140"/>
+      </w:pPr>
+      <w:r>
+        <w:t xml:space="preserve">Two-factor authentication must be switched off on this account. The login does not support it.</w:t>
+      </w:r>
+    </w:p>
+    <w:p>
+      <w:pPr>
+        <w:pStyle w:val="Heading2"/>
+      </w:pPr>
+      <w:r>
+        <w:t xml:space="preserve">Step 4.2. Log in once</w:t>
+      </w:r>
+    </w:p>
+    <w:p>
+      <w:pPr>
+        <w:shd w:fill="F2F2F2" w:val="clear"/>
+        <w:spacing w:after="160" w:before="60"/>
+        <w:ind w:left="200" w:right="200"/>
+      </w:pPr>
+      <w:r>
+        <w:rPr>
+          <w:rFonts w:ascii="Menlo" w:cs="Menlo" w:eastAsia="Menlo" w:hAnsi="Menlo"/>
+          <w:sz w:val="18"/>
+          <w:szCs w:val="18"/>
+        </w:rPr>
+        <w:t xml:space="preserve">cd ~/facebook-ig-mcp</w:t>
+      </w:r>
+    </w:p>
+    <w:p>
+      <w:pPr>
+        <w:shd w:fill="F2F2F2" w:val="clear"/>
+        <w:spacing w:after="160" w:before="60"/>
+        <w:ind w:left="200" w:right="200"/>
+      </w:pPr>
+      <w:r>
+        <w:rPr>
+          <w:rFonts w:ascii="Menlo" w:cs="Menlo" w:eastAsia="Menlo" w:hAnsi="Menlo"/>
+          <w:sz w:val="18"/>
+          <w:szCs w:val="18"/>
+        </w:rPr>
+        <w:t xml:space="preserve">uv run python -m src.unofficial_client</w:t>
+      </w:r>
+    </w:p>
+    <w:p>
+      <w:pPr>
+        <w:pStyle w:val="ListParagraph"/>
+        <w:numPr>
+          <w:ilvl w:val="0"/>
+          <w:numId w:val="7"/>
+        </w:numPr>
+        <w:spacing w:after="90"/>
+      </w:pPr>
+      <w:r>
+        <w:t xml:space="preserve">Instagram usually emails a 6-digit code to the account's address. Open the newest email from Instagram.</w:t>
+      </w:r>
+    </w:p>
+    <w:p>
+      <w:pPr>
+        <w:pStyle w:val="ListParagraph"/>
+        <w:numPr>
+          <w:ilvl w:val="0"/>
+          <w:numId w:val="7"/>
+        </w:numPr>
+        <w:spacing w:after="90"/>
+      </w:pPr>
+      <w:r>
+        <w:t xml:space="preserve">Type the code into the terminal and press Enter.</w:t>
+      </w:r>
+    </w:p>
+    <w:p>
+      <w:pPr>
+        <w:pStyle w:val="ListParagraph"/>
+        <w:numPr>
+          <w:ilvl w:val="0"/>
+          <w:numId w:val="7"/>
+        </w:numPr>
+        <w:spacing w:after="90"/>
+      </w:pPr>
+      <w:r>
+        <w:t xml:space="preserve">Wait for </w:t>
       </w:r>
       <w:r>
         <w:rPr>
           <w:b/>
           <w:bCs/>
         </w:rPr>
-        <w:t xml:space="preserve">Connect an app</w:t>
-      </w:r>
-      <w:r>
-        <w:t xml:space="preserve"> button.</w:t>
+        <w:t xml:space="preserve">Logged in as …</w:t>
+      </w:r>
+      <w:r>
+        <w:t xml:space="preserve">. The login is now saved in the </w:t>
+      </w:r>
+      <w:r>
+        <w:rPr>
+          <w:rFonts w:ascii="Menlo" w:cs="Menlo" w:eastAsia="Menlo" w:hAnsi="Menlo"/>
+          <w:sz w:val="19"/>
+          <w:szCs w:val="19"/>
+        </w:rPr>
+        <w:t xml:space="preserve">data</w:t>
+      </w:r>
+      <w:r>
+        <w:t xml:space="preserve"> folder and is reused every time.</w:t>
+      </w:r>
+    </w:p>
+    <w:p>
+      <w:pPr>
+        <w:spacing w:after="140"/>
+      </w:pPr>
+      <w:r>
+        <w:t xml:space="preserve">If Instagram later asks for a code again, repeat this step.</w:t>
+      </w:r>
+    </w:p>
+    <w:p>
+      <w:pPr>
+        <w:pStyle w:val="Heading2"/>
+      </w:pPr>
+      <w:r>
+        <w:t xml:space="preserve">Step 4.3. What you can do afterwards</w:t>
+      </w:r>
+    </w:p>
+    <w:p>
+      <w:pPr>
+        <w:spacing w:after="140"/>
+      </w:pPr>
+      <w:r>
+        <w:t xml:space="preserve">Once Claude is connected (section 6), ask Claude things like these:</w:t>
+      </w:r>
+    </w:p>
+    <w:tbl>
+      <w:tblPr>
+        <w:tblW w:type="dxa" w:w="9026"/>
+        <w:tblBorders>
+          <w:top w:val="single" w:color="auto" w:sz="4"/>
+          <w:left w:val="single" w:color="auto" w:sz="4"/>
+          <w:bottom w:val="single" w:color="auto" w:sz="4"/>
+          <w:right w:val="single" w:color="auto" w:sz="4"/>
+          <w:insideH w:val="single" w:color="auto" w:sz="4"/>
+          <w:insideV w:val="single" w:color="auto" w:sz="4"/>
+        </w:tblBorders>
+      </w:tblPr>
+      <w:tblGrid>
+        <w:gridCol w:w="3700"/>
+        <w:gridCol w:w="5326"/>
+      </w:tblGrid>
+      <w:tr>
+        <w:trPr>
+          <w:tblHeader/>
+        </w:trPr>
+        <w:tc>
+          <w:tcPr>
+            <w:tcW w:type="dxa" w:w="3700"/>
+            <w:tcBorders>
+              <w:top w:val="single" w:color="BFBFBF" w:sz="4"/>
+              <w:left w:val="single" w:color="BFBFBF" w:sz="4"/>
+              <w:bottom w:val="single" w:color="BFBFBF" w:sz="4"/>
+              <w:right w:val="single" w:color="BFBFBF" w:sz="4"/>
+            </w:tcBorders>
+            <w:shd w:fill="DCE6F1" w:val="clear"/>
+            <w:tcMar>
+              <w:top w:type="dxa" w:w="70"/>
+              <w:left w:type="dxa" w:w="110"/>
+              <w:bottom w:type="dxa" w:w="70"/>
+              <w:right w:type="dxa" w:w="110"/>
+            </w:tcMar>
+          </w:tcPr>
+          <w:p>
+            <w:r>
+              <w:rPr>
+                <w:b/>
+                <w:bCs/>
+              </w:rPr>
+              <w:t xml:space="preserve">You ask</w:t>
+            </w:r>
+          </w:p>
+        </w:tc>
+        <w:tc>
+          <w:tcPr>
+            <w:tcW w:type="dxa" w:w="5326"/>
+            <w:tcBorders>
+              <w:top w:val="single" w:color="BFBFBF" w:sz="4"/>
+              <w:left w:val="single" w:color="BFBFBF" w:sz="4"/>
+              <w:bottom w:val="single" w:color="BFBFBF" w:sz="4"/>
+              <w:right w:val="single" w:color="BFBFBF" w:sz="4"/>
+            </w:tcBorders>
+            <w:shd w:fill="DCE6F1" w:val="clear"/>
+            <w:tcMar>
+              <w:top w:type="dxa" w:w="70"/>
+              <w:left w:type="dxa" w:w="110"/>
+              <w:bottom w:type="dxa" w:w="70"/>
+              <w:right w:type="dxa" w:w="110"/>
+            </w:tcMar>
+          </w:tcPr>
+          <w:p>
+            <w:r>
+              <w:rPr>
+                <w:b/>
+                <w:bCs/>
+              </w:rPr>
+              <w:t xml:space="preserve">What happens</w:t>
+            </w:r>
+          </w:p>
+        </w:tc>
+      </w:tr>
+      <w:tr>
+        <w:tc>
+          <w:tcPr>
+            <w:tcW w:type="dxa" w:w="3700"/>
+            <w:tcBorders>
+              <w:top w:val="single" w:color="BFBFBF" w:sz="4"/>
+              <w:left w:val="single" w:color="BFBFBF" w:sz="4"/>
+              <w:bottom w:val="single" w:color="BFBFBF" w:sz="4"/>
+              <w:right w:val="single" w:color="BFBFBF" w:sz="4"/>
+            </w:tcBorders>
+            <w:tcMar>
+              <w:top w:type="dxa" w:w="70"/>
+              <w:left w:type="dxa" w:w="110"/>
+              <w:bottom w:type="dxa" w:w="70"/>
+              <w:right w:type="dxa" w:w="110"/>
+            </w:tcMar>
+          </w:tcPr>
+          <w:p>
+            <w:r>
+              <w:t xml:space="preserve">"Get my Instagram followers."</w:t>
+            </w:r>
+          </w:p>
+        </w:tc>
+        <w:tc>
+          <w:tcPr>
+            <w:tcW w:type="dxa" w:w="5326"/>
+            <w:tcBorders>
+              <w:top w:val="single" w:color="BFBFBF" w:sz="4"/>
+              <w:left w:val="single" w:color="BFBFBF" w:sz="4"/>
+              <w:bottom w:val="single" w:color="BFBFBF" w:sz="4"/>
+              <w:right w:val="single" w:color="BFBFBF" w:sz="4"/>
+            </w:tcBorders>
+            <w:tcMar>
+              <w:top w:type="dxa" w:w="70"/>
+              <w:left w:type="dxa" w:w="110"/>
+              <w:bottom w:type="dxa" w:w="70"/>
+              <w:right w:type="dxa" w:w="110"/>
+            </w:tcMar>
+          </w:tcPr>
+          <w:p>
+            <w:r>
+              <w:t xml:space="preserve">Claude lists every follower and saves the list as </w:t>
+            </w:r>
+            <w:r>
+              <w:rPr>
+                <w:rFonts w:ascii="Menlo" w:cs="Menlo" w:eastAsia="Menlo" w:hAnsi="Menlo"/>
+                <w:sz w:val="19"/>
+                <w:szCs w:val="19"/>
+              </w:rPr>
+              <w:t xml:space="preserve">data/followers_USERNAME.csv</w:t>
+            </w:r>
+            <w:r>
+              <w:t xml:space="preserve">, which opens in Excel, Numbers or Google Sheets.</w:t>
+            </w:r>
+          </w:p>
+        </w:tc>
+      </w:tr>
+      <w:tr>
+        <w:tc>
+          <w:tcPr>
+            <w:tcW w:type="dxa" w:w="3700"/>
+            <w:tcBorders>
+              <w:top w:val="single" w:color="BFBFBF" w:sz="4"/>
+              <w:left w:val="single" w:color="BFBFBF" w:sz="4"/>
+              <w:bottom w:val="single" w:color="BFBFBF" w:sz="4"/>
+              <w:right w:val="single" w:color="BFBFBF" w:sz="4"/>
+            </w:tcBorders>
+            <w:tcMar>
+              <w:top w:type="dxa" w:w="70"/>
+              <w:left w:type="dxa" w:w="110"/>
+              <w:bottom w:type="dxa" w:w="70"/>
+              <w:right w:type="dxa" w:w="110"/>
+            </w:tcMar>
+          </w:tcPr>
+          <w:p>
+            <w:r>
+              <w:t xml:space="preserve">"Who are my new followers since last time?"</w:t>
+            </w:r>
+          </w:p>
+        </w:tc>
+        <w:tc>
+          <w:tcPr>
+            <w:tcW w:type="dxa" w:w="5326"/>
+            <w:tcBorders>
+              <w:top w:val="single" w:color="BFBFBF" w:sz="4"/>
+              <w:left w:val="single" w:color="BFBFBF" w:sz="4"/>
+              <w:bottom w:val="single" w:color="BFBFBF" w:sz="4"/>
+              <w:right w:val="single" w:color="BFBFBF" w:sz="4"/>
+            </w:tcBorders>
+            <w:tcMar>
+              <w:top w:type="dxa" w:w="70"/>
+              <w:left w:type="dxa" w:w="110"/>
+              <w:bottom w:type="dxa" w:w="70"/>
+              <w:right w:type="dxa" w:w="110"/>
+            </w:tcMar>
+          </w:tcPr>
+          <w:p>
+            <w:r>
+              <w:t xml:space="preserve">Claude compares with the previous list and shows who is new and who left.</w:t>
+            </w:r>
+          </w:p>
+        </w:tc>
+      </w:tr>
+      <w:tr>
+        <w:tc>
+          <w:tcPr>
+            <w:tcW w:type="dxa" w:w="3700"/>
+            <w:tcBorders>
+              <w:top w:val="single" w:color="BFBFBF" w:sz="4"/>
+              <w:left w:val="single" w:color="BFBFBF" w:sz="4"/>
+              <w:bottom w:val="single" w:color="BFBFBF" w:sz="4"/>
+              <w:right w:val="single" w:color="BFBFBF" w:sz="4"/>
+            </w:tcBorders>
+            <w:tcMar>
+              <w:top w:type="dxa" w:w="70"/>
+              <w:left w:type="dxa" w:w="110"/>
+              <w:bottom w:type="dxa" w:w="70"/>
+              <w:right w:type="dxa" w:w="110"/>
+            </w:tcMar>
+          </w:tcPr>
+          <w:p>
+            <w:r>
+              <w:t xml:space="preserve">"Send a DM to USERNAME: Hello!"</w:t>
+            </w:r>
+          </w:p>
+        </w:tc>
+        <w:tc>
+          <w:tcPr>
+            <w:tcW w:type="dxa" w:w="5326"/>
+            <w:tcBorders>
+              <w:top w:val="single" w:color="BFBFBF" w:sz="4"/>
+              <w:left w:val="single" w:color="BFBFBF" w:sz="4"/>
+              <w:bottom w:val="single" w:color="BFBFBF" w:sz="4"/>
+              <w:right w:val="single" w:color="BFBFBF" w:sz="4"/>
+            </w:tcBorders>
+            <w:tcMar>
+              <w:top w:type="dxa" w:w="70"/>
+              <w:left w:type="dxa" w:w="110"/>
+              <w:bottom w:type="dxa" w:w="70"/>
+              <w:right w:type="dxa" w:w="110"/>
+            </w:tcMar>
+          </w:tcPr>
+          <w:p>
+            <w:r>
+              <w:t xml:space="preserve">Claude sends that message to the user.</w:t>
+            </w:r>
+          </w:p>
+        </w:tc>
+      </w:tr>
+      <w:tr>
+        <w:tc>
+          <w:tcPr>
+            <w:tcW w:type="dxa" w:w="3700"/>
+            <w:tcBorders>
+              <w:top w:val="single" w:color="BFBFBF" w:sz="4"/>
+              <w:left w:val="single" w:color="BFBFBF" w:sz="4"/>
+              <w:bottom w:val="single" w:color="BFBFBF" w:sz="4"/>
+              <w:right w:val="single" w:color="BFBFBF" w:sz="4"/>
+            </w:tcBorders>
+            <w:tcMar>
+              <w:top w:type="dxa" w:w="70"/>
+              <w:left w:type="dxa" w:w="110"/>
+              <w:bottom w:type="dxa" w:w="70"/>
+              <w:right w:type="dxa" w:w="110"/>
+            </w:tcMar>
+          </w:tcPr>
+          <w:p>
+            <w:r>
+              <w:t xml:space="preserve">"Show my Instagram usage."</w:t>
+            </w:r>
+          </w:p>
+        </w:tc>
+        <w:tc>
+          <w:tcPr>
+            <w:tcW w:type="dxa" w:w="5326"/>
+            <w:tcBorders>
+              <w:top w:val="single" w:color="BFBFBF" w:sz="4"/>
+              <w:left w:val="single" w:color="BFBFBF" w:sz="4"/>
+              <w:bottom w:val="single" w:color="BFBFBF" w:sz="4"/>
+              <w:right w:val="single" w:color="BFBFBF" w:sz="4"/>
+            </w:tcBorders>
+            <w:tcMar>
+              <w:top w:type="dxa" w:w="70"/>
+              <w:left w:type="dxa" w:w="110"/>
+              <w:bottom w:type="dxa" w:w="70"/>
+              <w:right w:type="dxa" w:w="110"/>
+            </w:tcMar>
+          </w:tcPr>
+          <w:p>
+            <w:r>
+              <w:t xml:space="preserve">Claude shows how many actions are used today and who was already messaged.</w:t>
+            </w:r>
+          </w:p>
+        </w:tc>
+      </w:tr>
+    </w:tbl>
+    <w:p>
+      <w:pPr>
+        <w:spacing w:after="120"/>
+      </w:pPr>
+    </w:p>
+    <w:p>
+      <w:pPr>
+        <w:spacing w:after="140"/>
+      </w:pPr>
+      <w:r>
+        <w:t xml:space="preserve">The project protects the account with its own limits:</w:t>
+      </w:r>
+    </w:p>
+    <w:p>
+      <w:pPr>
+        <w:pStyle w:val="ListParagraph"/>
+        <w:numPr>
+          <w:ilvl w:val="0"/>
+          <w:numId w:val="2"/>
+        </w:numPr>
+        <w:spacing w:after="70"/>
+      </w:pPr>
+      <w:r>
+        <w:rPr>
+          <w:b/>
+          <w:bCs/>
+        </w:rPr>
+        <w:t xml:space="preserve">10 follower list downloads per 24 hours.</w:t>
+      </w:r>
+    </w:p>
+    <w:p>
+      <w:pPr>
+        <w:pStyle w:val="ListParagraph"/>
+        <w:numPr>
+          <w:ilvl w:val="0"/>
+          <w:numId w:val="2"/>
+        </w:numPr>
+        <w:spacing w:after="70"/>
+      </w:pPr>
+      <w:r>
+        <w:rPr>
+          <w:b/>
+          <w:bCs/>
+        </w:rPr>
+        <w:t xml:space="preserve">20 direct messages per 24 hours.</w:t>
+      </w:r>
+    </w:p>
+    <w:p>
+      <w:pPr>
+        <w:pStyle w:val="ListParagraph"/>
+        <w:numPr>
+          <w:ilvl w:val="0"/>
+          <w:numId w:val="2"/>
+        </w:numPr>
+        <w:spacing w:after="70"/>
+      </w:pPr>
+      <w:r>
+        <w:rPr>
+          <w:b/>
+          <w:bCs/>
+        </w:rPr>
+        <w:t xml:space="preserve">No double messages.</w:t>
+      </w:r>
+      <w:r>
+        <w:t xml:space="preserve"> Claude refuses to message a user who was already messaged, unless you clearly say you want to message that person again.</w:t>
+      </w:r>
+    </w:p>
+    <w:p>
+      <w:pPr>
+        <w:spacing w:after="140"/>
+      </w:pPr>
+      <w:r>
+        <w:t xml:space="preserve">Send a few messages at a time, and do not send the same text to many people.</w:t>
+      </w:r>
+    </w:p>
+    <w:p>
+      <w:pPr>
+        <w:pStyle w:val="Heading1"/>
+      </w:pPr>
+      <w:r>
+        <w:t xml:space="preserve">5. Set up TikTok (optional)</w:t>
+      </w:r>
+    </w:p>
+    <w:p>
+      <w:pPr>
+        <w:spacing w:after="140"/>
+      </w:pPr>
+      <w:r>
+        <w:t xml:space="preserve">This part lets Claude post videos and photos to TikTok through TikTok's official Content Posting API. Skip it if you do not use TikTok.</w:t>
+      </w:r>
+    </w:p>
+    <w:p>
+      <w:pPr>
+        <w:pBdr>
+          <w:left w:val="single" w:color="C0392B" w:sz="18" w:space="8"/>
+        </w:pBdr>
+        <w:shd w:fill="FDE9E7" w:val="clear"/>
+        <w:spacing w:after="200" w:before="120"/>
+        <w:ind w:left="200" w:right="200"/>
+      </w:pPr>
+      <w:r>
+        <w:rPr>
+          <w:b/>
+          <w:bCs/>
+        </w:rPr>
+        <w:t xml:space="preserve">Important:</w:t>
+      </w:r>
+      <w:r>
+        <w:t xml:space="preserve"> until TikTok has reviewed and audited your app, every post made this way is visible only to you, and TikTok only accepts posts to an account that is set to private. Public posting needs TikTok's approval.</w:t>
+      </w:r>
+    </w:p>
+    <w:p>
+      <w:pPr>
+        <w:pStyle w:val="Heading2"/>
+      </w:pPr>
+      <w:r>
+        <w:t xml:space="preserve">Step 5.1. Create a TikTok account</w:t>
+      </w:r>
+    </w:p>
+    <w:p>
+      <w:pPr>
+        <w:spacing w:after="140"/>
+      </w:pPr>
+      <w:r>
+        <w:t xml:space="preserve">Skip this step if you already have the TikTok account you want to post to.</w:t>
+      </w:r>
+    </w:p>
+    <w:p>
+      <w:pPr>
+        <w:pStyle w:val="ListParagraph"/>
+        <w:numPr>
+          <w:ilvl w:val="0"/>
+          <w:numId w:val="8"/>
+        </w:numPr>
+        <w:spacing w:after="90"/>
+      </w:pPr>
+      <w:r>
+        <w:t xml:space="preserve">Download the TikTok app from the App Store or Google Play and open it.</w:t>
+      </w:r>
+    </w:p>
+    <w:p>
+      <w:pPr>
+        <w:pStyle w:val="ListParagraph"/>
+        <w:numPr>
+          <w:ilvl w:val="0"/>
+          <w:numId w:val="8"/>
+        </w:numPr>
+        <w:spacing w:after="90"/>
+      </w:pPr>
+      <w:r>
+        <w:t xml:space="preserve">Choose a sign-up method (email or phone number) and follow the steps to create the account.</w:t>
+      </w:r>
+    </w:p>
+    <w:p>
+      <w:pPr>
+        <w:pStyle w:val="ListParagraph"/>
+        <w:numPr>
+          <w:ilvl w:val="0"/>
+          <w:numId w:val="8"/>
+        </w:numPr>
+        <w:spacing w:after="90"/>
+      </w:pPr>
+      <w:r>
+        <w:t xml:space="preserve">Use a real email or phone number. TikTok needs it for logging in and for recovering the password.</w:t>
+      </w:r>
+    </w:p>
+    <w:p>
+      <w:pPr>
+        <w:spacing w:after="140"/>
+      </w:pPr>
+      <w:r>
+        <w:t xml:space="preserve">Then set the account to private, because TikTok only accepts posts from an unreviewed app to a private account:</w:t>
+      </w:r>
+    </w:p>
+    <w:p>
+      <w:pPr>
+        <w:pStyle w:val="ListParagraph"/>
+        <w:numPr>
+          <w:ilvl w:val="0"/>
+          <w:numId w:val="9"/>
+        </w:numPr>
+        <w:spacing w:after="90"/>
+      </w:pPr>
+      <w:r>
+        <w:t xml:space="preserve">In the TikTok app, tap </w:t>
+      </w:r>
+      <w:r>
+        <w:rPr>
+          <w:b/>
+          <w:bCs/>
+        </w:rPr>
+        <w:t xml:space="preserve">Profile</w:t>
+      </w:r>
+      <w:r>
+        <w:t xml:space="preserve"> at the bottom.</w:t>
+      </w:r>
+    </w:p>
+    <w:p>
+      <w:pPr>
+        <w:pStyle w:val="ListParagraph"/>
+        <w:numPr>
+          <w:ilvl w:val="0"/>
+          <w:numId w:val="9"/>
+        </w:numPr>
+        <w:spacing w:after="90"/>
+      </w:pPr>
+      <w:r>
+        <w:t xml:space="preserve">Tap the </w:t>
+      </w:r>
+      <w:r>
+        <w:rPr>
+          <w:b/>
+          <w:bCs/>
+        </w:rPr>
+        <w:t xml:space="preserve">Menu</w:t>
+      </w:r>
+      <w:r>
+        <w:t xml:space="preserve"> button (three lines) at the top.</w:t>
+      </w:r>
+    </w:p>
+    <w:p>
+      <w:pPr>
+        <w:pStyle w:val="ListParagraph"/>
+        <w:numPr>
+          <w:ilvl w:val="0"/>
+          <w:numId w:val="9"/>
+        </w:numPr>
+        <w:spacing w:after="90"/>
+      </w:pPr>
+      <w:r>
+        <w:t xml:space="preserve">Tap </w:t>
+      </w:r>
+      <w:r>
+        <w:rPr>
+          <w:b/>
+          <w:bCs/>
+        </w:rPr>
+        <w:t xml:space="preserve">Settings and privacy</w:t>
+      </w:r>
+      <w:r>
+        <w:t xml:space="preserve">, then </w:t>
+      </w:r>
+      <w:r>
+        <w:rPr>
+          <w:b/>
+          <w:bCs/>
+        </w:rPr>
+        <w:t xml:space="preserve">Privacy</w:t>
+      </w:r>
+      <w:r>
+        <w:t xml:space="preserve">.</w:t>
+      </w:r>
+    </w:p>
+    <w:p>
+      <w:pPr>
+        <w:pStyle w:val="ListParagraph"/>
+        <w:numPr>
+          <w:ilvl w:val="0"/>
+          <w:numId w:val="9"/>
+        </w:numPr>
+        <w:spacing w:after="90"/>
+      </w:pPr>
+      <w:r>
+        <w:t xml:space="preserve">Turn </w:t>
+      </w:r>
+      <w:r>
+        <w:rPr>
+          <w:b/>
+          <w:bCs/>
+        </w:rPr>
+        <w:t xml:space="preserve">Private account</w:t>
+      </w:r>
+      <w:r>
+        <w:t xml:space="preserve"> on.</w:t>
+      </w:r>
+    </w:p>
+    <w:p>
+      <w:pPr>
+        <w:spacing w:after="140"/>
+      </w:pPr>
+      <w:r>
+        <w:t xml:space="preserve">You can turn it off again once TikTok has approved your app for public posting.</w:t>
+      </w:r>
+    </w:p>
+    <w:p>
+      <w:pPr>
+        <w:spacing w:after="140"/>
+      </w:pPr>
+      <w:r>
+        <w:t xml:space="preserve">Links if you cannot find it:</w:t>
+      </w:r>
+    </w:p>
+    <w:p>
+      <w:pPr>
+        <w:pStyle w:val="ListParagraph"/>
+        <w:numPr>
+          <w:ilvl w:val="0"/>
+          <w:numId w:val="2"/>
+        </w:numPr>
+        <w:spacing w:after="70"/>
+      </w:pPr>
+      <w:r>
+        <w:t xml:space="preserve">Create a TikTok account in a browser: https://www.tiktok.com/signup</w:t>
+      </w:r>
+    </w:p>
+    <w:p>
+      <w:pPr>
+        <w:pStyle w:val="ListParagraph"/>
+        <w:numPr>
+          <w:ilvl w:val="0"/>
+          <w:numId w:val="2"/>
+        </w:numPr>
+        <w:spacing w:after="70"/>
+      </w:pPr>
+      <w:r>
+        <w:t xml:space="preserve">TikTok's instructions for creating an account: https://support.tiktok.com/en/getting-started/creating-an-account</w:t>
+      </w:r>
+    </w:p>
+    <w:p>
+      <w:pPr>
+        <w:pStyle w:val="ListParagraph"/>
+        <w:numPr>
+          <w:ilvl w:val="0"/>
+          <w:numId w:val="2"/>
+        </w:numPr>
+        <w:spacing w:after="70"/>
+      </w:pPr>
+      <w:r>
+        <w:t xml:space="preserve">TikTok's instructions for a private account: https://support.tiktok.com/en/account-and-privacy/account-privacy-settings/making-your-account-public-or-private</w:t>
+      </w:r>
+    </w:p>
+    <w:p>
+      <w:pPr>
+        <w:pStyle w:val="Heading2"/>
+      </w:pPr>
+      <w:r>
+        <w:t xml:space="preserve">Step 5.2. Create a TikTok developer account</w:t>
+      </w:r>
+    </w:p>
+    <w:p>
+      <w:pPr>
+        <w:spacing w:after="140"/>
+      </w:pPr>
+      <w:r>
+        <w:t xml:space="preserve">The developer site has its own account. It is separate from your normal TikTok login.</w:t>
+      </w:r>
+    </w:p>
+    <w:p>
+      <w:pPr>
+        <w:pStyle w:val="ListParagraph"/>
+        <w:numPr>
+          <w:ilvl w:val="0"/>
+          <w:numId w:val="10"/>
+        </w:numPr>
+        <w:spacing w:after="90"/>
+      </w:pPr>
+      <w:r>
+        <w:t xml:space="preserve">Go to https://developers.tiktok.com/signup</w:t>
+      </w:r>
+    </w:p>
+    <w:p>
+      <w:pPr>
+        <w:pStyle w:val="ListParagraph"/>
+        <w:numPr>
+          <w:ilvl w:val="0"/>
+          <w:numId w:val="10"/>
+        </w:numPr>
+        <w:spacing w:after="90"/>
+      </w:pPr>
+      <w:r>
+        <w:t xml:space="preserve">Type your email and click </w:t>
+      </w:r>
+      <w:r>
+        <w:rPr>
+          <w:b/>
+          <w:bCs/>
+        </w:rPr>
+        <w:t xml:space="preserve">Send PIN to email</w:t>
+      </w:r>
+      <w:r>
+        <w:t xml:space="preserve">.</w:t>
+      </w:r>
+    </w:p>
+    <w:p>
+      <w:pPr>
+        <w:pStyle w:val="ListParagraph"/>
+        <w:numPr>
+          <w:ilvl w:val="0"/>
+          <w:numId w:val="10"/>
+        </w:numPr>
+        <w:spacing w:after="90"/>
+      </w:pPr>
+      <w:r>
+        <w:t xml:space="preserve">Type the PIN from the email, choose a password, and finish the sign-up.</w:t>
       </w:r>
     </w:p>
     <w:p>
@@ -5444,7 +5243,15 @@
           <w:sz w:val="18"/>
           <w:szCs w:val="18"/>
         </w:rPr>
-        <w:t xml:space="preserve">Manage apps. Click "Connect an app" in the top right.</w:t>
+        <w:t xml:space="preserve">The developer sign-up page. Type your email in the marked field.</w:t>
+      </w:r>
+    </w:p>
+    <w:p>
+      <w:pPr>
+        <w:spacing w:after="140"/>
+      </w:pPr>
+      <w:r>
+        <w:t xml:space="preserve">Links if you cannot find it:</w:t>
       </w:r>
     </w:p>
     <w:p>
@@ -5452,42 +5259,66 @@
         <w:pStyle w:val="ListParagraph"/>
         <w:numPr>
           <w:ilvl w:val="0"/>
-          <w:numId w:val="13"/>
+          <w:numId w:val="2"/>
+        </w:numPr>
+        <w:spacing w:after="70"/>
+      </w:pPr>
+      <w:r>
+        <w:t xml:space="preserve">Developer sign-up: https://developers.tiktok.com/signup</w:t>
+      </w:r>
+    </w:p>
+    <w:p>
+      <w:pPr>
+        <w:pStyle w:val="ListParagraph"/>
+        <w:numPr>
+          <w:ilvl w:val="0"/>
+          <w:numId w:val="2"/>
+        </w:numPr>
+        <w:spacing w:after="70"/>
+      </w:pPr>
+      <w:r>
+        <w:t xml:space="preserve">Developer login: https://developers.tiktok.com/login</w:t>
+      </w:r>
+    </w:p>
+    <w:p>
+      <w:pPr>
+        <w:pStyle w:val="Heading2"/>
+      </w:pPr>
+      <w:r>
+        <w:t xml:space="preserve">Step 5.3. Create the app</w:t>
+      </w:r>
+    </w:p>
+    <w:p>
+      <w:pPr>
+        <w:pStyle w:val="ListParagraph"/>
+        <w:numPr>
+          <w:ilvl w:val="0"/>
+          <w:numId w:val="11"/>
         </w:numPr>
         <w:spacing w:after="90"/>
       </w:pPr>
       <w:r>
-        <w:t xml:space="preserve">In the </w:t>
+        <w:t xml:space="preserve">Click your profile icon in the top right, then </w:t>
       </w:r>
       <w:r>
         <w:rPr>
           <w:b/>
           <w:bCs/>
         </w:rPr>
-        <w:t xml:space="preserve">Create app</w:t>
-      </w:r>
-      <w:r>
-        <w:t xml:space="preserve"> window, select </w:t>
+        <w:t xml:space="preserve">Manage apps</w:t>
+      </w:r>
+      <w:r>
+        <w:t xml:space="preserve">. Click the red </w:t>
       </w:r>
       <w:r>
         <w:rPr>
           <w:b/>
           <w:bCs/>
         </w:rPr>
-        <w:t xml:space="preserve">Individual</w:t>
-      </w:r>
-      <w:r>
-        <w:t xml:space="preserve"> and click </w:t>
-      </w:r>
-      <w:r>
-        <w:rPr>
-          <w:b/>
-          <w:bCs/>
-        </w:rPr>
-        <w:t xml:space="preserve">Confirm</w:t>
-      </w:r>
-      <w:r>
-        <w:t xml:space="preserve">. TikTok creates the app and opens its page.</w:t>
+        <w:t xml:space="preserve">Connect an app</w:t>
+      </w:r>
+      <w:r>
+        <w:t xml:space="preserve"> button.</w:t>
       </w:r>
     </w:p>
     <w:p>
@@ -5555,7 +5386,7 @@
           <w:sz w:val="18"/>
           <w:szCs w:val="18"/>
         </w:rPr>
-        <w:t xml:space="preserve">Select "Individual", then click "Confirm".</w:t>
+        <w:t xml:space="preserve">Manage apps. Click "Connect an app" in the top right.</w:t>
       </w:r>
     </w:p>
     <w:p>
@@ -5563,22 +5394,42 @@
         <w:pStyle w:val="ListParagraph"/>
         <w:numPr>
           <w:ilvl w:val="0"/>
-          <w:numId w:val="13"/>
+          <w:numId w:val="11"/>
         </w:numPr>
         <w:spacing w:after="90"/>
       </w:pPr>
       <w:r>
-        <w:t xml:space="preserve">To come back to the app later, open </w:t>
+        <w:t xml:space="preserve">In the </w:t>
       </w:r>
       <w:r>
         <w:rPr>
           <w:b/>
           <w:bCs/>
         </w:rPr>
-        <w:t xml:space="preserve">Manage apps</w:t>
-      </w:r>
-      <w:r>
-        <w:t xml:space="preserve"> and click the app's name.</w:t>
+        <w:t xml:space="preserve">Create app</w:t>
+      </w:r>
+      <w:r>
+        <w:t xml:space="preserve"> window, select </w:t>
+      </w:r>
+      <w:r>
+        <w:rPr>
+          <w:b/>
+          <w:bCs/>
+        </w:rPr>
+        <w:t xml:space="preserve">Individual</w:t>
+      </w:r>
+      <w:r>
+        <w:t xml:space="preserve"> and click </w:t>
+      </w:r>
+      <w:r>
+        <w:rPr>
+          <w:b/>
+          <w:bCs/>
+        </w:rPr>
+        <w:t xml:space="preserve">Confirm</w:t>
+      </w:r>
+      <w:r>
+        <w:t xml:space="preserve">. TikTok creates the app and opens its page.</w:t>
       </w:r>
     </w:p>
     <w:p>
@@ -5646,23 +5497,7 @@
           <w:sz w:val="18"/>
           <w:szCs w:val="18"/>
         </w:rPr>
-        <w:t xml:space="preserve">Click the app's name to open its page.</w:t>
-      </w:r>
-    </w:p>
-    <w:p>
-      <w:pPr>
-        <w:pStyle w:val="Heading2"/>
-      </w:pPr>
-      <w:r>
-        <w:t xml:space="preserve">Step 5.4. Create a sandbox</w:t>
-      </w:r>
-    </w:p>
-    <w:p>
-      <w:pPr>
-        <w:spacing w:after="140"/>
-      </w:pPr>
-      <w:r>
-        <w:t xml:space="preserve">A sandbox is a test copy of the app. It lets you post privately without waiting for TikTok's review.</w:t>
+        <w:t xml:space="preserve">Select "Individual", then click "Confirm".</w:t>
       </w:r>
     </w:p>
     <w:p>
@@ -5670,22 +5505,22 @@
         <w:pStyle w:val="ListParagraph"/>
         <w:numPr>
           <w:ilvl w:val="0"/>
-          <w:numId w:val="14"/>
+          <w:numId w:val="11"/>
         </w:numPr>
         <w:spacing w:after="90"/>
       </w:pPr>
       <w:r>
-        <w:t xml:space="preserve">At the top of the app page, next to the app's name, click </w:t>
+        <w:t xml:space="preserve">To come back to the app later, open </w:t>
       </w:r>
       <w:r>
         <w:rPr>
           <w:b/>
           <w:bCs/>
         </w:rPr>
-        <w:t xml:space="preserve">Sandbox</w:t>
-      </w:r>
-      <w:r>
-        <w:t xml:space="preserve">.</w:t>
+        <w:t xml:space="preserve">Manage apps</w:t>
+      </w:r>
+      <w:r>
+        <w:t xml:space="preserve"> and click the app's name.</w:t>
       </w:r>
     </w:p>
     <w:p>
@@ -5753,7 +5588,23 @@
           <w:sz w:val="18"/>
           <w:szCs w:val="18"/>
         </w:rPr>
-        <w:t xml:space="preserve">The Production / Sandbox switch sits next to the app's name.</w:t>
+        <w:t xml:space="preserve">Click the app's name to open its page.</w:t>
+      </w:r>
+    </w:p>
+    <w:p>
+      <w:pPr>
+        <w:pStyle w:val="Heading2"/>
+      </w:pPr>
+      <w:r>
+        <w:t xml:space="preserve">Step 5.4. Create a sandbox</w:t>
+      </w:r>
+    </w:p>
+    <w:p>
+      <w:pPr>
+        <w:spacing w:after="140"/>
+      </w:pPr>
+      <w:r>
+        <w:t xml:space="preserve">A sandbox is a test copy of the app. It lets you post privately without waiting for TikTok's review.</w:t>
       </w:r>
     </w:p>
     <w:p>
@@ -5761,19 +5612,19 @@
         <w:pStyle w:val="ListParagraph"/>
         <w:numPr>
           <w:ilvl w:val="0"/>
-          <w:numId w:val="14"/>
+          <w:numId w:val="12"/>
         </w:numPr>
         <w:spacing w:after="90"/>
       </w:pPr>
       <w:r>
-        <w:t xml:space="preserve">Click </w:t>
+        <w:t xml:space="preserve">At the top of the app page, next to the app's name, click </w:t>
       </w:r>
       <w:r>
         <w:rPr>
           <w:b/>
           <w:bCs/>
         </w:rPr>
-        <w:t xml:space="preserve">Create Sandbox</w:t>
+        <w:t xml:space="preserve">Sandbox</w:t>
       </w:r>
       <w:r>
         <w:t xml:space="preserve">.</w:t>
@@ -5844,7 +5695,7 @@
           <w:sz w:val="18"/>
           <w:szCs w:val="18"/>
         </w:rPr>
-        <w:t xml:space="preserve">Click "Create Sandbox".</w:t>
+        <w:t xml:space="preserve">The Production / Sandbox switch sits next to the app's name.</w:t>
       </w:r>
     </w:p>
     <w:p>
@@ -5852,19 +5703,19 @@
         <w:pStyle w:val="ListParagraph"/>
         <w:numPr>
           <w:ilvl w:val="0"/>
-          <w:numId w:val="14"/>
+          <w:numId w:val="12"/>
         </w:numPr>
         <w:spacing w:after="90"/>
       </w:pPr>
       <w:r>
-        <w:t xml:space="preserve">Type any name (for example "Claude test") and click </w:t>
+        <w:t xml:space="preserve">Click </w:t>
       </w:r>
       <w:r>
         <w:rPr>
           <w:b/>
           <w:bCs/>
         </w:rPr>
-        <w:t xml:space="preserve">Confirm</w:t>
+        <w:t xml:space="preserve">Create Sandbox</w:t>
       </w:r>
       <w:r>
         <w:t xml:space="preserve">.</w:t>
@@ -5935,143 +5786,30 @@
           <w:sz w:val="18"/>
           <w:szCs w:val="18"/>
         </w:rPr>
-        <w:t xml:space="preserve">Type a name and click "Confirm".</w:t>
-      </w:r>
-    </w:p>
-    <w:p>
-      <w:pPr>
-        <w:pStyle w:val="Heading2"/>
-      </w:pPr>
-      <w:r>
-        <w:t xml:space="preserve">Step 5.5. Fill in the app details</w:t>
-      </w:r>
-    </w:p>
-    <w:p>
-      <w:pPr>
-        <w:spacing w:after="140"/>
-      </w:pPr>
-      <w:r>
-        <w:t xml:space="preserve">TikTok refuses to save the sandbox until every field with a red star is filled in. Scroll down the page and fill in </w:t>
+        <w:t xml:space="preserve">Click "Create Sandbox".</w:t>
+      </w:r>
+    </w:p>
+    <w:p>
+      <w:pPr>
+        <w:pStyle w:val="ListParagraph"/>
+        <w:numPr>
+          <w:ilvl w:val="0"/>
+          <w:numId w:val="12"/>
+        </w:numPr>
+        <w:spacing w:after="90"/>
+      </w:pPr>
+      <w:r>
+        <w:t xml:space="preserve">Type any name (for example "Claude test") and click </w:t>
       </w:r>
       <w:r>
         <w:rPr>
           <w:b/>
           <w:bCs/>
         </w:rPr>
-        <w:t xml:space="preserve">Basic information</w:t>
-      </w:r>
-      <w:r>
-        <w:t xml:space="preserve">:</w:t>
-      </w:r>
-    </w:p>
-    <w:p>
-      <w:pPr>
-        <w:pStyle w:val="ListParagraph"/>
-        <w:numPr>
-          <w:ilvl w:val="0"/>
-          <w:numId w:val="15"/>
-        </w:numPr>
-        <w:spacing w:after="90"/>
-      </w:pPr>
-      <w:r>
-        <w:rPr>
-          <w:b/>
-          <w:bCs/>
-        </w:rPr>
-        <w:t xml:space="preserve">App icon:</w:t>
-      </w:r>
-      <w:r>
-        <w:t xml:space="preserve"> click the square with the plus sign and choose a picture of 1024 x 1024 pixels (JPG or PNG).</w:t>
-      </w:r>
-    </w:p>
-    <w:p>
-      <w:pPr>
-        <w:pStyle w:val="ListParagraph"/>
-        <w:numPr>
-          <w:ilvl w:val="0"/>
-          <w:numId w:val="15"/>
-        </w:numPr>
-        <w:spacing w:after="90"/>
-      </w:pPr>
-      <w:r>
-        <w:rPr>
-          <w:b/>
-          <w:bCs/>
-        </w:rPr>
-        <w:t xml:space="preserve">App name:</w:t>
-      </w:r>
-      <w:r>
-        <w:t xml:space="preserve"> the name people see when they log in. Yours is already filled in.</w:t>
-      </w:r>
-    </w:p>
-    <w:p>
-      <w:pPr>
-        <w:pStyle w:val="ListParagraph"/>
-        <w:numPr>
-          <w:ilvl w:val="0"/>
-          <w:numId w:val="15"/>
-        </w:numPr>
-        <w:spacing w:after="90"/>
-      </w:pPr>
-      <w:r>
-        <w:rPr>
-          <w:b/>
-          <w:bCs/>
-        </w:rPr>
-        <w:t xml:space="preserve">Category:</w:t>
-      </w:r>
-      <w:r>
-        <w:t xml:space="preserve"> pick the one closest to what you do.</w:t>
-      </w:r>
-    </w:p>
-    <w:p>
-      <w:pPr>
-        <w:pStyle w:val="ListParagraph"/>
-        <w:numPr>
-          <w:ilvl w:val="0"/>
-          <w:numId w:val="15"/>
-        </w:numPr>
-        <w:spacing w:after="90"/>
-      </w:pPr>
-      <w:r>
-        <w:rPr>
-          <w:b/>
-          <w:bCs/>
-        </w:rPr>
-        <w:t xml:space="preserve">Description:</w:t>
-      </w:r>
-      <w:r>
-        <w:t xml:space="preserve"> one sentence, for example "Posts my own videos to my TikTok account."</w:t>
-      </w:r>
-    </w:p>
-    <w:p>
-      <w:pPr>
-        <w:pStyle w:val="ListParagraph"/>
-        <w:numPr>
-          <w:ilvl w:val="0"/>
-          <w:numId w:val="15"/>
-        </w:numPr>
-        <w:spacing w:after="90"/>
-      </w:pPr>
-      <w:r>
-        <w:rPr>
-          <w:b/>
-          <w:bCs/>
-        </w:rPr>
-        <w:t xml:space="preserve">Terms of Service URL</w:t>
-      </w:r>
-      <w:r>
-        <w:t xml:space="preserve"> and </w:t>
-      </w:r>
-      <w:r>
-        <w:rPr>
-          <w:b/>
-          <w:bCs/>
-        </w:rPr>
-        <w:t xml:space="preserve">Privacy Policy URL:</w:t>
-      </w:r>
-      <w:r>
-        <w:t xml:space="preserve"> links to those pages on your website.</w:t>
+        <w:t xml:space="preserve">Confirm</w:t>
+      </w:r>
+      <w:r>
+        <w:t xml:space="preserve">.</w:t>
       </w:r>
     </w:p>
     <w:p>
@@ -6139,7 +5877,143 @@
           <w:sz w:val="18"/>
           <w:szCs w:val="18"/>
         </w:rPr>
-        <w:t xml:space="preserve">Basic information starts with the App icon and App name.</w:t>
+        <w:t xml:space="preserve">Type a name and click "Confirm".</w:t>
+      </w:r>
+    </w:p>
+    <w:p>
+      <w:pPr>
+        <w:pStyle w:val="Heading2"/>
+      </w:pPr>
+      <w:r>
+        <w:t xml:space="preserve">Step 5.5. Fill in the app details</w:t>
+      </w:r>
+    </w:p>
+    <w:p>
+      <w:pPr>
+        <w:spacing w:after="140"/>
+      </w:pPr>
+      <w:r>
+        <w:t xml:space="preserve">TikTok refuses to save the sandbox until every field with a red star is filled in. Scroll down the page and fill in </w:t>
+      </w:r>
+      <w:r>
+        <w:rPr>
+          <w:b/>
+          <w:bCs/>
+        </w:rPr>
+        <w:t xml:space="preserve">Basic information</w:t>
+      </w:r>
+      <w:r>
+        <w:t xml:space="preserve">:</w:t>
+      </w:r>
+    </w:p>
+    <w:p>
+      <w:pPr>
+        <w:pStyle w:val="ListParagraph"/>
+        <w:numPr>
+          <w:ilvl w:val="0"/>
+          <w:numId w:val="13"/>
+        </w:numPr>
+        <w:spacing w:after="90"/>
+      </w:pPr>
+      <w:r>
+        <w:rPr>
+          <w:b/>
+          <w:bCs/>
+        </w:rPr>
+        <w:t xml:space="preserve">App icon:</w:t>
+      </w:r>
+      <w:r>
+        <w:t xml:space="preserve"> click the square with the plus sign and choose a picture of 1024 x 1024 pixels (JPG or PNG).</w:t>
+      </w:r>
+    </w:p>
+    <w:p>
+      <w:pPr>
+        <w:pStyle w:val="ListParagraph"/>
+        <w:numPr>
+          <w:ilvl w:val="0"/>
+          <w:numId w:val="13"/>
+        </w:numPr>
+        <w:spacing w:after="90"/>
+      </w:pPr>
+      <w:r>
+        <w:rPr>
+          <w:b/>
+          <w:bCs/>
+        </w:rPr>
+        <w:t xml:space="preserve">App name:</w:t>
+      </w:r>
+      <w:r>
+        <w:t xml:space="preserve"> the name people see when they log in. Yours is already filled in.</w:t>
+      </w:r>
+    </w:p>
+    <w:p>
+      <w:pPr>
+        <w:pStyle w:val="ListParagraph"/>
+        <w:numPr>
+          <w:ilvl w:val="0"/>
+          <w:numId w:val="13"/>
+        </w:numPr>
+        <w:spacing w:after="90"/>
+      </w:pPr>
+      <w:r>
+        <w:rPr>
+          <w:b/>
+          <w:bCs/>
+        </w:rPr>
+        <w:t xml:space="preserve">Category:</w:t>
+      </w:r>
+      <w:r>
+        <w:t xml:space="preserve"> pick the one closest to what you do.</w:t>
+      </w:r>
+    </w:p>
+    <w:p>
+      <w:pPr>
+        <w:pStyle w:val="ListParagraph"/>
+        <w:numPr>
+          <w:ilvl w:val="0"/>
+          <w:numId w:val="13"/>
+        </w:numPr>
+        <w:spacing w:after="90"/>
+      </w:pPr>
+      <w:r>
+        <w:rPr>
+          <w:b/>
+          <w:bCs/>
+        </w:rPr>
+        <w:t xml:space="preserve">Description:</w:t>
+      </w:r>
+      <w:r>
+        <w:t xml:space="preserve"> one sentence, for example "Posts my own videos to my TikTok account."</w:t>
+      </w:r>
+    </w:p>
+    <w:p>
+      <w:pPr>
+        <w:pStyle w:val="ListParagraph"/>
+        <w:numPr>
+          <w:ilvl w:val="0"/>
+          <w:numId w:val="13"/>
+        </w:numPr>
+        <w:spacing w:after="90"/>
+      </w:pPr>
+      <w:r>
+        <w:rPr>
+          <w:b/>
+          <w:bCs/>
+        </w:rPr>
+        <w:t xml:space="preserve">Terms of Service URL</w:t>
+      </w:r>
+      <w:r>
+        <w:t xml:space="preserve"> and </w:t>
+      </w:r>
+      <w:r>
+        <w:rPr>
+          <w:b/>
+          <w:bCs/>
+        </w:rPr>
+        <w:t xml:space="preserve">Privacy Policy URL:</w:t>
+      </w:r>
+      <w:r>
+        <w:t xml:space="preserve"> links to those pages on your website.</w:t>
       </w:r>
     </w:p>
     <w:p>
@@ -6207,40 +6081,7 @@
           <w:sz w:val="18"/>
           <w:szCs w:val="18"/>
         </w:rPr>
-        <w:t xml:space="preserve">Fields left empty turn red when you try to save.</w:t>
-      </w:r>
-    </w:p>
-    <w:p>
-      <w:pPr>
-        <w:pStyle w:val="ListParagraph"/>
-        <w:numPr>
-          <w:ilvl w:val="0"/>
-          <w:numId w:val="15"/>
-        </w:numPr>
-        <w:spacing w:after="90"/>
-      </w:pPr>
-      <w:r>
-        <w:t xml:space="preserve">Under </w:t>
-      </w:r>
-      <w:r>
-        <w:rPr>
-          <w:b/>
-          <w:bCs/>
-        </w:rPr>
-        <w:t xml:space="preserve">Platforms</w:t>
-      </w:r>
-      <w:r>
-        <w:t xml:space="preserve">, tick </w:t>
-      </w:r>
-      <w:r>
-        <w:rPr>
-          <w:b/>
-          <w:bCs/>
-        </w:rPr>
-        <w:t xml:space="preserve">Desktop</w:t>
-      </w:r>
-      <w:r>
-        <w:t xml:space="preserve">.</w:t>
+        <w:t xml:space="preserve">Basic information starts with the App icon and App name.</w:t>
       </w:r>
     </w:p>
     <w:p>
@@ -6308,7 +6149,7 @@
           <w:sz w:val="18"/>
           <w:szCs w:val="18"/>
         </w:rPr>
-        <w:t xml:space="preserve">Tick "Desktop" under Platforms.</w:t>
+        <w:t xml:space="preserve">Fields left empty turn red when you try to save.</w:t>
       </w:r>
     </w:p>
     <w:p>
@@ -6316,22 +6157,32 @@
         <w:pStyle w:val="ListParagraph"/>
         <w:numPr>
           <w:ilvl w:val="0"/>
-          <w:numId w:val="15"/>
+          <w:numId w:val="13"/>
         </w:numPr>
         <w:spacing w:after="90"/>
       </w:pPr>
       <w:r>
-        <w:t xml:space="preserve">A new field </w:t>
+        <w:t xml:space="preserve">Under </w:t>
       </w:r>
       <w:r>
         <w:rPr>
           <w:b/>
           <w:bCs/>
         </w:rPr>
-        <w:t xml:space="preserve">Web/Desktop URL</w:t>
-      </w:r>
-      <w:r>
-        <w:t xml:space="preserve"> appears. Type the address of your website.</w:t>
+        <w:t xml:space="preserve">Platforms</w:t>
+      </w:r>
+      <w:r>
+        <w:t xml:space="preserve">, tick </w:t>
+      </w:r>
+      <w:r>
+        <w:rPr>
+          <w:b/>
+          <w:bCs/>
+        </w:rPr>
+        <w:t xml:space="preserve">Desktop</w:t>
+      </w:r>
+      <w:r>
+        <w:t xml:space="preserve">.</w:t>
       </w:r>
     </w:p>
     <w:p>
@@ -6399,15 +6250,7 @@
           <w:sz w:val="18"/>
           <w:szCs w:val="18"/>
         </w:rPr>
-        <w:t xml:space="preserve">After ticking Desktop, fill in the Web/Desktop URL.</w:t>
-      </w:r>
-    </w:p>
-    <w:p>
-      <w:pPr>
-        <w:pStyle w:val="Heading2"/>
-      </w:pPr>
-      <w:r>
-        <w:t xml:space="preserve">Step 5.6. Add the two products</w:t>
+        <w:t xml:space="preserve">Tick "Desktop" under Platforms.</w:t>
       </w:r>
     </w:p>
     <w:p>
@@ -6415,32 +6258,22 @@
         <w:pStyle w:val="ListParagraph"/>
         <w:numPr>
           <w:ilvl w:val="0"/>
-          <w:numId w:val="16"/>
+          <w:numId w:val="13"/>
         </w:numPr>
         <w:spacing w:after="90"/>
       </w:pPr>
       <w:r>
-        <w:t xml:space="preserve">Scroll to </w:t>
+        <w:t xml:space="preserve">A new field </w:t>
       </w:r>
       <w:r>
         <w:rPr>
           <w:b/>
           <w:bCs/>
         </w:rPr>
-        <w:t xml:space="preserve">Products</w:t>
-      </w:r>
-      <w:r>
-        <w:t xml:space="preserve"> and click </w:t>
-      </w:r>
-      <w:r>
-        <w:rPr>
-          <w:b/>
-          <w:bCs/>
-        </w:rPr>
-        <w:t xml:space="preserve">Add products</w:t>
-      </w:r>
-      <w:r>
-        <w:t xml:space="preserve">.</w:t>
+        <w:t xml:space="preserve">Web/Desktop URL</w:t>
+      </w:r>
+      <w:r>
+        <w:t xml:space="preserve"> appears. Type the address of your website.</w:t>
       </w:r>
     </w:p>
     <w:p>
@@ -6508,7 +6341,15 @@
           <w:sz w:val="18"/>
           <w:szCs w:val="18"/>
         </w:rPr>
-        <w:t xml:space="preserve">Click "Add products".</w:t>
+        <w:t xml:space="preserve">After ticking Desktop, fill in the Web/Desktop URL.</w:t>
+      </w:r>
+    </w:p>
+    <w:p>
+      <w:pPr>
+        <w:pStyle w:val="Heading2"/>
+      </w:pPr>
+      <w:r>
+        <w:t xml:space="preserve">Step 5.6. Add the two products</w:t>
       </w:r>
     </w:p>
     <w:p>
@@ -6516,32 +6357,32 @@
         <w:pStyle w:val="ListParagraph"/>
         <w:numPr>
           <w:ilvl w:val="0"/>
-          <w:numId w:val="16"/>
+          <w:numId w:val="14"/>
         </w:numPr>
         <w:spacing w:after="90"/>
       </w:pPr>
       <w:r>
-        <w:t xml:space="preserve">Click </w:t>
+        <w:t xml:space="preserve">Scroll to </w:t>
       </w:r>
       <w:r>
         <w:rPr>
           <w:b/>
           <w:bCs/>
         </w:rPr>
-        <w:t xml:space="preserve">Add</w:t>
-      </w:r>
-      <w:r>
-        <w:t xml:space="preserve"> under </w:t>
+        <w:t xml:space="preserve">Products</w:t>
+      </w:r>
+      <w:r>
+        <w:t xml:space="preserve"> and click </w:t>
       </w:r>
       <w:r>
         <w:rPr>
           <w:b/>
           <w:bCs/>
         </w:rPr>
-        <w:t xml:space="preserve">Login Kit</w:t>
-      </w:r>
-      <w:r>
-        <w:t xml:space="preserve">. It must be added first.</w:t>
+        <w:t xml:space="preserve">Add products</w:t>
+      </w:r>
+      <w:r>
+        <w:t xml:space="preserve">.</w:t>
       </w:r>
     </w:p>
     <w:p>
@@ -6609,7 +6450,7 @@
           <w:sz w:val="18"/>
           <w:szCs w:val="18"/>
         </w:rPr>
-        <w:t xml:space="preserve">Add "Login Kit" first. Content Posting API is still grey.</w:t>
+        <w:t xml:space="preserve">Click "Add products".</w:t>
       </w:r>
     </w:p>
     <w:p>
@@ -6617,7 +6458,7 @@
         <w:pStyle w:val="ListParagraph"/>
         <w:numPr>
           <w:ilvl w:val="0"/>
-          <w:numId w:val="16"/>
+          <w:numId w:val="14"/>
         </w:numPr>
         <w:spacing w:after="90"/>
       </w:pPr>
@@ -6639,10 +6480,10 @@
           <w:b/>
           <w:bCs/>
         </w:rPr>
-        <w:t xml:space="preserve">Content Posting API</w:t>
-      </w:r>
-      <w:r>
-        <w:t xml:space="preserve">, which is now red.</w:t>
+        <w:t xml:space="preserve">Login Kit</w:t>
+      </w:r>
+      <w:r>
+        <w:t xml:space="preserve">. It must be added first.</w:t>
       </w:r>
     </w:p>
     <w:p>
@@ -6710,7 +6551,7 @@
           <w:sz w:val="18"/>
           <w:szCs w:val="18"/>
         </w:rPr>
-        <w:t xml:space="preserve">Then add "Content Posting API".</w:t>
+        <w:t xml:space="preserve">Add "Login Kit" first. Content Posting API is still grey.</w:t>
       </w:r>
     </w:p>
     <w:p>
@@ -6718,7 +6559,7 @@
         <w:pStyle w:val="ListParagraph"/>
         <w:numPr>
           <w:ilvl w:val="0"/>
-          <w:numId w:val="16"/>
+          <w:numId w:val="14"/>
         </w:numPr>
         <w:spacing w:after="90"/>
       </w:pPr>
@@ -6730,10 +6571,20 @@
           <w:b/>
           <w:bCs/>
         </w:rPr>
-        <w:t xml:space="preserve">Done</w:t>
-      </w:r>
-      <w:r>
-        <w:t xml:space="preserve">.</w:t>
+        <w:t xml:space="preserve">Add</w:t>
+      </w:r>
+      <w:r>
+        <w:t xml:space="preserve"> under </w:t>
+      </w:r>
+      <w:r>
+        <w:rPr>
+          <w:b/>
+          <w:bCs/>
+        </w:rPr>
+        <w:t xml:space="preserve">Content Posting API</w:t>
+      </w:r>
+      <w:r>
+        <w:t xml:space="preserve">, which is now red.</w:t>
       </w:r>
     </w:p>
     <w:p>
@@ -6801,15 +6652,7 @@
           <w:sz w:val="18"/>
           <w:szCs w:val="18"/>
         </w:rPr>
-        <w:t xml:space="preserve">Both products show "Added". Click "Done".</w:t>
-      </w:r>
-    </w:p>
-    <w:p>
-      <w:pPr>
-        <w:pStyle w:val="Heading2"/>
-      </w:pPr>
-      <w:r>
-        <w:t xml:space="preserve">Step 5.7. Set the redirect address and switch on Direct Post</w:t>
+        <w:t xml:space="preserve">Then add "Content Posting API".</w:t>
       </w:r>
     </w:p>
     <w:p>
@@ -6817,32 +6660,22 @@
         <w:pStyle w:val="ListParagraph"/>
         <w:numPr>
           <w:ilvl w:val="0"/>
-          <w:numId w:val="17"/>
+          <w:numId w:val="14"/>
         </w:numPr>
         <w:spacing w:after="90"/>
       </w:pPr>
       <w:r>
-        <w:t xml:space="preserve">In the </w:t>
+        <w:t xml:space="preserve">Click </w:t>
       </w:r>
       <w:r>
         <w:rPr>
           <w:b/>
           <w:bCs/>
         </w:rPr>
-        <w:t xml:space="preserve">Login Kit</w:t>
-      </w:r>
-      <w:r>
-        <w:t xml:space="preserve"> box, click the </w:t>
-      </w:r>
-      <w:r>
-        <w:rPr>
-          <w:b/>
-          <w:bCs/>
-        </w:rPr>
-        <w:t xml:space="preserve">Desktop</w:t>
-      </w:r>
-      <w:r>
-        <w:t xml:space="preserve"> tab.</w:t>
+        <w:t xml:space="preserve">Done</w:t>
+      </w:r>
+      <w:r>
+        <w:t xml:space="preserve">.</w:t>
       </w:r>
     </w:p>
     <w:p>
@@ -6910,7 +6743,15 @@
           <w:sz w:val="18"/>
           <w:szCs w:val="18"/>
         </w:rPr>
-        <w:t xml:space="preserve">Click the "Desktop" tab under Redirect URI.</w:t>
+        <w:t xml:space="preserve">Both products show "Added". Click "Done".</w:t>
+      </w:r>
+    </w:p>
+    <w:p>
+      <w:pPr>
+        <w:pStyle w:val="Heading2"/>
+      </w:pPr>
+      <w:r>
+        <w:t xml:space="preserve">Step 5.7. Set the redirect address and switch on Direct Post</w:t>
       </w:r>
     </w:p>
     <w:p>
@@ -6918,27 +6759,32 @@
         <w:pStyle w:val="ListParagraph"/>
         <w:numPr>
           <w:ilvl w:val="0"/>
-          <w:numId w:val="17"/>
+          <w:numId w:val="15"/>
         </w:numPr>
         <w:spacing w:after="90"/>
       </w:pPr>
       <w:r>
-        <w:t xml:space="preserve">Type this address into the field, exactly as written:</w:t>
-      </w:r>
-    </w:p>
-    <w:p>
-      <w:pPr>
-        <w:shd w:fill="F2F2F2" w:val="clear"/>
-        <w:spacing w:after="160" w:before="60"/>
-        <w:ind w:left="200" w:right="200"/>
-      </w:pPr>
-      <w:r>
-        <w:rPr>
-          <w:rFonts w:ascii="Menlo" w:cs="Menlo" w:eastAsia="Menlo" w:hAnsi="Menlo"/>
-          <w:sz w:val="18"/>
-          <w:szCs w:val="18"/>
-        </w:rPr>
-        <w:t xml:space="preserve">http://localhost:3455/callback/</w:t>
+        <w:t xml:space="preserve">In the </w:t>
+      </w:r>
+      <w:r>
+        <w:rPr>
+          <w:b/>
+          <w:bCs/>
+        </w:rPr>
+        <w:t xml:space="preserve">Login Kit</w:t>
+      </w:r>
+      <w:r>
+        <w:t xml:space="preserve"> box, click the </w:t>
+      </w:r>
+      <w:r>
+        <w:rPr>
+          <w:b/>
+          <w:bCs/>
+        </w:rPr>
+        <w:t xml:space="preserve">Desktop</w:t>
+      </w:r>
+      <w:r>
+        <w:t xml:space="preserve"> tab.</w:t>
       </w:r>
     </w:p>
     <w:p>
@@ -7006,7 +6852,7 @@
           <w:sz w:val="18"/>
           <w:szCs w:val="18"/>
         </w:rPr>
-        <w:t xml:space="preserve">The redirect address typed into the Desktop field.</w:t>
+        <w:t xml:space="preserve">Click the "Desktop" tab under Redirect URI.</w:t>
       </w:r>
     </w:p>
     <w:p>
@@ -7014,32 +6860,27 @@
         <w:pStyle w:val="ListParagraph"/>
         <w:numPr>
           <w:ilvl w:val="0"/>
-          <w:numId w:val="17"/>
+          <w:numId w:val="15"/>
         </w:numPr>
         <w:spacing w:after="90"/>
       </w:pPr>
       <w:r>
-        <w:t xml:space="preserve">In the </w:t>
-      </w:r>
-      <w:r>
-        <w:rPr>
-          <w:b/>
-          <w:bCs/>
-        </w:rPr>
-        <w:t xml:space="preserve">Content Posting API</w:t>
-      </w:r>
-      <w:r>
-        <w:t xml:space="preserve"> box, switch on </w:t>
-      </w:r>
-      <w:r>
-        <w:rPr>
-          <w:b/>
-          <w:bCs/>
-        </w:rPr>
-        <w:t xml:space="preserve">Direct Post</w:t>
-      </w:r>
-      <w:r>
-        <w:t xml:space="preserve">.</w:t>
+        <w:t xml:space="preserve">Type this address into the field, exactly as written:</w:t>
+      </w:r>
+    </w:p>
+    <w:p>
+      <w:pPr>
+        <w:shd w:fill="F2F2F2" w:val="clear"/>
+        <w:spacing w:after="160" w:before="60"/>
+        <w:ind w:left="200" w:right="200"/>
+      </w:pPr>
+      <w:r>
+        <w:rPr>
+          <w:rFonts w:ascii="Menlo" w:cs="Menlo" w:eastAsia="Menlo" w:hAnsi="Menlo"/>
+          <w:sz w:val="18"/>
+          <w:szCs w:val="18"/>
+        </w:rPr>
+        <w:t xml:space="preserve">http://localhost:3455/callback/</w:t>
       </w:r>
     </w:p>
     <w:p>
@@ -7107,7 +6948,7 @@
           <w:sz w:val="18"/>
           <w:szCs w:val="18"/>
         </w:rPr>
-        <w:t xml:space="preserve">Switch on "Direct Post".</w:t>
+        <w:t xml:space="preserve">The redirect address typed into the Desktop field.</w:t>
       </w:r>
     </w:p>
     <w:p>
@@ -7115,55 +6956,32 @@
         <w:pStyle w:val="ListParagraph"/>
         <w:numPr>
           <w:ilvl w:val="0"/>
-          <w:numId w:val="17"/>
+          <w:numId w:val="15"/>
         </w:numPr>
         <w:spacing w:after="90"/>
       </w:pPr>
       <w:r>
-        <w:t xml:space="preserve">Check the </w:t>
+        <w:t xml:space="preserve">In the </w:t>
       </w:r>
       <w:r>
         <w:rPr>
           <w:b/>
           <w:bCs/>
         </w:rPr>
-        <w:t xml:space="preserve">Scopes</w:t>
-      </w:r>
-      <w:r>
-        <w:t xml:space="preserve"> section. It should now list </w:t>
-      </w:r>
-      <w:r>
-        <w:rPr>
-          <w:rFonts w:ascii="Menlo" w:cs="Menlo" w:eastAsia="Menlo" w:hAnsi="Menlo"/>
-          <w:sz w:val="19"/>
-          <w:szCs w:val="19"/>
-        </w:rPr>
-        <w:t xml:space="preserve">user.info.basic</w:t>
-      </w:r>
-      <w:r>
-        <w:t xml:space="preserve">, </w:t>
-      </w:r>
-      <w:r>
-        <w:rPr>
-          <w:rFonts w:ascii="Menlo" w:cs="Menlo" w:eastAsia="Menlo" w:hAnsi="Menlo"/>
-          <w:sz w:val="19"/>
-          <w:szCs w:val="19"/>
-        </w:rPr>
-        <w:t xml:space="preserve">video.publish</w:t>
-      </w:r>
-      <w:r>
-        <w:t xml:space="preserve"> and </w:t>
-      </w:r>
-      <w:r>
-        <w:rPr>
-          <w:rFonts w:ascii="Menlo" w:cs="Menlo" w:eastAsia="Menlo" w:hAnsi="Menlo"/>
-          <w:sz w:val="19"/>
-          <w:szCs w:val="19"/>
-        </w:rPr>
-        <w:t xml:space="preserve">video.upload</w:t>
-      </w:r>
-      <w:r>
-        <w:t xml:space="preserve">. They are added automatically by the two products, so there is nothing to add by hand.</w:t>
+        <w:t xml:space="preserve">Content Posting API</w:t>
+      </w:r>
+      <w:r>
+        <w:t xml:space="preserve"> box, switch on </w:t>
+      </w:r>
+      <w:r>
+        <w:rPr>
+          <w:b/>
+          <w:bCs/>
+        </w:rPr>
+        <w:t xml:space="preserve">Direct Post</w:t>
+      </w:r>
+      <w:r>
+        <w:t xml:space="preserve">.</w:t>
       </w:r>
     </w:p>
     <w:p>
@@ -7231,23 +7049,7 @@
           <w:sz w:val="18"/>
           <w:szCs w:val="18"/>
         </w:rPr>
-        <w:t xml:space="preserve">The three scopes appear on their own.</w:t>
-      </w:r>
-    </w:p>
-    <w:p>
-      <w:pPr>
-        <w:pStyle w:val="Heading2"/>
-      </w:pPr>
-      <w:r>
-        <w:t xml:space="preserve">Step 5.8. Add your TikTok account as a target user</w:t>
-      </w:r>
-    </w:p>
-    <w:p>
-      <w:pPr>
-        <w:spacing w:after="140"/>
-      </w:pPr>
-      <w:r>
-        <w:t xml:space="preserve">A sandbox only works for TikTok accounts you add to it.</w:t>
+        <w:t xml:space="preserve">Switch on "Direct Post".</w:t>
       </w:r>
     </w:p>
     <w:p>
@@ -7255,65 +7057,55 @@
         <w:pStyle w:val="ListParagraph"/>
         <w:numPr>
           <w:ilvl w:val="0"/>
-          <w:numId w:val="18"/>
+          <w:numId w:val="15"/>
         </w:numPr>
         <w:spacing w:after="90"/>
       </w:pPr>
       <w:r>
-        <w:t xml:space="preserve">Scroll to </w:t>
+        <w:t xml:space="preserve">Check the </w:t>
       </w:r>
       <w:r>
         <w:rPr>
           <w:b/>
           <w:bCs/>
         </w:rPr>
-        <w:t xml:space="preserve">Sandbox settings</w:t>
-      </w:r>
-      <w:r>
-        <w:t xml:space="preserve"> and click </w:t>
-      </w:r>
-      <w:r>
-        <w:rPr>
-          <w:b/>
-          <w:bCs/>
-        </w:rPr>
-        <w:t xml:space="preserve">Add account</w:t>
-      </w:r>
-      <w:r>
-        <w:t xml:space="preserve"> under </w:t>
-      </w:r>
-      <w:r>
-        <w:rPr>
-          <w:b/>
-          <w:bCs/>
-        </w:rPr>
-        <w:t xml:space="preserve">Target Users</w:t>
-      </w:r>
-      <w:r>
-        <w:t xml:space="preserve">.</w:t>
-      </w:r>
-    </w:p>
-    <w:p>
-      <w:pPr>
-        <w:pStyle w:val="ListParagraph"/>
-        <w:numPr>
-          <w:ilvl w:val="0"/>
-          <w:numId w:val="18"/>
-        </w:numPr>
-        <w:spacing w:after="90"/>
-      </w:pPr>
-      <w:r>
-        <w:t xml:space="preserve">Click </w:t>
-      </w:r>
-      <w:r>
-        <w:rPr>
-          <w:b/>
-          <w:bCs/>
-        </w:rPr>
-        <w:t xml:space="preserve">Continue</w:t>
-      </w:r>
-      <w:r>
-        <w:t xml:space="preserve">, log in with the TikTok account from step 5.1 and accept the terms. A newly added account can take up to an hour to become active.</w:t>
+        <w:t xml:space="preserve">Scopes</w:t>
+      </w:r>
+      <w:r>
+        <w:t xml:space="preserve"> section. It should now list </w:t>
+      </w:r>
+      <w:r>
+        <w:rPr>
+          <w:rFonts w:ascii="Menlo" w:cs="Menlo" w:eastAsia="Menlo" w:hAnsi="Menlo"/>
+          <w:sz w:val="19"/>
+          <w:szCs w:val="19"/>
+        </w:rPr>
+        <w:t xml:space="preserve">user.info.basic</w:t>
+      </w:r>
+      <w:r>
+        <w:t xml:space="preserve">, </w:t>
+      </w:r>
+      <w:r>
+        <w:rPr>
+          <w:rFonts w:ascii="Menlo" w:cs="Menlo" w:eastAsia="Menlo" w:hAnsi="Menlo"/>
+          <w:sz w:val="19"/>
+          <w:szCs w:val="19"/>
+        </w:rPr>
+        <w:t xml:space="preserve">video.publish</w:t>
+      </w:r>
+      <w:r>
+        <w:t xml:space="preserve"> and </w:t>
+      </w:r>
+      <w:r>
+        <w:rPr>
+          <w:rFonts w:ascii="Menlo" w:cs="Menlo" w:eastAsia="Menlo" w:hAnsi="Menlo"/>
+          <w:sz w:val="19"/>
+          <w:szCs w:val="19"/>
+        </w:rPr>
+        <w:t xml:space="preserve">video.upload</w:t>
+      </w:r>
+      <w:r>
+        <w:t xml:space="preserve">. They are added automatically by the two products, so there is nothing to add by hand.</w:t>
       </w:r>
     </w:p>
     <w:p>
@@ -7381,7 +7173,7 @@
           <w:sz w:val="18"/>
           <w:szCs w:val="18"/>
         </w:rPr>
-        <w:t xml:space="preserve">Click "Add account" and log in with your TikTok account.</w:t>
+        <w:t xml:space="preserve">The three scopes appear on their own.</w:t>
       </w:r>
     </w:p>
     <w:p>
@@ -7389,7 +7181,15 @@
         <w:pStyle w:val="Heading2"/>
       </w:pPr>
       <w:r>
-        <w:t xml:space="preserve">Step 5.9. Save, then copy the two keys</w:t>
+        <w:t xml:space="preserve">Step 5.8. Add your TikTok account as a target user</w:t>
+      </w:r>
+    </w:p>
+    <w:p>
+      <w:pPr>
+        <w:spacing w:after="140"/>
+      </w:pPr>
+      <w:r>
+        <w:t xml:space="preserve">A sandbox only works for TikTok accounts you add to it.</w:t>
       </w:r>
     </w:p>
     <w:p>
@@ -7397,32 +7197,65 @@
         <w:pStyle w:val="ListParagraph"/>
         <w:numPr>
           <w:ilvl w:val="0"/>
-          <w:numId w:val="19"/>
+          <w:numId w:val="16"/>
         </w:numPr>
         <w:spacing w:after="90"/>
       </w:pPr>
       <w:r>
-        <w:t xml:space="preserve">Click </w:t>
+        <w:t xml:space="preserve">Scroll to </w:t>
       </w:r>
       <w:r>
         <w:rPr>
           <w:b/>
           <w:bCs/>
         </w:rPr>
-        <w:t xml:space="preserve">Apply changes</w:t>
-      </w:r>
-      <w:r>
-        <w:t xml:space="preserve"> in the top right. If a red message says the form has errors, click </w:t>
+        <w:t xml:space="preserve">Sandbox settings</w:t>
+      </w:r>
+      <w:r>
+        <w:t xml:space="preserve"> and click </w:t>
       </w:r>
       <w:r>
         <w:rPr>
           <w:b/>
           <w:bCs/>
         </w:rPr>
-        <w:t xml:space="preserve">Review</w:t>
-      </w:r>
-      <w:r>
-        <w:t xml:space="preserve"> next to it and fill in what is missing from step 5.5.</w:t>
+        <w:t xml:space="preserve">Add account</w:t>
+      </w:r>
+      <w:r>
+        <w:t xml:space="preserve"> under </w:t>
+      </w:r>
+      <w:r>
+        <w:rPr>
+          <w:b/>
+          <w:bCs/>
+        </w:rPr>
+        <w:t xml:space="preserve">Target Users</w:t>
+      </w:r>
+      <w:r>
+        <w:t xml:space="preserve">.</w:t>
+      </w:r>
+    </w:p>
+    <w:p>
+      <w:pPr>
+        <w:pStyle w:val="ListParagraph"/>
+        <w:numPr>
+          <w:ilvl w:val="0"/>
+          <w:numId w:val="16"/>
+        </w:numPr>
+        <w:spacing w:after="90"/>
+      </w:pPr>
+      <w:r>
+        <w:t xml:space="preserve">Click </w:t>
+      </w:r>
+      <w:r>
+        <w:rPr>
+          <w:b/>
+          <w:bCs/>
+        </w:rPr>
+        <w:t xml:space="preserve">Continue</w:t>
+      </w:r>
+      <w:r>
+        <w:t xml:space="preserve">, log in with the TikTok account from step 5.1 and accept the terms. A newly added account can take up to an hour to become active.</w:t>
       </w:r>
     </w:p>
     <w:p>
@@ -7490,7 +7323,15 @@
           <w:sz w:val="18"/>
           <w:szCs w:val="18"/>
         </w:rPr>
-        <w:t xml:space="preserve">"Apply changes" saves everything you did in the sandbox.</w:t>
+        <w:t xml:space="preserve">Click "Add account" and log in with your TikTok account.</w:t>
+      </w:r>
+    </w:p>
+    <w:p>
+      <w:pPr>
+        <w:pStyle w:val="Heading2"/>
+      </w:pPr>
+      <w:r>
+        <w:t xml:space="preserve">Step 5.9. Save, then copy the two keys</w:t>
       </w:r>
     </w:p>
     <w:p>
@@ -7498,101 +7339,32 @@
         <w:pStyle w:val="ListParagraph"/>
         <w:numPr>
           <w:ilvl w:val="0"/>
-          <w:numId w:val="19"/>
+          <w:numId w:val="17"/>
         </w:numPr>
         <w:spacing w:after="90"/>
       </w:pPr>
       <w:r>
-        <w:t xml:space="preserve">Scroll to the top of the sandbox page and find </w:t>
+        <w:t xml:space="preserve">Click </w:t>
       </w:r>
       <w:r>
         <w:rPr>
           <w:b/>
           <w:bCs/>
         </w:rPr>
-        <w:t xml:space="preserve">Credentials</w:t>
-      </w:r>
-      <w:r>
-        <w:t xml:space="preserve">.</w:t>
-      </w:r>
-    </w:p>
-    <w:p>
-      <w:pPr>
-        <w:pStyle w:val="ListParagraph"/>
-        <w:numPr>
-          <w:ilvl w:val="0"/>
-          <w:numId w:val="19"/>
-        </w:numPr>
-        <w:spacing w:after="90"/>
-      </w:pPr>
-      <w:r>
-        <w:t xml:space="preserve">Click the eye icon next to </w:t>
+        <w:t xml:space="preserve">Apply changes</w:t>
+      </w:r>
+      <w:r>
+        <w:t xml:space="preserve"> in the top right. If a red message says the form has errors, click </w:t>
       </w:r>
       <w:r>
         <w:rPr>
           <w:b/>
           <w:bCs/>
         </w:rPr>
-        <w:t xml:space="preserve">Client key</w:t>
-      </w:r>
-      <w:r>
-        <w:t xml:space="preserve">, copy the key, and paste it after </w:t>
-      </w:r>
-      <w:r>
-        <w:rPr>
-          <w:rFonts w:ascii="Menlo" w:cs="Menlo" w:eastAsia="Menlo" w:hAnsi="Menlo"/>
-          <w:sz w:val="19"/>
-          <w:szCs w:val="19"/>
-        </w:rPr>
-        <w:t xml:space="preserve">TIKTOK_CLIENT_KEY=</w:t>
-      </w:r>
-      <w:r>
-        <w:t xml:space="preserve"> in the </w:t>
-      </w:r>
-      <w:r>
-        <w:rPr>
-          <w:rFonts w:ascii="Menlo" w:cs="Menlo" w:eastAsia="Menlo" w:hAnsi="Menlo"/>
-          <w:sz w:val="19"/>
-          <w:szCs w:val="19"/>
-        </w:rPr>
-        <w:t xml:space="preserve">.env</w:t>
-      </w:r>
-      <w:r>
-        <w:t xml:space="preserve"> file.</w:t>
-      </w:r>
-    </w:p>
-    <w:p>
-      <w:pPr>
-        <w:pStyle w:val="ListParagraph"/>
-        <w:numPr>
-          <w:ilvl w:val="0"/>
-          <w:numId w:val="19"/>
-        </w:numPr>
-        <w:spacing w:after="90"/>
-      </w:pPr>
-      <w:r>
-        <w:t xml:space="preserve">Do the same for </w:t>
-      </w:r>
-      <w:r>
-        <w:rPr>
-          <w:b/>
-          <w:bCs/>
-        </w:rPr>
-        <w:t xml:space="preserve">Client secret</w:t>
-      </w:r>
-      <w:r>
-        <w:t xml:space="preserve"> and paste it after </w:t>
-      </w:r>
-      <w:r>
-        <w:rPr>
-          <w:rFonts w:ascii="Menlo" w:cs="Menlo" w:eastAsia="Menlo" w:hAnsi="Menlo"/>
-          <w:sz w:val="19"/>
-          <w:szCs w:val="19"/>
-        </w:rPr>
-        <w:t xml:space="preserve">TIKTOK_CLIENT_SECRET=</w:t>
-      </w:r>
-      <w:r>
-        <w:t xml:space="preserve">. Save the file.</w:t>
+        <w:t xml:space="preserve">Review</w:t>
+      </w:r>
+      <w:r>
+        <w:t xml:space="preserve"> next to it and fill in what is missing from step 5.5.</w:t>
       </w:r>
     </w:p>
     <w:p>
@@ -7660,15 +7432,7 @@
           <w:sz w:val="18"/>
           <w:szCs w:val="18"/>
         </w:rPr>
-        <w:t xml:space="preserve">Copy the keys from the Sandbox page, not from Production. They are hidden until you click the eye icons.</w:t>
-      </w:r>
-    </w:p>
-    <w:p>
-      <w:pPr>
-        <w:spacing w:after="140"/>
-      </w:pPr>
-      <w:r>
-        <w:t xml:space="preserve">Links if you cannot find it:</w:t>
+        <w:t xml:space="preserve">"Apply changes" saves everything you did in the sandbox.</w:t>
       </w:r>
     </w:p>
     <w:p>
@@ -7676,122 +7440,19 @@
         <w:pStyle w:val="ListParagraph"/>
         <w:numPr>
           <w:ilvl w:val="0"/>
-          <w:numId w:val="2"/>
-        </w:numPr>
-        <w:spacing w:after="70"/>
-      </w:pPr>
-      <w:r>
-        <w:t xml:space="preserve">Your TikTok apps: https://developers.tiktok.com/apps/</w:t>
-      </w:r>
-    </w:p>
-    <w:p>
-      <w:pPr>
-        <w:pStyle w:val="ListParagraph"/>
-        <w:numPr>
-          <w:ilvl w:val="0"/>
-          <w:numId w:val="2"/>
-        </w:numPr>
-        <w:spacing w:after="70"/>
-      </w:pPr>
-      <w:r>
-        <w:t xml:space="preserve">TikTok's instructions for registering an app: https://developers.tiktok.com/doc/getting-started-create-an-app</w:t>
-      </w:r>
-    </w:p>
-    <w:p>
-      <w:pPr>
-        <w:pStyle w:val="ListParagraph"/>
-        <w:numPr>
-          <w:ilvl w:val="0"/>
-          <w:numId w:val="2"/>
-        </w:numPr>
-        <w:spacing w:after="70"/>
-      </w:pPr>
-      <w:r>
-        <w:t xml:space="preserve">TikTok's instructions for a sandbox: https://developers.tiktok.com/doc/add-a-sandbox</w:t>
-      </w:r>
-    </w:p>
-    <w:p>
-      <w:pPr>
-        <w:pStyle w:val="ListParagraph"/>
-        <w:numPr>
-          <w:ilvl w:val="0"/>
-          <w:numId w:val="2"/>
-        </w:numPr>
-        <w:spacing w:after="70"/>
-      </w:pPr>
-      <w:r>
-        <w:t xml:space="preserve">TikTok's guide to posting with the Content Posting API: https://developers.tiktok.com/doc/content-posting-api-get-started</w:t>
-      </w:r>
-    </w:p>
-    <w:p>
-      <w:pPr>
-        <w:pStyle w:val="ListParagraph"/>
-        <w:numPr>
-          <w:ilvl w:val="0"/>
-          <w:numId w:val="2"/>
-        </w:numPr>
-        <w:spacing w:after="70"/>
-      </w:pPr>
-      <w:r>
-        <w:t xml:space="preserve">TikTok's login guide for desktop apps (the redirect address): https://developers.tiktok.com/doc/login-kit-desktop</w:t>
-      </w:r>
-    </w:p>
-    <w:p>
-      <w:pPr>
-        <w:pStyle w:val="Heading2"/>
-      </w:pPr>
-      <w:r>
-        <w:t xml:space="preserve">Step 5.10. Log in to TikTok once</w:t>
-      </w:r>
-    </w:p>
-    <w:p>
-      <w:pPr>
-        <w:shd w:fill="F2F2F2" w:val="clear"/>
-        <w:spacing w:after="160" w:before="60"/>
-        <w:ind w:left="200" w:right="200"/>
-      </w:pPr>
-      <w:r>
-        <w:rPr>
-          <w:rFonts w:ascii="Menlo" w:cs="Menlo" w:eastAsia="Menlo" w:hAnsi="Menlo"/>
-          <w:sz w:val="18"/>
-          <w:szCs w:val="18"/>
-        </w:rPr>
-        <w:t xml:space="preserve">cd ~/facebook-ig-mcp</w:t>
-      </w:r>
-    </w:p>
-    <w:p>
-      <w:pPr>
-        <w:shd w:fill="F2F2F2" w:val="clear"/>
-        <w:spacing w:after="160" w:before="60"/>
-        <w:ind w:left="200" w:right="200"/>
-      </w:pPr>
-      <w:r>
-        <w:rPr>
-          <w:rFonts w:ascii="Menlo" w:cs="Menlo" w:eastAsia="Menlo" w:hAnsi="Menlo"/>
-          <w:sz w:val="18"/>
-          <w:szCs w:val="18"/>
-        </w:rPr>
-        <w:t xml:space="preserve">.venv/bin/python -m src.tiktok_client</w:t>
-      </w:r>
-    </w:p>
-    <w:p>
-      <w:pPr>
-        <w:pStyle w:val="ListParagraph"/>
-        <w:numPr>
-          <w:ilvl w:val="0"/>
-          <w:numId w:val="20"/>
+          <w:numId w:val="17"/>
         </w:numPr>
         <w:spacing w:after="90"/>
       </w:pPr>
       <w:r>
-        <w:t xml:space="preserve">Your browser opens a TikTok page. Log in and click </w:t>
+        <w:t xml:space="preserve">Scroll to the top of the sandbox page and find </w:t>
       </w:r>
       <w:r>
         <w:rPr>
           <w:b/>
           <w:bCs/>
         </w:rPr>
-        <w:t xml:space="preserve">Authorize</w:t>
+        <w:t xml:space="preserve">Credentials</w:t>
       </w:r>
       <w:r>
         <w:t xml:space="preserve">.</w:t>
@@ -7802,35 +7463,22 @@
         <w:pStyle w:val="ListParagraph"/>
         <w:numPr>
           <w:ilvl w:val="0"/>
-          <w:numId w:val="20"/>
+          <w:numId w:val="17"/>
         </w:numPr>
         <w:spacing w:after="90"/>
       </w:pPr>
       <w:r>
-        <w:t xml:space="preserve">The browser shows "TikTok login received". Go back to the Terminal.</w:t>
-      </w:r>
-    </w:p>
-    <w:p>
-      <w:pPr>
-        <w:pStyle w:val="ListParagraph"/>
-        <w:numPr>
-          <w:ilvl w:val="0"/>
-          <w:numId w:val="20"/>
-        </w:numPr>
-        <w:spacing w:after="90"/>
-      </w:pPr>
-      <w:r>
-        <w:t xml:space="preserve">Wait for </w:t>
+        <w:t xml:space="preserve">Click the eye icon next to </w:t>
       </w:r>
       <w:r>
         <w:rPr>
           <w:b/>
           <w:bCs/>
         </w:rPr>
-        <w:t xml:space="preserve">Logged in to TikTok</w:t>
-      </w:r>
-      <w:r>
-        <w:t xml:space="preserve">. The login is saved in the </w:t>
+        <w:t xml:space="preserve">Client key</w:t>
+      </w:r>
+      <w:r>
+        <w:t xml:space="preserve">, copy the key, and paste it after </w:t>
       </w:r>
       <w:r>
         <w:rPr>
@@ -7838,245 +7486,21 @@
           <w:sz w:val="19"/>
           <w:szCs w:val="19"/>
         </w:rPr>
-        <w:t xml:space="preserve">data</w:t>
-      </w:r>
-      <w:r>
-        <w:t xml:space="preserve"> folder and renews itself for a year.</w:t>
-      </w:r>
-    </w:p>
-    <w:p>
-      <w:pPr>
-        <w:pStyle w:val="Heading2"/>
-      </w:pPr>
-      <w:r>
-        <w:t xml:space="preserve">Step 5.11. What you can do afterwards</w:t>
-      </w:r>
-    </w:p>
-    <w:tbl>
-      <w:tblPr>
-        <w:tblW w:type="dxa" w:w="9026"/>
-        <w:tblBorders>
-          <w:top w:val="single" w:color="auto" w:sz="4"/>
-          <w:left w:val="single" w:color="auto" w:sz="4"/>
-          <w:bottom w:val="single" w:color="auto" w:sz="4"/>
-          <w:right w:val="single" w:color="auto" w:sz="4"/>
-          <w:insideH w:val="single" w:color="auto" w:sz="4"/>
-          <w:insideV w:val="single" w:color="auto" w:sz="4"/>
-        </w:tblBorders>
-      </w:tblPr>
-      <w:tblGrid>
-        <w:gridCol w:w="3700"/>
-        <w:gridCol w:w="5326"/>
-      </w:tblGrid>
-      <w:tr>
-        <w:trPr>
-          <w:tblHeader/>
-        </w:trPr>
-        <w:tc>
-          <w:tcPr>
-            <w:tcW w:type="dxa" w:w="3700"/>
-            <w:tcBorders>
-              <w:top w:val="single" w:color="BFBFBF" w:sz="4"/>
-              <w:left w:val="single" w:color="BFBFBF" w:sz="4"/>
-              <w:bottom w:val="single" w:color="BFBFBF" w:sz="4"/>
-              <w:right w:val="single" w:color="BFBFBF" w:sz="4"/>
-            </w:tcBorders>
-            <w:shd w:fill="DCE6F1" w:val="clear"/>
-            <w:tcMar>
-              <w:top w:type="dxa" w:w="70"/>
-              <w:left w:type="dxa" w:w="110"/>
-              <w:bottom w:type="dxa" w:w="70"/>
-              <w:right w:type="dxa" w:w="110"/>
-            </w:tcMar>
-          </w:tcPr>
-          <w:p>
-            <w:r>
-              <w:rPr>
-                <w:b/>
-                <w:bCs/>
-              </w:rPr>
-              <w:t xml:space="preserve">You ask</w:t>
-            </w:r>
-          </w:p>
-        </w:tc>
-        <w:tc>
-          <w:tcPr>
-            <w:tcW w:type="dxa" w:w="5326"/>
-            <w:tcBorders>
-              <w:top w:val="single" w:color="BFBFBF" w:sz="4"/>
-              <w:left w:val="single" w:color="BFBFBF" w:sz="4"/>
-              <w:bottom w:val="single" w:color="BFBFBF" w:sz="4"/>
-              <w:right w:val="single" w:color="BFBFBF" w:sz="4"/>
-            </w:tcBorders>
-            <w:shd w:fill="DCE6F1" w:val="clear"/>
-            <w:tcMar>
-              <w:top w:type="dxa" w:w="70"/>
-              <w:left w:type="dxa" w:w="110"/>
-              <w:bottom w:type="dxa" w:w="70"/>
-              <w:right w:type="dxa" w:w="110"/>
-            </w:tcMar>
-          </w:tcPr>
-          <w:p>
-            <w:r>
-              <w:rPr>
-                <w:b/>
-                <w:bCs/>
-              </w:rPr>
-              <w:t xml:space="preserve">What happens</w:t>
-            </w:r>
-          </w:p>
-        </w:tc>
-      </w:tr>
-      <w:tr>
-        <w:tc>
-          <w:tcPr>
-            <w:tcW w:type="dxa" w:w="3700"/>
-            <w:tcBorders>
-              <w:top w:val="single" w:color="BFBFBF" w:sz="4"/>
-              <w:left w:val="single" w:color="BFBFBF" w:sz="4"/>
-              <w:bottom w:val="single" w:color="BFBFBF" w:sz="4"/>
-              <w:right w:val="single" w:color="BFBFBF" w:sz="4"/>
-            </w:tcBorders>
-            <w:tcMar>
-              <w:top w:type="dxa" w:w="70"/>
-              <w:left w:type="dxa" w:w="110"/>
-              <w:bottom w:type="dxa" w:w="70"/>
-              <w:right w:type="dxa" w:w="110"/>
-            </w:tcMar>
-          </w:tcPr>
-          <w:p>
-            <w:r>
-              <w:t xml:space="preserve">"Which TikTok account is connected?"</w:t>
-            </w:r>
-          </w:p>
-        </w:tc>
-        <w:tc>
-          <w:tcPr>
-            <w:tcW w:type="dxa" w:w="5326"/>
-            <w:tcBorders>
-              <w:top w:val="single" w:color="BFBFBF" w:sz="4"/>
-              <w:left w:val="single" w:color="BFBFBF" w:sz="4"/>
-              <w:bottom w:val="single" w:color="BFBFBF" w:sz="4"/>
-              <w:right w:val="single" w:color="BFBFBF" w:sz="4"/>
-            </w:tcBorders>
-            <w:tcMar>
-              <w:top w:type="dxa" w:w="70"/>
-              <w:left w:type="dxa" w:w="110"/>
-              <w:bottom w:type="dxa" w:w="70"/>
-              <w:right w:type="dxa" w:w="110"/>
-            </w:tcMar>
-          </w:tcPr>
-          <w:p>
-            <w:r>
-              <w:t xml:space="preserve">Claude shows the account and which privacy levels TikTok allows.</w:t>
-            </w:r>
-          </w:p>
-        </w:tc>
-      </w:tr>
-      <w:tr>
-        <w:tc>
-          <w:tcPr>
-            <w:tcW w:type="dxa" w:w="3700"/>
-            <w:tcBorders>
-              <w:top w:val="single" w:color="BFBFBF" w:sz="4"/>
-              <w:left w:val="single" w:color="BFBFBF" w:sz="4"/>
-              <w:bottom w:val="single" w:color="BFBFBF" w:sz="4"/>
-              <w:right w:val="single" w:color="BFBFBF" w:sz="4"/>
-            </w:tcBorders>
-            <w:tcMar>
-              <w:top w:type="dxa" w:w="70"/>
-              <w:left w:type="dxa" w:w="110"/>
-              <w:bottom w:type="dxa" w:w="70"/>
-              <w:right w:type="dxa" w:w="110"/>
-            </w:tcMar>
-          </w:tcPr>
-          <w:p>
-            <w:r>
-              <w:t xml:space="preserve">"Post the video ~/Movies/clip.mp4 to TikTok with the caption: Hello!"</w:t>
-            </w:r>
-          </w:p>
-        </w:tc>
-        <w:tc>
-          <w:tcPr>
-            <w:tcW w:type="dxa" w:w="5326"/>
-            <w:tcBorders>
-              <w:top w:val="single" w:color="BFBFBF" w:sz="4"/>
-              <w:left w:val="single" w:color="BFBFBF" w:sz="4"/>
-              <w:bottom w:val="single" w:color="BFBFBF" w:sz="4"/>
-              <w:right w:val="single" w:color="BFBFBF" w:sz="4"/>
-            </w:tcBorders>
-            <w:tcMar>
-              <w:top w:type="dxa" w:w="70"/>
-              <w:left w:type="dxa" w:w="110"/>
-              <w:bottom w:type="dxa" w:w="70"/>
-              <w:right w:type="dxa" w:w="110"/>
-            </w:tcMar>
-          </w:tcPr>
-          <w:p>
-            <w:r>
-              <w:t xml:space="preserve">Claude uploads the video as a private post and gives you a post number.</w:t>
-            </w:r>
-          </w:p>
-        </w:tc>
-      </w:tr>
-      <w:tr>
-        <w:tc>
-          <w:tcPr>
-            <w:tcW w:type="dxa" w:w="3700"/>
-            <w:tcBorders>
-              <w:top w:val="single" w:color="BFBFBF" w:sz="4"/>
-              <w:left w:val="single" w:color="BFBFBF" w:sz="4"/>
-              <w:bottom w:val="single" w:color="BFBFBF" w:sz="4"/>
-              <w:right w:val="single" w:color="BFBFBF" w:sz="4"/>
-            </w:tcBorders>
-            <w:tcMar>
-              <w:top w:type="dxa" w:w="70"/>
-              <w:left w:type="dxa" w:w="110"/>
-              <w:bottom w:type="dxa" w:w="70"/>
-              <w:right w:type="dxa" w:w="110"/>
-            </w:tcMar>
-          </w:tcPr>
-          <w:p>
-            <w:r>
-              <w:t xml:space="preserve">"Check the status of that TikTok post."</w:t>
-            </w:r>
-          </w:p>
-        </w:tc>
-        <w:tc>
-          <w:tcPr>
-            <w:tcW w:type="dxa" w:w="5326"/>
-            <w:tcBorders>
-              <w:top w:val="single" w:color="BFBFBF" w:sz="4"/>
-              <w:left w:val="single" w:color="BFBFBF" w:sz="4"/>
-              <w:bottom w:val="single" w:color="BFBFBF" w:sz="4"/>
-              <w:right w:val="single" w:color="BFBFBF" w:sz="4"/>
-            </w:tcBorders>
-            <w:tcMar>
-              <w:top w:type="dxa" w:w="70"/>
-              <w:left w:type="dxa" w:w="110"/>
-              <w:bottom w:type="dxa" w:w="70"/>
-              <w:right w:type="dxa" w:w="110"/>
-            </w:tcMar>
-          </w:tcPr>
-          <w:p>
-            <w:r>
-              <w:t xml:space="preserve">Claude says whether it is still processing, published or failed.</w:t>
-            </w:r>
-          </w:p>
-        </w:tc>
-      </w:tr>
-    </w:tbl>
-    <w:p>
-      <w:pPr>
-        <w:spacing w:after="120"/>
-      </w:pPr>
-    </w:p>
-    <w:p>
-      <w:pPr>
-        <w:spacing w:after="140"/>
-      </w:pPr>
-      <w:r>
-        <w:t xml:space="preserve">Things to know:</w:t>
+        <w:t xml:space="preserve">TIKTOK_CLIENT_KEY=</w:t>
+      </w:r>
+      <w:r>
+        <w:t xml:space="preserve"> in the </w:t>
+      </w:r>
+      <w:r>
+        <w:rPr>
+          <w:rFonts w:ascii="Menlo" w:cs="Menlo" w:eastAsia="Menlo" w:hAnsi="Menlo"/>
+          <w:sz w:val="19"/>
+          <w:szCs w:val="19"/>
+        </w:rPr>
+        <w:t xml:space="preserve">.env</w:t>
+      </w:r>
+      <w:r>
+        <w:t xml:space="preserve"> file.</w:t>
       </w:r>
     </w:p>
     <w:p>
@@ -8084,154 +7508,44 @@
         <w:pStyle w:val="ListParagraph"/>
         <w:numPr>
           <w:ilvl w:val="0"/>
-          <w:numId w:val="2"/>
-        </w:numPr>
-        <w:spacing w:after="70"/>
-      </w:pPr>
+          <w:numId w:val="17"/>
+        </w:numPr>
+        <w:spacing w:after="90"/>
+      </w:pPr>
+      <w:r>
+        <w:t xml:space="preserve">Do the same for </w:t>
+      </w:r>
       <w:r>
         <w:rPr>
           <w:b/>
           <w:bCs/>
         </w:rPr>
-        <w:t xml:space="preserve">Videos</w:t>
-      </w:r>
-      <w:r>
-        <w:t xml:space="preserve"> can come from a file on your Mac.</w:t>
-      </w:r>
-    </w:p>
-    <w:p>
-      <w:pPr>
-        <w:pStyle w:val="ListParagraph"/>
-        <w:numPr>
-          <w:ilvl w:val="0"/>
-          <w:numId w:val="2"/>
-        </w:numPr>
-        <w:spacing w:after="70"/>
-      </w:pPr>
-      <w:r>
-        <w:rPr>
-          <w:b/>
-          <w:bCs/>
-        </w:rPr>
-        <w:t xml:space="preserve">Photos</w:t>
-      </w:r>
-      <w:r>
-        <w:t xml:space="preserve"> must already be on a website whose address you have verified in the TikTok app page (</w:t>
-      </w:r>
-      <w:r>
-        <w:rPr>
-          <w:b/>
-          <w:bCs/>
-        </w:rPr>
-        <w:t xml:space="preserve">URL properties</w:t>
-      </w:r>
-      <w:r>
-        <w:t xml:space="preserve">).</w:t>
-      </w:r>
-    </w:p>
-    <w:p>
-      <w:pPr>
-        <w:pStyle w:val="ListParagraph"/>
-        <w:numPr>
-          <w:ilvl w:val="0"/>
-          <w:numId w:val="2"/>
-        </w:numPr>
-        <w:spacing w:after="70"/>
-      </w:pPr>
-      <w:r>
-        <w:t xml:space="preserve">The project allows </w:t>
-      </w:r>
-      <w:r>
-        <w:rPr>
-          <w:b/>
-          <w:bCs/>
-        </w:rPr>
-        <w:t xml:space="preserve">15 TikTok posts per 24 hours</w:t>
-      </w:r>
-      <w:r>
-        <w:t xml:space="preserve">.</w:t>
-      </w:r>
-    </w:p>
-    <w:p>
-      <w:pPr>
-        <w:pStyle w:val="ListParagraph"/>
-        <w:numPr>
-          <w:ilvl w:val="0"/>
-          <w:numId w:val="2"/>
-        </w:numPr>
-        <w:spacing w:after="70"/>
-      </w:pPr>
-      <w:r>
-        <w:t xml:space="preserve">To post publicly, follow step 5.12: import the sandbox into </w:t>
-      </w:r>
-      <w:r>
-        <w:rPr>
-          <w:b/>
-          <w:bCs/>
-        </w:rPr>
-        <w:t xml:space="preserve">Production</w:t>
-      </w:r>
-      <w:r>
-        <w:t xml:space="preserve">, submit it for review, and pass TikTok's audit.</w:t>
-      </w:r>
-    </w:p>
-    <w:p>
-      <w:pPr>
-        <w:pStyle w:val="Heading2"/>
-      </w:pPr>
-      <w:r>
-        <w:t xml:space="preserve">Step 5.12. Go live: import the sandbox into Production and submit it for review</w:t>
-      </w:r>
-    </w:p>
-    <w:p>
-      <w:pPr>
-        <w:spacing w:after="140"/>
-      </w:pPr>
-      <w:r>
-        <w:t xml:space="preserve">The sandbox is only for testing: it works for the accounts you added, and every post stays private. When everything works and you want to post publicly, copy the sandbox settings into </w:t>
-      </w:r>
-      <w:r>
-        <w:rPr>
-          <w:b/>
-          <w:bCs/>
-        </w:rPr>
-        <w:t xml:space="preserve">Production</w:t>
-      </w:r>
-      <w:r>
-        <w:t xml:space="preserve"> and send the app to TikTok for review. You only do this once.</w:t>
-      </w:r>
-    </w:p>
-    <w:p>
-      <w:pPr>
-        <w:pStyle w:val="ListParagraph"/>
-        <w:numPr>
-          <w:ilvl w:val="0"/>
-          <w:numId w:val="21"/>
-        </w:numPr>
-        <w:spacing w:after="90"/>
-      </w:pPr>
-      <w:r>
-        <w:t xml:space="preserve">Open your app page and click </w:t>
-      </w:r>
-      <w:r>
-        <w:rPr>
-          <w:b/>
-          <w:bCs/>
-        </w:rPr>
-        <w:t xml:space="preserve">Production</w:t>
-      </w:r>
-      <w:r>
-        <w:t xml:space="preserve">, next to the app's name. Then click </w:t>
-      </w:r>
-      <w:r>
-        <w:rPr>
-          <w:b/>
-          <w:bCs/>
-        </w:rPr>
-        <w:t xml:space="preserve">Import</w:t>
-      </w:r>
-      <w:r>
-        <w:t xml:space="preserve">.</w:t>
+        <w:t xml:space="preserve">Client secret</w:t>
+      </w:r>
+      <w:r>
+        <w:t xml:space="preserve"> and paste it after </w:t>
+      </w:r>
+      <w:r>
+        <w:rPr>
+          <w:rFonts w:ascii="Menlo" w:cs="Menlo" w:eastAsia="Menlo" w:hAnsi="Menlo"/>
+          <w:sz w:val="19"/>
+          <w:szCs w:val="19"/>
+        </w:rPr>
+        <w:t xml:space="preserve">TIKTOK_CLIENT_SECRET=</w:t>
+      </w:r>
+      <w:r>
+        <w:t xml:space="preserve">. Save the file. Or run </w:t>
+      </w:r>
+      <w:r>
+        <w:rPr>
+          <w:rFonts w:ascii="Menlo" w:cs="Menlo" w:eastAsia="Menlo" w:hAnsi="Menlo"/>
+          <w:sz w:val="19"/>
+          <w:szCs w:val="19"/>
+        </w:rPr>
+        <w:t xml:space="preserve">uv run python -m src.setup_wizard tiktok</w:t>
+      </w:r>
+      <w:r>
+        <w:t xml:space="preserve"> and paste both keys when asked.</w:t>
       </w:r>
     </w:p>
     <w:p>
@@ -8248,7 +7562,7 @@
       <w:r>
         <w:drawing>
           <wp:inline distT="0" distB="0" distL="0" distR="0">
-            <wp:extent cx="5715000" cy="2790825"/>
+            <wp:extent cx="5715000" cy="2581275"/>
             <wp:effectExtent t="0" r="0" b="0" l="0"/>
             <wp:docPr id="40" name="" descr="" title=""/>
             <wp:cNvGraphicFramePr>
@@ -8273,7 +7587,7 @@
                   <pic:spPr bwMode="auto">
                     <a:xfrm>
                       <a:off x="0" y="0"/>
-                      <a:ext cx="5715000" cy="2790825"/>
+                      <a:ext cx="5715000" cy="2581275"/>
                     </a:xfrm>
                     <a:prstGeom prst="rect">
                       <a:avLst/>
@@ -8299,7 +7613,15 @@
           <w:sz w:val="18"/>
           <w:szCs w:val="18"/>
         </w:rPr>
-        <w:t xml:space="preserve">Switch to "Production", then click "Import".</w:t>
+        <w:t xml:space="preserve">Copy the keys from the Sandbox page, not from Production. They are hidden until you click the eye icons.</w:t>
+      </w:r>
+    </w:p>
+    <w:p>
+      <w:pPr>
+        <w:spacing w:after="140"/>
+      </w:pPr>
+      <w:r>
+        <w:t xml:space="preserve">Links if you cannot find it:</w:t>
       </w:r>
     </w:p>
     <w:p>
@@ -8307,22 +7629,562 @@
         <w:pStyle w:val="ListParagraph"/>
         <w:numPr>
           <w:ilvl w:val="0"/>
-          <w:numId w:val="21"/>
+          <w:numId w:val="2"/>
+        </w:numPr>
+        <w:spacing w:after="70"/>
+      </w:pPr>
+      <w:r>
+        <w:t xml:space="preserve">Your TikTok apps: https://developers.tiktok.com/apps/</w:t>
+      </w:r>
+    </w:p>
+    <w:p>
+      <w:pPr>
+        <w:pStyle w:val="ListParagraph"/>
+        <w:numPr>
+          <w:ilvl w:val="0"/>
+          <w:numId w:val="2"/>
+        </w:numPr>
+        <w:spacing w:after="70"/>
+      </w:pPr>
+      <w:r>
+        <w:t xml:space="preserve">TikTok's instructions for registering an app: https://developers.tiktok.com/doc/getting-started-create-an-app</w:t>
+      </w:r>
+    </w:p>
+    <w:p>
+      <w:pPr>
+        <w:pStyle w:val="ListParagraph"/>
+        <w:numPr>
+          <w:ilvl w:val="0"/>
+          <w:numId w:val="2"/>
+        </w:numPr>
+        <w:spacing w:after="70"/>
+      </w:pPr>
+      <w:r>
+        <w:t xml:space="preserve">TikTok's instructions for a sandbox: https://developers.tiktok.com/doc/add-a-sandbox</w:t>
+      </w:r>
+    </w:p>
+    <w:p>
+      <w:pPr>
+        <w:pStyle w:val="ListParagraph"/>
+        <w:numPr>
+          <w:ilvl w:val="0"/>
+          <w:numId w:val="2"/>
+        </w:numPr>
+        <w:spacing w:after="70"/>
+      </w:pPr>
+      <w:r>
+        <w:t xml:space="preserve">TikTok's guide to posting with the Content Posting API: https://developers.tiktok.com/doc/content-posting-api-get-started</w:t>
+      </w:r>
+    </w:p>
+    <w:p>
+      <w:pPr>
+        <w:pStyle w:val="ListParagraph"/>
+        <w:numPr>
+          <w:ilvl w:val="0"/>
+          <w:numId w:val="2"/>
+        </w:numPr>
+        <w:spacing w:after="70"/>
+      </w:pPr>
+      <w:r>
+        <w:t xml:space="preserve">TikTok's login guide for desktop apps (the redirect address): https://developers.tiktok.com/doc/login-kit-desktop</w:t>
+      </w:r>
+    </w:p>
+    <w:p>
+      <w:pPr>
+        <w:pStyle w:val="Heading2"/>
+      </w:pPr>
+      <w:r>
+        <w:t xml:space="preserve">Step 5.10. Log in to TikTok once</w:t>
+      </w:r>
+    </w:p>
+    <w:p>
+      <w:pPr>
+        <w:shd w:fill="F2F2F2" w:val="clear"/>
+        <w:spacing w:after="160" w:before="60"/>
+        <w:ind w:left="200" w:right="200"/>
+      </w:pPr>
+      <w:r>
+        <w:rPr>
+          <w:rFonts w:ascii="Menlo" w:cs="Menlo" w:eastAsia="Menlo" w:hAnsi="Menlo"/>
+          <w:sz w:val="18"/>
+          <w:szCs w:val="18"/>
+        </w:rPr>
+        <w:t xml:space="preserve">cd ~/facebook-ig-mcp</w:t>
+      </w:r>
+    </w:p>
+    <w:p>
+      <w:pPr>
+        <w:shd w:fill="F2F2F2" w:val="clear"/>
+        <w:spacing w:after="160" w:before="60"/>
+        <w:ind w:left="200" w:right="200"/>
+      </w:pPr>
+      <w:r>
+        <w:rPr>
+          <w:rFonts w:ascii="Menlo" w:cs="Menlo" w:eastAsia="Menlo" w:hAnsi="Menlo"/>
+          <w:sz w:val="18"/>
+          <w:szCs w:val="18"/>
+        </w:rPr>
+        <w:t xml:space="preserve">uv run python -m src.tiktok_client</w:t>
+      </w:r>
+    </w:p>
+    <w:p>
+      <w:pPr>
+        <w:pStyle w:val="ListParagraph"/>
+        <w:numPr>
+          <w:ilvl w:val="0"/>
+          <w:numId w:val="18"/>
         </w:numPr>
         <w:spacing w:after="90"/>
       </w:pPr>
       <w:r>
-        <w:t xml:space="preserve">Under </w:t>
+        <w:t xml:space="preserve">Your browser opens a TikTok page. Log in and click </w:t>
       </w:r>
       <w:r>
         <w:rPr>
           <w:b/>
           <w:bCs/>
         </w:rPr>
-        <w:t xml:space="preserve">Import from Sandbox</w:t>
-      </w:r>
-      <w:r>
-        <w:t xml:space="preserve">, click the name of your sandbox (for example "Claude test"). Everything you set up in the sandbox is copied into Production: app details, products, redirect address and Direct Post.</w:t>
+        <w:t xml:space="preserve">Authorize</w:t>
+      </w:r>
+      <w:r>
+        <w:t xml:space="preserve">.</w:t>
+      </w:r>
+    </w:p>
+    <w:p>
+      <w:pPr>
+        <w:pStyle w:val="ListParagraph"/>
+        <w:numPr>
+          <w:ilvl w:val="0"/>
+          <w:numId w:val="18"/>
+        </w:numPr>
+        <w:spacing w:after="90"/>
+      </w:pPr>
+      <w:r>
+        <w:t xml:space="preserve">The browser shows "TikTok login received". Go back to the terminal.</w:t>
+      </w:r>
+    </w:p>
+    <w:p>
+      <w:pPr>
+        <w:pStyle w:val="ListParagraph"/>
+        <w:numPr>
+          <w:ilvl w:val="0"/>
+          <w:numId w:val="18"/>
+        </w:numPr>
+        <w:spacing w:after="90"/>
+      </w:pPr>
+      <w:r>
+        <w:t xml:space="preserve">Wait for </w:t>
+      </w:r>
+      <w:r>
+        <w:rPr>
+          <w:b/>
+          <w:bCs/>
+        </w:rPr>
+        <w:t xml:space="preserve">Logged in to TikTok</w:t>
+      </w:r>
+      <w:r>
+        <w:t xml:space="preserve">. The login is saved in the </w:t>
+      </w:r>
+      <w:r>
+        <w:rPr>
+          <w:rFonts w:ascii="Menlo" w:cs="Menlo" w:eastAsia="Menlo" w:hAnsi="Menlo"/>
+          <w:sz w:val="19"/>
+          <w:szCs w:val="19"/>
+        </w:rPr>
+        <w:t xml:space="preserve">data</w:t>
+      </w:r>
+      <w:r>
+        <w:t xml:space="preserve"> folder and renews itself for a year.</w:t>
+      </w:r>
+    </w:p>
+    <w:p>
+      <w:pPr>
+        <w:pStyle w:val="Heading2"/>
+      </w:pPr>
+      <w:r>
+        <w:t xml:space="preserve">Step 5.11. What you can do afterwards</w:t>
+      </w:r>
+    </w:p>
+    <w:tbl>
+      <w:tblPr>
+        <w:tblW w:type="dxa" w:w="9026"/>
+        <w:tblBorders>
+          <w:top w:val="single" w:color="auto" w:sz="4"/>
+          <w:left w:val="single" w:color="auto" w:sz="4"/>
+          <w:bottom w:val="single" w:color="auto" w:sz="4"/>
+          <w:right w:val="single" w:color="auto" w:sz="4"/>
+          <w:insideH w:val="single" w:color="auto" w:sz="4"/>
+          <w:insideV w:val="single" w:color="auto" w:sz="4"/>
+        </w:tblBorders>
+      </w:tblPr>
+      <w:tblGrid>
+        <w:gridCol w:w="3700"/>
+        <w:gridCol w:w="5326"/>
+      </w:tblGrid>
+      <w:tr>
+        <w:trPr>
+          <w:tblHeader/>
+        </w:trPr>
+        <w:tc>
+          <w:tcPr>
+            <w:tcW w:type="dxa" w:w="3700"/>
+            <w:tcBorders>
+              <w:top w:val="single" w:color="BFBFBF" w:sz="4"/>
+              <w:left w:val="single" w:color="BFBFBF" w:sz="4"/>
+              <w:bottom w:val="single" w:color="BFBFBF" w:sz="4"/>
+              <w:right w:val="single" w:color="BFBFBF" w:sz="4"/>
+            </w:tcBorders>
+            <w:shd w:fill="DCE6F1" w:val="clear"/>
+            <w:tcMar>
+              <w:top w:type="dxa" w:w="70"/>
+              <w:left w:type="dxa" w:w="110"/>
+              <w:bottom w:type="dxa" w:w="70"/>
+              <w:right w:type="dxa" w:w="110"/>
+            </w:tcMar>
+          </w:tcPr>
+          <w:p>
+            <w:r>
+              <w:rPr>
+                <w:b/>
+                <w:bCs/>
+              </w:rPr>
+              <w:t xml:space="preserve">You ask</w:t>
+            </w:r>
+          </w:p>
+        </w:tc>
+        <w:tc>
+          <w:tcPr>
+            <w:tcW w:type="dxa" w:w="5326"/>
+            <w:tcBorders>
+              <w:top w:val="single" w:color="BFBFBF" w:sz="4"/>
+              <w:left w:val="single" w:color="BFBFBF" w:sz="4"/>
+              <w:bottom w:val="single" w:color="BFBFBF" w:sz="4"/>
+              <w:right w:val="single" w:color="BFBFBF" w:sz="4"/>
+            </w:tcBorders>
+            <w:shd w:fill="DCE6F1" w:val="clear"/>
+            <w:tcMar>
+              <w:top w:type="dxa" w:w="70"/>
+              <w:left w:type="dxa" w:w="110"/>
+              <w:bottom w:type="dxa" w:w="70"/>
+              <w:right w:type="dxa" w:w="110"/>
+            </w:tcMar>
+          </w:tcPr>
+          <w:p>
+            <w:r>
+              <w:rPr>
+                <w:b/>
+                <w:bCs/>
+              </w:rPr>
+              <w:t xml:space="preserve">What happens</w:t>
+            </w:r>
+          </w:p>
+        </w:tc>
+      </w:tr>
+      <w:tr>
+        <w:tc>
+          <w:tcPr>
+            <w:tcW w:type="dxa" w:w="3700"/>
+            <w:tcBorders>
+              <w:top w:val="single" w:color="BFBFBF" w:sz="4"/>
+              <w:left w:val="single" w:color="BFBFBF" w:sz="4"/>
+              <w:bottom w:val="single" w:color="BFBFBF" w:sz="4"/>
+              <w:right w:val="single" w:color="BFBFBF" w:sz="4"/>
+            </w:tcBorders>
+            <w:tcMar>
+              <w:top w:type="dxa" w:w="70"/>
+              <w:left w:type="dxa" w:w="110"/>
+              <w:bottom w:type="dxa" w:w="70"/>
+              <w:right w:type="dxa" w:w="110"/>
+            </w:tcMar>
+          </w:tcPr>
+          <w:p>
+            <w:r>
+              <w:t xml:space="preserve">"Which TikTok account is connected?"</w:t>
+            </w:r>
+          </w:p>
+        </w:tc>
+        <w:tc>
+          <w:tcPr>
+            <w:tcW w:type="dxa" w:w="5326"/>
+            <w:tcBorders>
+              <w:top w:val="single" w:color="BFBFBF" w:sz="4"/>
+              <w:left w:val="single" w:color="BFBFBF" w:sz="4"/>
+              <w:bottom w:val="single" w:color="BFBFBF" w:sz="4"/>
+              <w:right w:val="single" w:color="BFBFBF" w:sz="4"/>
+            </w:tcBorders>
+            <w:tcMar>
+              <w:top w:type="dxa" w:w="70"/>
+              <w:left w:type="dxa" w:w="110"/>
+              <w:bottom w:type="dxa" w:w="70"/>
+              <w:right w:type="dxa" w:w="110"/>
+            </w:tcMar>
+          </w:tcPr>
+          <w:p>
+            <w:r>
+              <w:t xml:space="preserve">Claude shows the account and which privacy levels TikTok allows.</w:t>
+            </w:r>
+          </w:p>
+        </w:tc>
+      </w:tr>
+      <w:tr>
+        <w:tc>
+          <w:tcPr>
+            <w:tcW w:type="dxa" w:w="3700"/>
+            <w:tcBorders>
+              <w:top w:val="single" w:color="BFBFBF" w:sz="4"/>
+              <w:left w:val="single" w:color="BFBFBF" w:sz="4"/>
+              <w:bottom w:val="single" w:color="BFBFBF" w:sz="4"/>
+              <w:right w:val="single" w:color="BFBFBF" w:sz="4"/>
+            </w:tcBorders>
+            <w:tcMar>
+              <w:top w:type="dxa" w:w="70"/>
+              <w:left w:type="dxa" w:w="110"/>
+              <w:bottom w:type="dxa" w:w="70"/>
+              <w:right w:type="dxa" w:w="110"/>
+            </w:tcMar>
+          </w:tcPr>
+          <w:p>
+            <w:r>
+              <w:t xml:space="preserve">"Post the video clip.mp4 from my Downloads folder to TikTok with the caption: Hello!"</w:t>
+            </w:r>
+          </w:p>
+        </w:tc>
+        <w:tc>
+          <w:tcPr>
+            <w:tcW w:type="dxa" w:w="5326"/>
+            <w:tcBorders>
+              <w:top w:val="single" w:color="BFBFBF" w:sz="4"/>
+              <w:left w:val="single" w:color="BFBFBF" w:sz="4"/>
+              <w:bottom w:val="single" w:color="BFBFBF" w:sz="4"/>
+              <w:right w:val="single" w:color="BFBFBF" w:sz="4"/>
+            </w:tcBorders>
+            <w:tcMar>
+              <w:top w:type="dxa" w:w="70"/>
+              <w:left w:type="dxa" w:w="110"/>
+              <w:bottom w:type="dxa" w:w="70"/>
+              <w:right w:type="dxa" w:w="110"/>
+            </w:tcMar>
+          </w:tcPr>
+          <w:p>
+            <w:r>
+              <w:t xml:space="preserve">Claude uploads the video as a private post and gives you a post number.</w:t>
+            </w:r>
+          </w:p>
+        </w:tc>
+      </w:tr>
+      <w:tr>
+        <w:tc>
+          <w:tcPr>
+            <w:tcW w:type="dxa" w:w="3700"/>
+            <w:tcBorders>
+              <w:top w:val="single" w:color="BFBFBF" w:sz="4"/>
+              <w:left w:val="single" w:color="BFBFBF" w:sz="4"/>
+              <w:bottom w:val="single" w:color="BFBFBF" w:sz="4"/>
+              <w:right w:val="single" w:color="BFBFBF" w:sz="4"/>
+            </w:tcBorders>
+            <w:tcMar>
+              <w:top w:type="dxa" w:w="70"/>
+              <w:left w:type="dxa" w:w="110"/>
+              <w:bottom w:type="dxa" w:w="70"/>
+              <w:right w:type="dxa" w:w="110"/>
+            </w:tcMar>
+          </w:tcPr>
+          <w:p>
+            <w:r>
+              <w:t xml:space="preserve">"Check the status of that TikTok post."</w:t>
+            </w:r>
+          </w:p>
+        </w:tc>
+        <w:tc>
+          <w:tcPr>
+            <w:tcW w:type="dxa" w:w="5326"/>
+            <w:tcBorders>
+              <w:top w:val="single" w:color="BFBFBF" w:sz="4"/>
+              <w:left w:val="single" w:color="BFBFBF" w:sz="4"/>
+              <w:bottom w:val="single" w:color="BFBFBF" w:sz="4"/>
+              <w:right w:val="single" w:color="BFBFBF" w:sz="4"/>
+            </w:tcBorders>
+            <w:tcMar>
+              <w:top w:type="dxa" w:w="70"/>
+              <w:left w:type="dxa" w:w="110"/>
+              <w:bottom w:type="dxa" w:w="70"/>
+              <w:right w:type="dxa" w:w="110"/>
+            </w:tcMar>
+          </w:tcPr>
+          <w:p>
+            <w:r>
+              <w:t xml:space="preserve">Claude says whether it is still processing, published or failed.</w:t>
+            </w:r>
+          </w:p>
+        </w:tc>
+      </w:tr>
+    </w:tbl>
+    <w:p>
+      <w:pPr>
+        <w:spacing w:after="120"/>
+      </w:pPr>
+    </w:p>
+    <w:p>
+      <w:pPr>
+        <w:spacing w:after="140"/>
+      </w:pPr>
+      <w:r>
+        <w:t xml:space="preserve">Things to know:</w:t>
+      </w:r>
+    </w:p>
+    <w:p>
+      <w:pPr>
+        <w:pStyle w:val="ListParagraph"/>
+        <w:numPr>
+          <w:ilvl w:val="0"/>
+          <w:numId w:val="2"/>
+        </w:numPr>
+        <w:spacing w:after="70"/>
+      </w:pPr>
+      <w:r>
+        <w:rPr>
+          <w:b/>
+          <w:bCs/>
+        </w:rPr>
+        <w:t xml:space="preserve">Videos</w:t>
+      </w:r>
+      <w:r>
+        <w:t xml:space="preserve"> can come from a file on your computer.</w:t>
+      </w:r>
+    </w:p>
+    <w:p>
+      <w:pPr>
+        <w:pStyle w:val="ListParagraph"/>
+        <w:numPr>
+          <w:ilvl w:val="0"/>
+          <w:numId w:val="2"/>
+        </w:numPr>
+        <w:spacing w:after="70"/>
+      </w:pPr>
+      <w:r>
+        <w:rPr>
+          <w:b/>
+          <w:bCs/>
+        </w:rPr>
+        <w:t xml:space="preserve">Photos</w:t>
+      </w:r>
+      <w:r>
+        <w:t xml:space="preserve"> must already be on a website whose address you have verified in the TikTok app page (</w:t>
+      </w:r>
+      <w:r>
+        <w:rPr>
+          <w:b/>
+          <w:bCs/>
+        </w:rPr>
+        <w:t xml:space="preserve">URL properties</w:t>
+      </w:r>
+      <w:r>
+        <w:t xml:space="preserve">).</w:t>
+      </w:r>
+    </w:p>
+    <w:p>
+      <w:pPr>
+        <w:pStyle w:val="ListParagraph"/>
+        <w:numPr>
+          <w:ilvl w:val="0"/>
+          <w:numId w:val="2"/>
+        </w:numPr>
+        <w:spacing w:after="70"/>
+      </w:pPr>
+      <w:r>
+        <w:t xml:space="preserve">The project allows </w:t>
+      </w:r>
+      <w:r>
+        <w:rPr>
+          <w:b/>
+          <w:bCs/>
+        </w:rPr>
+        <w:t xml:space="preserve">15 TikTok posts per 24 hours</w:t>
+      </w:r>
+      <w:r>
+        <w:t xml:space="preserve">.</w:t>
+      </w:r>
+    </w:p>
+    <w:p>
+      <w:pPr>
+        <w:pStyle w:val="ListParagraph"/>
+        <w:numPr>
+          <w:ilvl w:val="0"/>
+          <w:numId w:val="2"/>
+        </w:numPr>
+        <w:spacing w:after="70"/>
+      </w:pPr>
+      <w:r>
+        <w:t xml:space="preserve">To post publicly, follow step 5.12: import the sandbox into </w:t>
+      </w:r>
+      <w:r>
+        <w:rPr>
+          <w:b/>
+          <w:bCs/>
+        </w:rPr>
+        <w:t xml:space="preserve">Production</w:t>
+      </w:r>
+      <w:r>
+        <w:t xml:space="preserve">, submit it for review, and pass TikTok's audit.</w:t>
+      </w:r>
+    </w:p>
+    <w:p>
+      <w:pPr>
+        <w:pStyle w:val="Heading2"/>
+      </w:pPr>
+      <w:r>
+        <w:t xml:space="preserve">Step 5.12. Go live: import the sandbox into Production and submit it for review</w:t>
+      </w:r>
+    </w:p>
+    <w:p>
+      <w:pPr>
+        <w:spacing w:after="140"/>
+      </w:pPr>
+      <w:r>
+        <w:t xml:space="preserve">The sandbox is only for testing: it works for the accounts you added, and every post stays private. When everything works and you want to post publicly, copy the sandbox settings into </w:t>
+      </w:r>
+      <w:r>
+        <w:rPr>
+          <w:b/>
+          <w:bCs/>
+        </w:rPr>
+        <w:t xml:space="preserve">Production</w:t>
+      </w:r>
+      <w:r>
+        <w:t xml:space="preserve"> and send the app to TikTok for review. You only do this once.</w:t>
+      </w:r>
+    </w:p>
+    <w:p>
+      <w:pPr>
+        <w:pStyle w:val="ListParagraph"/>
+        <w:numPr>
+          <w:ilvl w:val="0"/>
+          <w:numId w:val="19"/>
+        </w:numPr>
+        <w:spacing w:after="90"/>
+      </w:pPr>
+      <w:r>
+        <w:t xml:space="preserve">Open your app page and click </w:t>
+      </w:r>
+      <w:r>
+        <w:rPr>
+          <w:b/>
+          <w:bCs/>
+        </w:rPr>
+        <w:t xml:space="preserve">Production</w:t>
+      </w:r>
+      <w:r>
+        <w:t xml:space="preserve">, next to the app's name. Then click </w:t>
+      </w:r>
+      <w:r>
+        <w:rPr>
+          <w:b/>
+          <w:bCs/>
+        </w:rPr>
+        <w:t xml:space="preserve">Import</w:t>
+      </w:r>
+      <w:r>
+        <w:t xml:space="preserve">.</w:t>
       </w:r>
     </w:p>
     <w:p>
@@ -8390,7 +8252,7 @@
           <w:sz w:val="18"/>
           <w:szCs w:val="18"/>
         </w:rPr>
-        <w:t xml:space="preserve">Choose your sandbox under "Import from Sandbox".</w:t>
+        <w:t xml:space="preserve">Switch to "Production", then click "Import".</w:t>
       </w:r>
     </w:p>
     <w:p>
@@ -8398,68 +8260,22 @@
         <w:pStyle w:val="ListParagraph"/>
         <w:numPr>
           <w:ilvl w:val="0"/>
-          <w:numId w:val="21"/>
+          <w:numId w:val="19"/>
         </w:numPr>
         <w:spacing w:after="90"/>
       </w:pPr>
       <w:r>
-        <w:t xml:space="preserve">Scroll to </w:t>
+        <w:t xml:space="preserve">Under </w:t>
       </w:r>
       <w:r>
         <w:rPr>
           <w:b/>
           <w:bCs/>
         </w:rPr>
-        <w:t xml:space="preserve">App review</w:t>
-      </w:r>
-      <w:r>
-        <w:t xml:space="preserve">. In the text box, explain in a few sentences how the app uses each product, for example: "Login Kit lets me log in with my own TikTok account. Content Posting API with Direct Post publishes my own videos to my account."</w:t>
-      </w:r>
-    </w:p>
-    <w:p>
-      <w:pPr>
-        <w:pStyle w:val="ListParagraph"/>
-        <w:numPr>
-          <w:ilvl w:val="0"/>
-          <w:numId w:val="21"/>
-        </w:numPr>
-        <w:spacing w:after="90"/>
-      </w:pPr>
-      <w:r>
-        <w:t xml:space="preserve">Upload a short demo video that shows the app posting a video, if the page asks for one.</w:t>
-      </w:r>
-    </w:p>
-    <w:p>
-      <w:pPr>
-        <w:pStyle w:val="ListParagraph"/>
-        <w:numPr>
-          <w:ilvl w:val="0"/>
-          <w:numId w:val="21"/>
-        </w:numPr>
-        <w:spacing w:after="90"/>
-      </w:pPr>
-      <w:r>
-        <w:t xml:space="preserve">Click </w:t>
-      </w:r>
-      <w:r>
-        <w:rPr>
-          <w:b/>
-          <w:bCs/>
-        </w:rPr>
-        <w:t xml:space="preserve">Save</w:t>
-      </w:r>
-      <w:r>
-        <w:t xml:space="preserve">, then </w:t>
-      </w:r>
-      <w:r>
-        <w:rPr>
-          <w:b/>
-          <w:bCs/>
-        </w:rPr>
-        <w:t xml:space="preserve">Submit for review</w:t>
-      </w:r>
-      <w:r>
-        <w:t xml:space="preserve">.</w:t>
+        <w:t xml:space="preserve">Import from Sandbox</w:t>
+      </w:r>
+      <w:r>
+        <w:t xml:space="preserve">, click the name of your sandbox (for example "Claude test"). Everything you set up in the sandbox is copied into Production: app details, products, redirect address and Direct Post.</w:t>
       </w:r>
     </w:p>
     <w:p>
@@ -8527,6 +8343,143 @@
           <w:sz w:val="18"/>
           <w:szCs w:val="18"/>
         </w:rPr>
+        <w:t xml:space="preserve">Choose your sandbox under "Import from Sandbox".</w:t>
+      </w:r>
+    </w:p>
+    <w:p>
+      <w:pPr>
+        <w:pStyle w:val="ListParagraph"/>
+        <w:numPr>
+          <w:ilvl w:val="0"/>
+          <w:numId w:val="19"/>
+        </w:numPr>
+        <w:spacing w:after="90"/>
+      </w:pPr>
+      <w:r>
+        <w:t xml:space="preserve">Scroll to </w:t>
+      </w:r>
+      <w:r>
+        <w:rPr>
+          <w:b/>
+          <w:bCs/>
+        </w:rPr>
+        <w:t xml:space="preserve">App review</w:t>
+      </w:r>
+      <w:r>
+        <w:t xml:space="preserve">. In the text box, explain in a few sentences how the app uses each product, for example: "Login Kit lets me log in with my own TikTok account. Content Posting API with Direct Post publishes my own videos to my account."</w:t>
+      </w:r>
+    </w:p>
+    <w:p>
+      <w:pPr>
+        <w:pStyle w:val="ListParagraph"/>
+        <w:numPr>
+          <w:ilvl w:val="0"/>
+          <w:numId w:val="19"/>
+        </w:numPr>
+        <w:spacing w:after="90"/>
+      </w:pPr>
+      <w:r>
+        <w:t xml:space="preserve">Upload a short demo video that shows the app posting a video, if the page asks for one.</w:t>
+      </w:r>
+    </w:p>
+    <w:p>
+      <w:pPr>
+        <w:pStyle w:val="ListParagraph"/>
+        <w:numPr>
+          <w:ilvl w:val="0"/>
+          <w:numId w:val="19"/>
+        </w:numPr>
+        <w:spacing w:after="90"/>
+      </w:pPr>
+      <w:r>
+        <w:t xml:space="preserve">Click </w:t>
+      </w:r>
+      <w:r>
+        <w:rPr>
+          <w:b/>
+          <w:bCs/>
+        </w:rPr>
+        <w:t xml:space="preserve">Save</w:t>
+      </w:r>
+      <w:r>
+        <w:t xml:space="preserve">, then </w:t>
+      </w:r>
+      <w:r>
+        <w:rPr>
+          <w:b/>
+          <w:bCs/>
+        </w:rPr>
+        <w:t xml:space="preserve">Submit for review</w:t>
+      </w:r>
+      <w:r>
+        <w:t xml:space="preserve">.</w:t>
+      </w:r>
+    </w:p>
+    <w:p>
+      <w:pPr>
+        <w:pBdr>
+          <w:top w:val="single" w:color="BFBFBF" w:sz="4" w:space="2"/>
+          <w:left w:val="single" w:color="BFBFBF" w:sz="4" w:space="2"/>
+          <w:bottom w:val="single" w:color="BFBFBF" w:sz="4" w:space="2"/>
+          <w:right w:val="single" w:color="BFBFBF" w:sz="4" w:space="2"/>
+        </w:pBdr>
+        <w:spacing w:after="60" w:before="120"/>
+        <w:jc w:val="center"/>
+      </w:pPr>
+      <w:r>
+        <w:drawing>
+          <wp:inline distT="0" distB="0" distL="0" distR="0">
+            <wp:extent cx="5715000" cy="2790825"/>
+            <wp:effectExtent t="0" r="0" b="0" l="0"/>
+            <wp:docPr id="43" name="" descr="" title=""/>
+            <wp:cNvGraphicFramePr>
+              <a:graphicFrameLocks xmlns:a="http://schemas.openxmlformats.org/drawingml/2006/main" noChangeAspect="1"/>
+            </wp:cNvGraphicFramePr>
+            <a:graphic xmlns:a="http://schemas.openxmlformats.org/drawingml/2006/main">
+              <a:graphicData uri="http://schemas.openxmlformats.org/drawingml/2006/picture">
+                <pic:pic xmlns:pic="http://schemas.openxmlformats.org/drawingml/2006/picture">
+                  <pic:nvPicPr>
+                    <pic:cNvPr id="0" name="" descr=""/>
+                    <pic:cNvPicPr>
+                      <a:picLocks noChangeAspect="1" noChangeArrowheads="1"/>
+                    </pic:cNvPicPr>
+                  </pic:nvPicPr>
+                  <pic:blipFill>
+                    <a:blip r:embed="rId50" cstate="none"/>
+                    <a:srcRect/>
+                    <a:stretch>
+                      <a:fillRect/>
+                    </a:stretch>
+                  </pic:blipFill>
+                  <pic:spPr bwMode="auto">
+                    <a:xfrm>
+                      <a:off x="0" y="0"/>
+                      <a:ext cx="5715000" cy="2790825"/>
+                    </a:xfrm>
+                    <a:prstGeom prst="rect">
+                      <a:avLst/>
+                    </a:prstGeom>
+                  </pic:spPr>
+                </pic:pic>
+              </a:graphicData>
+            </a:graphic>
+          </wp:inline>
+        </w:drawing>
+      </w:r>
+    </w:p>
+    <w:p>
+      <w:pPr>
+        <w:spacing w:after="200"/>
+        <w:jc w:val="center"/>
+      </w:pPr>
+      <w:r>
+        <w:rPr>
+          <w:i/>
+          <w:iCs/>
+          <w:color w:val="595959"/>
+          <w:sz w:val="18"/>
+          <w:szCs w:val="18"/>
+        </w:rPr>
         <w:t xml:space="preserve">Fill in the App review box, then click "Submit for review".</w:t>
       </w:r>
     </w:p>
@@ -8535,7 +8488,7 @@
         <w:pStyle w:val="ListParagraph"/>
         <w:numPr>
           <w:ilvl w:val="0"/>
-          <w:numId w:val="21"/>
+          <w:numId w:val="19"/>
         </w:numPr>
         <w:spacing w:after="90"/>
       </w:pPr>
@@ -8725,7 +8678,18 @@
         <w:spacing w:after="140"/>
       </w:pPr>
       <w:r>
-        <w:t xml:space="preserve">Paste this as one line:</w:t>
+        <w:t xml:space="preserve">The project already contains the file that tells Claude Code how to start the server (</w:t>
+      </w:r>
+      <w:r>
+        <w:rPr>
+          <w:rFonts w:ascii="Menlo" w:cs="Menlo" w:eastAsia="Menlo" w:hAnsi="Menlo"/>
+          <w:sz w:val="19"/>
+          <w:szCs w:val="19"/>
+        </w:rPr>
+        <w:t xml:space="preserve">.mcp.json</w:t>
+      </w:r>
+      <w:r>
+        <w:t xml:space="preserve">), so there is nothing to configure. Start Claude Code inside the project folder:</w:t>
       </w:r>
     </w:p>
     <w:p>
@@ -8740,15 +8704,68 @@
           <w:sz w:val="18"/>
           <w:szCs w:val="18"/>
         </w:rPr>
-        <w:t xml:space="preserve">claude mcp add --scope user instagram -- /bin/sh -c "cd $HOME/facebook-ig-mcp &amp;&amp; exec .venv/bin/python -m src.instagram_mcp_server"</w:t>
-      </w:r>
-    </w:p>
-    <w:p>
-      <w:pPr>
-        <w:spacing w:after="140"/>
-      </w:pPr>
-      <w:r>
-        <w:t xml:space="preserve">Start Claude Code, type </w:t>
+        <w:t xml:space="preserve">cd ~/facebook-ig-mcp</w:t>
+      </w:r>
+    </w:p>
+    <w:p>
+      <w:pPr>
+        <w:shd w:fill="F2F2F2" w:val="clear"/>
+        <w:spacing w:after="160" w:before="60"/>
+        <w:ind w:left="200" w:right="200"/>
+      </w:pPr>
+      <w:r>
+        <w:rPr>
+          <w:rFonts w:ascii="Menlo" w:cs="Menlo" w:eastAsia="Menlo" w:hAnsi="Menlo"/>
+          <w:sz w:val="18"/>
+          <w:szCs w:val="18"/>
+        </w:rPr>
+        <w:t xml:space="preserve">claude</w:t>
+      </w:r>
+    </w:p>
+    <w:p>
+      <w:pPr>
+        <w:pStyle w:val="ListParagraph"/>
+        <w:numPr>
+          <w:ilvl w:val="0"/>
+          <w:numId w:val="20"/>
+        </w:numPr>
+        <w:spacing w:after="90"/>
+      </w:pPr>
+      <w:r>
+        <w:t xml:space="preserve">The first time, Claude Code asks whether to use the </w:t>
+      </w:r>
+      <w:r>
+        <w:rPr>
+          <w:b/>
+          <w:bCs/>
+        </w:rPr>
+        <w:t xml:space="preserve">instagram</w:t>
+      </w:r>
+      <w:r>
+        <w:t xml:space="preserve"> server from this project. Choose </w:t>
+      </w:r>
+      <w:r>
+        <w:rPr>
+          <w:b/>
+          <w:bCs/>
+        </w:rPr>
+        <w:t xml:space="preserve">yes</w:t>
+      </w:r>
+      <w:r>
+        <w:t xml:space="preserve">.</w:t>
+      </w:r>
+    </w:p>
+    <w:p>
+      <w:pPr>
+        <w:pStyle w:val="ListParagraph"/>
+        <w:numPr>
+          <w:ilvl w:val="0"/>
+          <w:numId w:val="20"/>
+        </w:numPr>
+        <w:spacing w:after="90"/>
+      </w:pPr>
+      <w:r>
+        <w:t xml:space="preserve">Type </w:t>
       </w:r>
       <w:r>
         <w:rPr>
@@ -8759,7 +8776,7 @@
         <w:t xml:space="preserve">/mcp</w:t>
       </w:r>
       <w:r>
-        <w:t xml:space="preserve">, and check that </w:t>
+        <w:t xml:space="preserve"> and check that </w:t>
       </w:r>
       <w:r>
         <w:rPr>
@@ -8769,7 +8786,104 @@
         <w:t xml:space="preserve">instagram</w:t>
       </w:r>
       <w:r>
-        <w:t xml:space="preserve"> is connected.</w:t>
+        <w:t xml:space="preserve"> is shown as connected.</w:t>
+      </w:r>
+    </w:p>
+    <w:p>
+      <w:pPr>
+        <w:spacing w:after="140"/>
+      </w:pPr>
+      <w:r>
+        <w:t xml:space="preserve">After you change a setting or log in again, type </w:t>
+      </w:r>
+      <w:r>
+        <w:rPr>
+          <w:rFonts w:ascii="Menlo" w:cs="Menlo" w:eastAsia="Menlo" w:hAnsi="Menlo"/>
+          <w:sz w:val="19"/>
+          <w:szCs w:val="19"/>
+        </w:rPr>
+        <w:t xml:space="preserve">/mcp</w:t>
+      </w:r>
+      <w:r>
+        <w:t xml:space="preserve"> and reconnect </w:t>
+      </w:r>
+      <w:r>
+        <w:rPr>
+          <w:b/>
+          <w:bCs/>
+        </w:rPr>
+        <w:t xml:space="preserve">instagram</w:t>
+      </w:r>
+      <w:r>
+        <w:t xml:space="preserve">.</w:t>
+      </w:r>
+    </w:p>
+    <w:p>
+      <w:pPr>
+        <w:spacing w:after="140"/>
+      </w:pPr>
+      <w:r>
+        <w:t xml:space="preserve">The tools are available whenever you start Claude Code in this folder. To have them in every folder, run these two lines once. The first prints the full path of the project folder; put that path in place of </w:t>
+      </w:r>
+      <w:r>
+        <w:rPr>
+          <w:rFonts w:ascii="Menlo" w:cs="Menlo" w:eastAsia="Menlo" w:hAnsi="Menlo"/>
+          <w:sz w:val="19"/>
+          <w:szCs w:val="19"/>
+        </w:rPr>
+        <w:t xml:space="preserve">FULL_PATH</w:t>
+      </w:r>
+      <w:r>
+        <w:t xml:space="preserve"> in the second:</w:t>
+      </w:r>
+    </w:p>
+    <w:p>
+      <w:pPr>
+        <w:shd w:fill="F2F2F2" w:val="clear"/>
+        <w:spacing w:after="160" w:before="60"/>
+        <w:ind w:left="200" w:right="200"/>
+      </w:pPr>
+      <w:r>
+        <w:rPr>
+          <w:rFonts w:ascii="Menlo" w:cs="Menlo" w:eastAsia="Menlo" w:hAnsi="Menlo"/>
+          <w:sz w:val="18"/>
+          <w:szCs w:val="18"/>
+        </w:rPr>
+        <w:t xml:space="preserve">pwd</w:t>
+      </w:r>
+    </w:p>
+    <w:p>
+      <w:pPr>
+        <w:shd w:fill="F2F2F2" w:val="clear"/>
+        <w:spacing w:after="160" w:before="60"/>
+        <w:ind w:left="200" w:right="200"/>
+      </w:pPr>
+      <w:r>
+        <w:rPr>
+          <w:rFonts w:ascii="Menlo" w:cs="Menlo" w:eastAsia="Menlo" w:hAnsi="Menlo"/>
+          <w:sz w:val="18"/>
+          <w:szCs w:val="18"/>
+        </w:rPr>
+        <w:t xml:space="preserve">claude mcp add --scope user instagram -- uv run --directory FULL_PATH python -m src.instagram_mcp_server</w:t>
+      </w:r>
+    </w:p>
+    <w:p>
+      <w:pPr>
+        <w:spacing w:after="140"/>
+      </w:pPr>
+      <w:r>
+        <w:t xml:space="preserve">Claude can also do the setup with you: start Claude Code in the project folder and say "set up the Instagram MCP". It follows the instructions in </w:t>
+      </w:r>
+      <w:r>
+        <w:rPr>
+          <w:rFonts w:ascii="Menlo" w:cs="Menlo" w:eastAsia="Menlo" w:hAnsi="Menlo"/>
+          <w:sz w:val="19"/>
+          <w:szCs w:val="19"/>
+        </w:rPr>
+        <w:t xml:space="preserve">CLAUDE.md</w:t>
+      </w:r>
+      <w:r>
+        <w:t xml:space="preserve"> and the setup skill, checks what is missing, opens the right pages and runs the commands. You still type the keys and passwords yourself, into the wizard.</w:t>
       </w:r>
     </w:p>
     <w:p>
@@ -10419,7 +10533,7 @@
           </w:tcPr>
           <w:p>
             <w:r>
-              <w:t xml:space="preserve">Lists your Facebook Pages. Works only with a user token, not the Page token from step 3.5</w:t>
+              <w:t xml:space="preserve">Lists your Facebook Pages. Works only with a user token, not the Page token from step 3.4</w:t>
             </w:r>
           </w:p>
         </w:tc>
@@ -11763,7 +11877,7 @@
           </w:tcPr>
           <w:p>
             <w:r>
-              <w:t xml:space="preserve">Posts a video from a file on your Mac or from a verified web address</w:t>
+              <w:t xml:space="preserve">Posts a video from a file on your computer or from a verified web address</w:t>
             </w:r>
           </w:p>
         </w:tc>
@@ -11785,7 +11899,7 @@
           </w:tcPr>
           <w:p>
             <w:r>
-              <w:t xml:space="preserve">"Post ~/Movies/clip.mp4 to TikTok with the caption: ..."</w:t>
+              <w:t xml:space="preserve">"Post clip.mp4 from my Downloads folder to TikTok with the caption: ..."</w:t>
             </w:r>
           </w:p>
         </w:tc>
@@ -13025,12 +13139,6 @@
     </w:lvlOverride>
   </w:num>
   <w:num w:numId="20">
-    <w:abstractNumId w:val="3"/>
-    <w:lvlOverride w:ilvl="0">
-      <w:startOverride w:val="1"/>
-    </w:lvlOverride>
-  </w:num>
-  <w:num w:numId="21">
     <w:abstractNumId w:val="3"/>
     <w:lvlOverride w:ilvl="0">
       <w:startOverride w:val="1"/>
